--- a/docs/03_Information_Architecture.docx
+++ b/docs/03_Information_Architecture.docx
@@ -903,7 +903,10 @@
     <w:p>
       <w:pPr>
         <w:spacing w:after="60" w:before="60" w:lineRule="auto"/>
-        <w:rPr/>
+        <w:rPr>
+          <w:sz w:val="21"/>
+          <w:szCs w:val="21"/>
+        </w:rPr>
       </w:pPr>
       <w:r>
         <w:rPr>
@@ -925,7 +928,7 @@
           <w:szCs w:val="21"/>
           <w:rtl w:val="0"/>
         </w:rPr>
-        <w:t xml:space="preserve">    4.4   </w:t>
+        <w:t xml:space="preserve">    4.</w:t>
       </w:r>
       <w:r>
         <w:rPr>
@@ -933,21 +936,31 @@
           <w:szCs w:val="21"/>
           <w:rtl w:val="0"/>
         </w:rPr>
-        <w:t xml:space="preserve">Frozen Food</w:t>
-      </w:r>
-      <w:r>
-        <w:rPr>
-          <w:rtl w:val="0"/>
-        </w:rPr>
-      </w:r>
-    </w:p>
-    <w:p>
-      <w:pPr>
-        <w:spacing w:after="60" w:before="60" w:lineRule="auto"/>
-        <w:rPr>
+        <w:t xml:space="preserve">4</w:t>
+      </w:r>
+      <w:r>
+        <w:rPr>
+          <w:rFonts w:ascii="Arial" w:cs="Arial" w:eastAsia="Arial" w:hAnsi="Arial"/>
+          <w:color w:val="1a1a1a"/>
           <w:sz w:val="21"/>
           <w:szCs w:val="21"/>
-        </w:rPr>
+          <w:rtl w:val="0"/>
+        </w:rPr>
+        <w:t xml:space="preserve">   </w:t>
+      </w:r>
+      <w:r>
+        <w:rPr>
+          <w:sz w:val="21"/>
+          <w:szCs w:val="21"/>
+          <w:rtl w:val="0"/>
+        </w:rPr>
+        <w:t xml:space="preserve">About</w:t>
+      </w:r>
+    </w:p>
+    <w:p>
+      <w:pPr>
+        <w:spacing w:after="60" w:before="60" w:lineRule="auto"/>
+        <w:rPr/>
       </w:pPr>
       <w:r>
         <w:rPr>
@@ -969,7 +982,7 @@
           <w:szCs w:val="21"/>
           <w:rtl w:val="0"/>
         </w:rPr>
-        <w:t xml:space="preserve">    4.5   </w:t>
+        <w:t xml:space="preserve">    4.</w:t>
       </w:r>
       <w:r>
         <w:rPr>
@@ -977,7 +990,30 @@
           <w:szCs w:val="21"/>
           <w:rtl w:val="0"/>
         </w:rPr>
-        <w:t xml:space="preserve">About</w:t>
+        <w:t xml:space="preserve">5</w:t>
+      </w:r>
+      <w:r>
+        <w:rPr>
+          <w:rFonts w:ascii="Arial" w:cs="Arial" w:eastAsia="Arial" w:hAnsi="Arial"/>
+          <w:color w:val="1a1a1a"/>
+          <w:sz w:val="21"/>
+          <w:szCs w:val="21"/>
+          <w:rtl w:val="0"/>
+        </w:rPr>
+        <w:t xml:space="preserve">   </w:t>
+      </w:r>
+      <w:r>
+        <w:rPr>
+          <w:sz w:val="21"/>
+          <w:szCs w:val="21"/>
+          <w:rtl w:val="0"/>
+        </w:rPr>
+        <w:t xml:space="preserve">Reviews</w:t>
+      </w:r>
+      <w:r>
+        <w:rPr>
+          <w:rtl w:val="0"/>
+        </w:rPr>
       </w:r>
     </w:p>
     <w:p>
@@ -1005,7 +1041,7 @@
           <w:szCs w:val="21"/>
           <w:rtl w:val="0"/>
         </w:rPr>
-        <w:t xml:space="preserve">    4.6   </w:t>
+        <w:t xml:space="preserve">    4.</w:t>
       </w:r>
       <w:r>
         <w:rPr>
@@ -1013,30 +1049,7 @@
           <w:szCs w:val="21"/>
           <w:rtl w:val="0"/>
         </w:rPr>
-        <w:t xml:space="preserve">Reviews</w:t>
-      </w:r>
-      <w:r>
-        <w:rPr>
-          <w:rtl w:val="0"/>
-        </w:rPr>
-      </w:r>
-    </w:p>
-    <w:p>
-      <w:pPr>
-        <w:spacing w:after="60" w:before="60" w:lineRule="auto"/>
-        <w:rPr/>
-      </w:pPr>
-      <w:r>
-        <w:rPr>
-          <w:rFonts w:ascii="Arial" w:cs="Arial" w:eastAsia="Arial" w:hAnsi="Arial"/>
-          <w:b w:val="0"/>
-          <w:bCs w:val="0"/>
-          <w:color w:val="c8241a"/>
-          <w:sz w:val="21"/>
-          <w:szCs w:val="21"/>
-          <w:rtl w:val="0"/>
-        </w:rPr>
-        <w:t xml:space="preserve">     </w:t>
+        <w:t xml:space="preserve">6</w:t>
       </w:r>
       <w:r>
         <w:rPr>
@@ -1046,7 +1059,7 @@
           <w:szCs w:val="21"/>
           <w:rtl w:val="0"/>
         </w:rPr>
-        <w:t xml:space="preserve">    4.7   Contact</w:t>
+        <w:t xml:space="preserve">   Contact</w:t>
       </w:r>
       <w:r>
         <w:rPr>
@@ -1257,7 +1270,7 @@
         <w:widowControl w:val="1"/>
         <w:numPr>
           <w:ilvl w:val="0"/>
-          <w:numId w:val="44"/>
+          <w:numId w:val="45"/>
         </w:numPr>
         <w:pBdr>
           <w:top w:space="0" w:sz="0" w:val="nil"/>
@@ -1300,7 +1313,7 @@
         <w:widowControl w:val="1"/>
         <w:numPr>
           <w:ilvl w:val="0"/>
-          <w:numId w:val="44"/>
+          <w:numId w:val="45"/>
         </w:numPr>
         <w:pBdr>
           <w:top w:space="0" w:sz="0" w:val="nil"/>
@@ -1343,7 +1356,7 @@
         <w:widowControl w:val="1"/>
         <w:numPr>
           <w:ilvl w:val="0"/>
-          <w:numId w:val="44"/>
+          <w:numId w:val="45"/>
         </w:numPr>
         <w:pBdr>
           <w:top w:space="0" w:sz="0" w:val="nil"/>
@@ -1386,7 +1399,7 @@
         <w:widowControl w:val="1"/>
         <w:numPr>
           <w:ilvl w:val="0"/>
-          <w:numId w:val="44"/>
+          <w:numId w:val="45"/>
         </w:numPr>
         <w:pBdr>
           <w:top w:space="0" w:sz="0" w:val="nil"/>
@@ -1429,7 +1442,7 @@
         <w:widowControl w:val="1"/>
         <w:numPr>
           <w:ilvl w:val="0"/>
-          <w:numId w:val="44"/>
+          <w:numId w:val="45"/>
         </w:numPr>
         <w:pBdr>
           <w:top w:space="0" w:sz="0" w:val="nil"/>
@@ -3297,6 +3310,16 @@
             </w:pPr>
             <w:r>
               <w:rPr>
+                <w:i w:val="1"/>
+                <w:iCs w:val="1"/>
+                <w:sz w:val="19"/>
+                <w:szCs w:val="19"/>
+                <w:rtl w:val="0"/>
+              </w:rPr>
+              <w:t xml:space="preserve">Holiday</w:t>
+            </w:r>
+            <w:r>
+              <w:rPr>
                 <w:rFonts w:ascii="Arial" w:cs="Arial" w:eastAsia="Arial" w:hAnsi="Arial"/>
                 <w:b w:val="0"/>
                 <w:bCs w:val="0"/>
@@ -3307,7 +3330,7 @@
                 <w:szCs w:val="19"/>
                 <w:rtl w:val="0"/>
               </w:rPr>
-              <w:t xml:space="preserve">Holiday Menu</w:t>
+              <w:t xml:space="preserve"> Menu</w:t>
             </w:r>
             <w:r>
               <w:rPr>
@@ -3497,6 +3520,16 @@
             </w:pPr>
             <w:r>
               <w:rPr>
+                <w:i w:val="1"/>
+                <w:iCs w:val="1"/>
+                <w:sz w:val="19"/>
+                <w:szCs w:val="19"/>
+                <w:rtl w:val="0"/>
+              </w:rPr>
+              <w:t xml:space="preserve">Gastroboxes</w:t>
+            </w:r>
+            <w:r>
+              <w:rPr>
                 <w:rtl w:val="0"/>
               </w:rPr>
             </w:r>
@@ -3524,6 +3557,14 @@
             </w:pPr>
             <w:r>
               <w:rPr>
+                <w:sz w:val="19"/>
+                <w:szCs w:val="19"/>
+                <w:rtl w:val="0"/>
+              </w:rPr>
+              <w:t xml:space="preserve">/menu/gastroboxes</w:t>
+            </w:r>
+            <w:r>
+              <w:rPr>
                 <w:rtl w:val="0"/>
               </w:rPr>
             </w:r>
@@ -3549,6 +3590,14 @@
             <w:pPr>
               <w:rPr/>
             </w:pPr>
+            <w:r>
+              <w:rPr>
+                <w:sz w:val="19"/>
+                <w:szCs w:val="19"/>
+                <w:rtl w:val="0"/>
+              </w:rPr>
+              <w:t xml:space="preserve">Menu</w:t>
+            </w:r>
             <w:r>
               <w:rPr>
                 <w:rtl w:val="0"/>
@@ -3827,15 +3876,6 @@
             </w:pPr>
             <w:r>
               <w:rPr>
-                <w:color w:val="555555"/>
-                <w:sz w:val="19"/>
-                <w:szCs w:val="19"/>
-                <w:rtl w:val="0"/>
-              </w:rPr>
-              <w:t xml:space="preserve">4</w:t>
-            </w:r>
-            <w:r>
-              <w:rPr>
                 <w:rtl w:val="0"/>
               </w:rPr>
             </w:r>
@@ -3863,16 +3903,6 @@
             </w:pPr>
             <w:r>
               <w:rPr>
-                <w:b w:val="1"/>
-                <w:bCs w:val="1"/>
-                <w:sz w:val="19"/>
-                <w:szCs w:val="19"/>
-                <w:rtl w:val="0"/>
-              </w:rPr>
-              <w:t xml:space="preserve">Frozen menu</w:t>
-            </w:r>
-            <w:r>
-              <w:rPr>
                 <w:rtl w:val="0"/>
               </w:rPr>
             </w:r>
@@ -3900,26 +3930,6 @@
             </w:pPr>
             <w:r>
               <w:rPr>
-                <w:rFonts w:ascii="Arial" w:cs="Arial" w:eastAsia="Arial" w:hAnsi="Arial"/>
-                <w:b w:val="0"/>
-                <w:bCs w:val="0"/>
-                <w:color w:val="1a1a1a"/>
-                <w:sz w:val="19"/>
-                <w:szCs w:val="19"/>
-                <w:rtl w:val="0"/>
-              </w:rPr>
-              <w:t xml:space="preserve">/</w:t>
-            </w:r>
-            <w:r>
-              <w:rPr>
-                <w:sz w:val="19"/>
-                <w:szCs w:val="19"/>
-                <w:rtl w:val="0"/>
-              </w:rPr>
-              <w:t xml:space="preserve">frozen</w:t>
-            </w:r>
-            <w:r>
-              <w:rPr>
                 <w:rtl w:val="0"/>
               </w:rPr>
             </w:r>
@@ -3947,14 +3957,6 @@
             </w:pPr>
             <w:r>
               <w:rPr>
-                <w:sz w:val="19"/>
-                <w:szCs w:val="19"/>
-                <w:rtl w:val="0"/>
-              </w:rPr>
-              <w:t xml:space="preserve">Root</w:t>
-            </w:r>
-            <w:r>
-              <w:rPr>
                 <w:rtl w:val="0"/>
               </w:rPr>
             </w:r>
@@ -3980,18 +3982,6 @@
             <w:pPr>
               <w:rPr/>
             </w:pPr>
-            <w:r>
-              <w:rPr>
-                <w:rFonts w:ascii="Arial" w:cs="Arial" w:eastAsia="Arial" w:hAnsi="Arial"/>
-                <w:b w:val="0"/>
-                <w:bCs w:val="0"/>
-                <w:color w:val="2e7d32"/>
-                <w:sz w:val="19"/>
-                <w:szCs w:val="19"/>
-                <w:rtl w:val="0"/>
-              </w:rPr>
-              <w:t xml:space="preserve">High</w:t>
-            </w:r>
             <w:r>
               <w:rPr>
                 <w:rtl w:val="0"/>
@@ -4032,7 +4022,7 @@
                 <w:szCs w:val="19"/>
                 <w:rtl w:val="0"/>
               </w:rPr>
-              <w:t xml:space="preserve">5</w:t>
+              <w:t xml:space="preserve">4</w:t>
             </w:r>
             <w:r>
               <w:rPr>
@@ -4629,7 +4619,7 @@
         <w:rPr>
           <w:rtl w:val="0"/>
         </w:rPr>
-        <w:t xml:space="preserve">LOGO | Home | Menu | Catering | Frozen menu | About | Reviews | Contact</w:t>
+        <w:t xml:space="preserve">LOGO | Home | Menu | Catering | About | Reviews | Contact</w:t>
       </w:r>
     </w:p>
     <w:p>
@@ -4681,7 +4671,7 @@
         <w:rPr>
           <w:rtl w:val="0"/>
         </w:rPr>
-        <w:t xml:space="preserve">Holiday | Kids | Everyday | Kids  </w:t>
+        <w:t xml:space="preserve">Holiday | Kids | Everyday | Gastroboxes  </w:t>
       </w:r>
     </w:p>
     <w:p>
@@ -5051,7 +5041,7 @@
                 <w:szCs w:val="20"/>
                 <w:rtl w:val="0"/>
               </w:rPr>
-              <w:t xml:space="preserve">Three dedicated menu sections </w:t>
+              <w:t xml:space="preserve">Four dedicated menu sections </w:t>
             </w:r>
             <w:r>
               <w:rPr>
@@ -5094,7 +5084,7 @@
                 <w:szCs w:val="20"/>
                 <w:rtl w:val="0"/>
               </w:rPr>
-              <w:t xml:space="preserve">The menu is organized into Holiday Menu, Everyday Menu, and Kids' Menu, allowing customers to quickly browse the type of dishes they are looking for</w:t>
+              <w:t xml:space="preserve">The menu is organized into Holiday Menu, Everyday Menu, Kids' Menu, and Gastroboxes, allowing customers to quickly browse the type of dishes they are looking for</w:t>
             </w:r>
             <w:r>
               <w:rPr>
@@ -5296,16 +5286,6 @@
             </w:pPr>
             <w:r>
               <w:rPr>
-                <w:b w:val="1"/>
-                <w:bCs w:val="1"/>
-                <w:sz w:val="20"/>
-                <w:szCs w:val="20"/>
-                <w:rtl w:val="0"/>
-              </w:rPr>
-              <w:t xml:space="preserve">Frozen Food as a standalone page</w:t>
-            </w:r>
-            <w:r>
-              <w:rPr>
                 <w:rtl w:val="0"/>
               </w:rPr>
             </w:r>
@@ -5338,15 +5318,6 @@
                 <w:szCs w:val="20"/>
               </w:rPr>
             </w:pPr>
-            <w:r>
-              <w:rPr>
-                <w:color w:val="555555"/>
-                <w:sz w:val="20"/>
-                <w:szCs w:val="20"/>
-                <w:rtl w:val="0"/>
-              </w:rPr>
-              <w:t xml:space="preserve">Frozen Food is a separate product line with its own customer journey. Keeping it independent avoids confusion between ready-to-eat dishes and frozen products, while allowing the section to grow in the future.</w:t>
-            </w:r>
             <w:r>
               <w:rPr>
                 <w:rtl w:val="0"/>
@@ -6161,7 +6132,7 @@
                 <w:szCs w:val="19"/>
                 <w:rtl w:val="0"/>
               </w:rPr>
-              <w:t xml:space="preserve">Holiday Menu · Everyday Menu · Kids' Menu</w:t>
+              <w:t xml:space="preserve">Holiday Menu · Everyday Menu · Kids' Menu · Gastroboxes</w:t>
             </w:r>
             <w:r>
               <w:rPr>
@@ -6472,14 +6443,6 @@
                 <w:szCs w:val="19"/>
               </w:rPr>
             </w:pPr>
-            <w:r>
-              <w:rPr>
-                <w:sz w:val="19"/>
-                <w:szCs w:val="19"/>
-                <w:rtl w:val="0"/>
-              </w:rPr>
-              <w:t xml:space="preserve">Frozen Foods </w:t>
-            </w:r>
             <w:r>
               <w:rPr>
                 <w:rtl w:val="0"/>
@@ -7721,7 +7684,7 @@
       <w:pPr>
         <w:numPr>
           <w:ilvl w:val="0"/>
-          <w:numId w:val="39"/>
+          <w:numId w:val="40"/>
         </w:numPr>
         <w:spacing w:after="0" w:afterAutospacing="0" w:before="0" w:lineRule="auto"/>
         <w:ind w:left="720" w:hanging="360"/>
@@ -7740,7 +7703,7 @@
       <w:pPr>
         <w:numPr>
           <w:ilvl w:val="0"/>
-          <w:numId w:val="39"/>
+          <w:numId w:val="40"/>
         </w:numPr>
         <w:spacing w:after="0" w:afterAutospacing="0" w:before="0" w:lineRule="auto"/>
         <w:ind w:left="720" w:hanging="360"/>
@@ -7759,7 +7722,26 @@
       <w:pPr>
         <w:numPr>
           <w:ilvl w:val="0"/>
-          <w:numId w:val="39"/>
+          <w:numId w:val="40"/>
+        </w:numPr>
+        <w:spacing w:after="0" w:afterAutospacing="0" w:before="0" w:lineRule="auto"/>
+        <w:ind w:left="720" w:hanging="360"/>
+        <w:rPr>
+          <w:u w:val="none"/>
+        </w:rPr>
+      </w:pPr>
+      <w:r>
+        <w:rPr>
+          <w:rtl w:val="0"/>
+        </w:rPr>
+        <w:t xml:space="preserve">Kids</w:t>
+      </w:r>
+    </w:p>
+    <w:p>
+      <w:pPr>
+        <w:numPr>
+          <w:ilvl w:val="0"/>
+          <w:numId w:val="40"/>
         </w:numPr>
         <w:spacing w:after="200" w:before="0" w:lineRule="auto"/>
         <w:ind w:left="720" w:hanging="360"/>
@@ -7771,7 +7753,7 @@
         <w:rPr>
           <w:rtl w:val="0"/>
         </w:rPr>
-        <w:t xml:space="preserve">Kids</w:t>
+        <w:t xml:space="preserve">Gastroboxes</w:t>
       </w:r>
     </w:p>
     <w:p>
@@ -8420,15 +8402,12 @@
             </w:pPr>
             <w:r>
               <w:rPr>
-                <w:rFonts w:ascii="Arial" w:cs="Arial" w:eastAsia="Arial" w:hAnsi="Arial"/>
-                <w:b w:val="0"/>
-                <w:bCs w:val="0"/>
                 <w:color w:val="555555"/>
                 <w:sz w:val="19"/>
                 <w:szCs w:val="19"/>
                 <w:rtl w:val="0"/>
               </w:rPr>
-              <w:t xml:space="preserve">Frozen Foods</w:t>
+              <w:t xml:space="preserve">Gastroboxes</w:t>
             </w:r>
             <w:r>
               <w:rPr>
@@ -8996,7 +8975,7 @@
         <w:widowControl w:val="1"/>
         <w:numPr>
           <w:ilvl w:val="0"/>
-          <w:numId w:val="44"/>
+          <w:numId w:val="45"/>
         </w:numPr>
         <w:pBdr>
           <w:top w:space="0" w:sz="0" w:val="nil"/>
@@ -9026,7 +9005,7 @@
         <w:widowControl w:val="1"/>
         <w:numPr>
           <w:ilvl w:val="0"/>
-          <w:numId w:val="44"/>
+          <w:numId w:val="45"/>
         </w:numPr>
         <w:pBdr>
           <w:top w:space="0" w:sz="0" w:val="nil"/>
@@ -9056,7 +9035,7 @@
         <w:widowControl w:val="1"/>
         <w:numPr>
           <w:ilvl w:val="0"/>
-          <w:numId w:val="44"/>
+          <w:numId w:val="45"/>
         </w:numPr>
         <w:pBdr>
           <w:top w:space="0" w:sz="0" w:val="nil"/>
@@ -9086,7 +9065,7 @@
         <w:widowControl w:val="1"/>
         <w:numPr>
           <w:ilvl w:val="0"/>
-          <w:numId w:val="44"/>
+          <w:numId w:val="45"/>
         </w:numPr>
         <w:pBdr>
           <w:top w:space="0" w:sz="0" w:val="nil"/>
@@ -9116,7 +9095,7 @@
         <w:widowControl w:val="1"/>
         <w:numPr>
           <w:ilvl w:val="0"/>
-          <w:numId w:val="44"/>
+          <w:numId w:val="45"/>
         </w:numPr>
         <w:pBdr>
           <w:top w:space="0" w:sz="0" w:val="nil"/>
@@ -9146,7 +9125,7 @@
         <w:widowControl w:val="1"/>
         <w:numPr>
           <w:ilvl w:val="0"/>
-          <w:numId w:val="44"/>
+          <w:numId w:val="45"/>
         </w:numPr>
         <w:pBdr>
           <w:top w:space="0" w:sz="0" w:val="nil"/>
@@ -9507,7 +9486,7 @@
             <w:pPr>
               <w:numPr>
                 <w:ilvl w:val="0"/>
-                <w:numId w:val="28"/>
+                <w:numId w:val="29"/>
               </w:numPr>
               <w:spacing w:after="0" w:afterAutospacing="0" w:before="240" w:lineRule="auto"/>
               <w:ind w:left="720" w:hanging="360"/>
@@ -9525,7 +9504,7 @@
             <w:pPr>
               <w:numPr>
                 <w:ilvl w:val="0"/>
-                <w:numId w:val="28"/>
+                <w:numId w:val="29"/>
               </w:numPr>
               <w:spacing w:after="0" w:afterAutospacing="0" w:before="0" w:beforeAutospacing="0" w:lineRule="auto"/>
               <w:ind w:left="720" w:hanging="360"/>
@@ -9543,7 +9522,7 @@
             <w:pPr>
               <w:numPr>
                 <w:ilvl w:val="0"/>
-                <w:numId w:val="28"/>
+                <w:numId w:val="29"/>
               </w:numPr>
               <w:spacing w:after="0" w:afterAutospacing="0" w:before="0" w:beforeAutospacing="0" w:lineRule="auto"/>
               <w:ind w:left="720" w:hanging="360"/>
@@ -9561,7 +9540,7 @@
             <w:pPr>
               <w:numPr>
                 <w:ilvl w:val="0"/>
-                <w:numId w:val="28"/>
+                <w:numId w:val="29"/>
               </w:numPr>
               <w:spacing w:after="0" w:afterAutospacing="0" w:before="0" w:beforeAutospacing="0" w:lineRule="auto"/>
               <w:ind w:left="720" w:hanging="360"/>
@@ -9579,7 +9558,7 @@
             <w:pPr>
               <w:numPr>
                 <w:ilvl w:val="0"/>
-                <w:numId w:val="28"/>
+                <w:numId w:val="29"/>
               </w:numPr>
               <w:spacing w:after="0" w:afterAutospacing="0" w:before="0" w:beforeAutospacing="0" w:lineRule="auto"/>
               <w:ind w:left="720" w:hanging="360"/>
@@ -9597,7 +9576,7 @@
             <w:pPr>
               <w:numPr>
                 <w:ilvl w:val="0"/>
-                <w:numId w:val="28"/>
+                <w:numId w:val="29"/>
               </w:numPr>
               <w:spacing w:after="0" w:afterAutospacing="0" w:before="0" w:beforeAutospacing="0" w:lineRule="auto"/>
               <w:ind w:left="720" w:hanging="360"/>
@@ -9615,7 +9594,7 @@
             <w:pPr>
               <w:numPr>
                 <w:ilvl w:val="0"/>
-                <w:numId w:val="28"/>
+                <w:numId w:val="29"/>
               </w:numPr>
               <w:spacing w:after="240" w:before="0" w:beforeAutospacing="0" w:lineRule="auto"/>
               <w:ind w:left="720" w:hanging="360"/>
@@ -9951,7 +9930,7 @@
         <w:widowControl w:val="1"/>
         <w:numPr>
           <w:ilvl w:val="0"/>
-          <w:numId w:val="50"/>
+          <w:numId w:val="51"/>
         </w:numPr>
         <w:pBdr>
           <w:top w:space="0" w:sz="0" w:val="nil"/>
@@ -9983,7 +9962,7 @@
         <w:widowControl w:val="1"/>
         <w:numPr>
           <w:ilvl w:val="0"/>
-          <w:numId w:val="50"/>
+          <w:numId w:val="51"/>
         </w:numPr>
         <w:pBdr>
           <w:top w:space="0" w:sz="0" w:val="nil"/>
@@ -10015,7 +9994,7 @@
         <w:widowControl w:val="1"/>
         <w:numPr>
           <w:ilvl w:val="0"/>
-          <w:numId w:val="50"/>
+          <w:numId w:val="51"/>
         </w:numPr>
         <w:pBdr>
           <w:top w:space="0" w:sz="0" w:val="nil"/>
@@ -10047,7 +10026,7 @@
         <w:widowControl w:val="1"/>
         <w:numPr>
           <w:ilvl w:val="0"/>
-          <w:numId w:val="50"/>
+          <w:numId w:val="51"/>
         </w:numPr>
         <w:pBdr>
           <w:top w:space="0" w:sz="0" w:val="nil"/>
@@ -10079,7 +10058,7 @@
         <w:widowControl w:val="1"/>
         <w:numPr>
           <w:ilvl w:val="0"/>
-          <w:numId w:val="50"/>
+          <w:numId w:val="51"/>
         </w:numPr>
         <w:pBdr>
           <w:top w:space="0" w:sz="0" w:val="nil"/>
@@ -10560,7 +10539,7 @@
         <w:rPr>
           <w:rtl w:val="0"/>
         </w:rPr>
-        <w:t xml:space="preserve">Frozen Food</w:t>
+        <w:t xml:space="preserve">Gastroboxes</w:t>
       </w:r>
     </w:p>
     <w:p>
@@ -10622,7 +10601,7 @@
         <w:widowControl w:val="1"/>
         <w:numPr>
           <w:ilvl w:val="0"/>
-          <w:numId w:val="27"/>
+          <w:numId w:val="28"/>
         </w:numPr>
         <w:pBdr>
           <w:top w:space="0" w:sz="0" w:val="nil"/>
@@ -10654,7 +10633,7 @@
         <w:widowControl w:val="1"/>
         <w:numPr>
           <w:ilvl w:val="0"/>
-          <w:numId w:val="27"/>
+          <w:numId w:val="28"/>
         </w:numPr>
         <w:pBdr>
           <w:top w:space="0" w:sz="0" w:val="nil"/>
@@ -10686,7 +10665,7 @@
         <w:widowControl w:val="1"/>
         <w:numPr>
           <w:ilvl w:val="0"/>
-          <w:numId w:val="27"/>
+          <w:numId w:val="28"/>
         </w:numPr>
         <w:pBdr>
           <w:top w:space="0" w:sz="0" w:val="nil"/>
@@ -11114,7 +11093,7 @@
       </w:pPr>
       <w:sdt>
         <w:sdtPr>
-          <w:id w:val="769812515"/>
+          <w:id w:val="-2056010707"/>
           <w:tag w:val="goog_rdk_0"/>
         </w:sdtPr>
         <w:sdtContent>
@@ -11505,7 +11484,7 @@
       </w:pPr>
       <w:sdt>
         <w:sdtPr>
-          <w:id w:val="1766602949"/>
+          <w:id w:val="-398925231"/>
           <w:tag w:val="goog_rdk_1"/>
         </w:sdtPr>
         <w:sdtContent>
@@ -12026,7 +12005,7 @@
         <w:widowControl w:val="1"/>
         <w:numPr>
           <w:ilvl w:val="0"/>
-          <w:numId w:val="29"/>
+          <w:numId w:val="30"/>
         </w:numPr>
         <w:pBdr>
           <w:top w:space="0" w:sz="0" w:val="nil"/>
@@ -12058,7 +12037,7 @@
         <w:widowControl w:val="1"/>
         <w:numPr>
           <w:ilvl w:val="0"/>
-          <w:numId w:val="29"/>
+          <w:numId w:val="30"/>
         </w:numPr>
         <w:pBdr>
           <w:top w:space="0" w:sz="0" w:val="nil"/>
@@ -12090,7 +12069,7 @@
         <w:widowControl w:val="1"/>
         <w:numPr>
           <w:ilvl w:val="0"/>
-          <w:numId w:val="29"/>
+          <w:numId w:val="30"/>
         </w:numPr>
         <w:pBdr>
           <w:top w:space="0" w:sz="0" w:val="nil"/>
@@ -12122,7 +12101,7 @@
         <w:widowControl w:val="1"/>
         <w:numPr>
           <w:ilvl w:val="0"/>
-          <w:numId w:val="29"/>
+          <w:numId w:val="30"/>
         </w:numPr>
         <w:pBdr>
           <w:top w:space="0" w:sz="0" w:val="nil"/>
@@ -12223,7 +12202,7 @@
         <w:widowControl w:val="1"/>
         <w:numPr>
           <w:ilvl w:val="0"/>
-          <w:numId w:val="54"/>
+          <w:numId w:val="56"/>
         </w:numPr>
         <w:pBdr>
           <w:top w:space="0" w:sz="0" w:val="nil"/>
@@ -12255,7 +12234,7 @@
         <w:widowControl w:val="1"/>
         <w:numPr>
           <w:ilvl w:val="0"/>
-          <w:numId w:val="54"/>
+          <w:numId w:val="56"/>
         </w:numPr>
         <w:pBdr>
           <w:top w:space="0" w:sz="0" w:val="nil"/>
@@ -12287,7 +12266,7 @@
         <w:widowControl w:val="1"/>
         <w:numPr>
           <w:ilvl w:val="0"/>
-          <w:numId w:val="54"/>
+          <w:numId w:val="56"/>
         </w:numPr>
         <w:pBdr>
           <w:top w:space="0" w:sz="0" w:val="nil"/>
@@ -12319,7 +12298,7 @@
         <w:widowControl w:val="1"/>
         <w:numPr>
           <w:ilvl w:val="0"/>
-          <w:numId w:val="54"/>
+          <w:numId w:val="56"/>
         </w:numPr>
         <w:pBdr>
           <w:top w:space="0" w:sz="0" w:val="nil"/>
@@ -12351,7 +12330,7 @@
         <w:widowControl w:val="1"/>
         <w:numPr>
           <w:ilvl w:val="0"/>
-          <w:numId w:val="54"/>
+          <w:numId w:val="56"/>
         </w:numPr>
         <w:pBdr>
           <w:top w:space="0" w:sz="0" w:val="nil"/>
@@ -12599,7 +12578,7 @@
       <w:pPr>
         <w:numPr>
           <w:ilvl w:val="0"/>
-          <w:numId w:val="44"/>
+          <w:numId w:val="45"/>
         </w:numPr>
         <w:spacing w:after="60" w:lineRule="auto"/>
         <w:ind w:left="560" w:hanging="280"/>
@@ -12615,7 +12594,7 @@
       <w:pPr>
         <w:numPr>
           <w:ilvl w:val="0"/>
-          <w:numId w:val="44"/>
+          <w:numId w:val="45"/>
         </w:numPr>
         <w:spacing w:after="60" w:lineRule="auto"/>
         <w:ind w:left="560" w:hanging="280"/>
@@ -12631,7 +12610,7 @@
       <w:pPr>
         <w:numPr>
           <w:ilvl w:val="0"/>
-          <w:numId w:val="44"/>
+          <w:numId w:val="45"/>
         </w:numPr>
         <w:spacing w:after="60" w:lineRule="auto"/>
         <w:ind w:left="560" w:hanging="280"/>
@@ -12640,14 +12619,14 @@
         <w:rPr>
           <w:rtl w:val="0"/>
         </w:rPr>
-        <w:t xml:space="preserve">Frozen Foods</w:t>
+        <w:t xml:space="preserve">About</w:t>
       </w:r>
     </w:p>
     <w:p>
       <w:pPr>
         <w:numPr>
           <w:ilvl w:val="0"/>
-          <w:numId w:val="44"/>
+          <w:numId w:val="45"/>
         </w:numPr>
         <w:spacing w:after="60" w:lineRule="auto"/>
         <w:ind w:left="560" w:hanging="280"/>
@@ -12656,14 +12635,14 @@
         <w:rPr>
           <w:rtl w:val="0"/>
         </w:rPr>
-        <w:t xml:space="preserve">About</w:t>
+        <w:t xml:space="preserve">Reviews</w:t>
       </w:r>
     </w:p>
     <w:p>
       <w:pPr>
         <w:numPr>
           <w:ilvl w:val="0"/>
-          <w:numId w:val="44"/>
+          <w:numId w:val="45"/>
         </w:numPr>
         <w:spacing w:after="60" w:lineRule="auto"/>
         <w:ind w:left="560" w:hanging="280"/>
@@ -12672,30 +12651,14 @@
         <w:rPr>
           <w:rtl w:val="0"/>
         </w:rPr>
-        <w:t xml:space="preserve">Reviews</w:t>
+        <w:t xml:space="preserve">Contact</w:t>
       </w:r>
     </w:p>
     <w:p>
       <w:pPr>
         <w:numPr>
           <w:ilvl w:val="0"/>
-          <w:numId w:val="44"/>
-        </w:numPr>
-        <w:spacing w:after="60" w:lineRule="auto"/>
-        <w:ind w:left="560" w:hanging="280"/>
-      </w:pPr>
-      <w:r>
-        <w:rPr>
-          <w:rtl w:val="0"/>
-        </w:rPr>
-        <w:t xml:space="preserve">Contact</w:t>
-      </w:r>
-    </w:p>
-    <w:p>
-      <w:pPr>
-        <w:numPr>
-          <w:ilvl w:val="0"/>
-          <w:numId w:val="44"/>
+          <w:numId w:val="45"/>
         </w:numPr>
         <w:spacing w:after="60" w:lineRule="auto"/>
         <w:ind w:left="560" w:hanging="280"/>
@@ -12754,7 +12717,7 @@
         <w:widowControl w:val="1"/>
         <w:numPr>
           <w:ilvl w:val="0"/>
-          <w:numId w:val="44"/>
+          <w:numId w:val="45"/>
         </w:numPr>
         <w:pBdr>
           <w:top w:space="0" w:sz="0" w:val="nil"/>
@@ -12808,7 +12771,7 @@
         <w:widowControl w:val="1"/>
         <w:numPr>
           <w:ilvl w:val="0"/>
-          <w:numId w:val="44"/>
+          <w:numId w:val="45"/>
         </w:numPr>
         <w:pBdr>
           <w:top w:space="0" w:sz="0" w:val="nil"/>
@@ -12862,7 +12825,7 @@
         <w:widowControl w:val="1"/>
         <w:numPr>
           <w:ilvl w:val="0"/>
-          <w:numId w:val="44"/>
+          <w:numId w:val="45"/>
         </w:numPr>
         <w:pBdr>
           <w:top w:space="0" w:sz="0" w:val="nil"/>
@@ -12924,7 +12887,7 @@
       <w:pPr>
         <w:numPr>
           <w:ilvl w:val="0"/>
-          <w:numId w:val="32"/>
+          <w:numId w:val="33"/>
         </w:numPr>
         <w:spacing w:after="0" w:afterAutospacing="0" w:before="240" w:lineRule="auto"/>
         <w:ind w:left="720" w:hanging="360"/>
@@ -12940,7 +12903,7 @@
       <w:pPr>
         <w:numPr>
           <w:ilvl w:val="0"/>
-          <w:numId w:val="32"/>
+          <w:numId w:val="33"/>
         </w:numPr>
         <w:spacing w:after="0" w:afterAutospacing="0" w:before="0" w:beforeAutospacing="0" w:lineRule="auto"/>
         <w:ind w:left="720" w:hanging="360"/>
@@ -12956,7 +12919,7 @@
       <w:pPr>
         <w:numPr>
           <w:ilvl w:val="0"/>
-          <w:numId w:val="32"/>
+          <w:numId w:val="33"/>
         </w:numPr>
         <w:spacing w:after="0" w:afterAutospacing="0" w:before="0" w:beforeAutospacing="0" w:lineRule="auto"/>
         <w:ind w:left="720" w:hanging="360"/>
@@ -12972,7 +12935,7 @@
       <w:pPr>
         <w:numPr>
           <w:ilvl w:val="0"/>
-          <w:numId w:val="32"/>
+          <w:numId w:val="33"/>
         </w:numPr>
         <w:spacing w:after="240" w:before="0" w:beforeAutospacing="0" w:lineRule="auto"/>
         <w:ind w:left="720" w:hanging="360"/>
@@ -13017,7 +12980,7 @@
         <w:widowControl w:val="1"/>
         <w:numPr>
           <w:ilvl w:val="0"/>
-          <w:numId w:val="44"/>
+          <w:numId w:val="45"/>
         </w:numPr>
         <w:pBdr>
           <w:top w:space="0" w:sz="0" w:val="nil"/>
@@ -13333,7 +13296,7 @@
             <w:pPr>
               <w:numPr>
                 <w:ilvl w:val="0"/>
-                <w:numId w:val="36"/>
+                <w:numId w:val="37"/>
               </w:numPr>
               <w:spacing w:after="0" w:afterAutospacing="0" w:before="80" w:lineRule="auto"/>
               <w:ind w:left="720" w:hanging="360"/>
@@ -13349,14 +13312,14 @@
                 <w:szCs w:val="20"/>
                 <w:rtl w:val="0"/>
               </w:rPr>
-              <w:t xml:space="preserve">Browse Holiday, Everyday, and Kids' menus</w:t>
+              <w:t xml:space="preserve">Browse Holiday, Everyday, Kids', and Gastroboxes menus</w:t>
             </w:r>
           </w:p>
           <w:p>
             <w:pPr>
               <w:numPr>
                 <w:ilvl w:val="0"/>
-                <w:numId w:val="36"/>
+                <w:numId w:val="37"/>
               </w:numPr>
               <w:spacing w:after="0" w:afterAutospacing="0" w:before="0" w:beforeAutospacing="0" w:lineRule="auto"/>
               <w:ind w:left="720" w:hanging="360"/>
@@ -13379,7 +13342,7 @@
             <w:pPr>
               <w:numPr>
                 <w:ilvl w:val="0"/>
-                <w:numId w:val="36"/>
+                <w:numId w:val="37"/>
               </w:numPr>
               <w:spacing w:after="0" w:afterAutospacing="0" w:before="0" w:beforeAutospacing="0" w:lineRule="auto"/>
               <w:ind w:left="720" w:hanging="360"/>
@@ -13402,7 +13365,7 @@
             <w:pPr>
               <w:numPr>
                 <w:ilvl w:val="0"/>
-                <w:numId w:val="36"/>
+                <w:numId w:val="37"/>
               </w:numPr>
               <w:spacing w:after="0" w:afterAutospacing="0" w:before="0" w:beforeAutospacing="0" w:lineRule="auto"/>
               <w:ind w:left="720" w:hanging="360"/>
@@ -13425,7 +13388,7 @@
             <w:pPr>
               <w:numPr>
                 <w:ilvl w:val="0"/>
-                <w:numId w:val="36"/>
+                <w:numId w:val="37"/>
               </w:numPr>
               <w:spacing w:after="0" w:afterAutospacing="0" w:before="0" w:beforeAutospacing="0" w:lineRule="auto"/>
               <w:ind w:left="720" w:hanging="360"/>
@@ -13448,7 +13411,7 @@
             <w:pPr>
               <w:numPr>
                 <w:ilvl w:val="0"/>
-                <w:numId w:val="36"/>
+                <w:numId w:val="37"/>
               </w:numPr>
               <w:spacing w:after="0" w:afterAutospacing="0" w:before="0" w:beforeAutospacing="0" w:lineRule="auto"/>
               <w:ind w:left="720" w:hanging="360"/>
@@ -13471,7 +13434,7 @@
             <w:pPr>
               <w:numPr>
                 <w:ilvl w:val="0"/>
-                <w:numId w:val="36"/>
+                <w:numId w:val="37"/>
               </w:numPr>
               <w:spacing w:before="0" w:beforeAutospacing="0" w:lineRule="auto"/>
               <w:ind w:left="720" w:hanging="360"/>
@@ -13559,14 +13522,14 @@
       <w:pPr>
         <w:numPr>
           <w:ilvl w:val="0"/>
-          <w:numId w:val="59"/>
+          <w:numId w:val="61"/>
         </w:numPr>
         <w:spacing w:after="0" w:afterAutospacing="0" w:before="240" w:lineRule="auto"/>
         <w:ind w:left="720" w:hanging="360"/>
       </w:pPr>
       <w:sdt>
         <w:sdtPr>
-          <w:id w:val="361851257"/>
+          <w:id w:val="1974770449"/>
           <w:tag w:val="goog_rdk_2"/>
         </w:sdtPr>
         <w:sdtContent>
@@ -13584,7 +13547,7 @@
       <w:pPr>
         <w:numPr>
           <w:ilvl w:val="0"/>
-          <w:numId w:val="59"/>
+          <w:numId w:val="61"/>
         </w:numPr>
         <w:spacing w:after="0" w:afterAutospacing="0" w:before="0" w:beforeAutospacing="0" w:lineRule="auto"/>
         <w:ind w:left="720" w:hanging="360"/>
@@ -13600,7 +13563,7 @@
       <w:pPr>
         <w:numPr>
           <w:ilvl w:val="0"/>
-          <w:numId w:val="59"/>
+          <w:numId w:val="61"/>
         </w:numPr>
         <w:spacing w:after="240" w:before="0" w:beforeAutospacing="0" w:lineRule="auto"/>
         <w:ind w:left="720" w:hanging="360"/>
@@ -13684,7 +13647,7 @@
       <w:pPr>
         <w:numPr>
           <w:ilvl w:val="0"/>
-          <w:numId w:val="37"/>
+          <w:numId w:val="38"/>
         </w:numPr>
         <w:spacing w:after="0" w:afterAutospacing="0" w:before="240" w:lineRule="auto"/>
         <w:ind w:left="720" w:hanging="360"/>
@@ -13708,7 +13671,7 @@
       <w:pPr>
         <w:numPr>
           <w:ilvl w:val="0"/>
-          <w:numId w:val="37"/>
+          <w:numId w:val="38"/>
         </w:numPr>
         <w:spacing w:after="0" w:afterAutospacing="0" w:before="0" w:beforeAutospacing="0" w:lineRule="auto"/>
         <w:ind w:left="720" w:hanging="360"/>
@@ -13724,16 +13687,35 @@
       <w:pPr>
         <w:numPr>
           <w:ilvl w:val="0"/>
-          <w:numId w:val="37"/>
+          <w:numId w:val="38"/>
+        </w:numPr>
+        <w:spacing w:after="0" w:afterAutospacing="0" w:before="0" w:beforeAutospacing="0" w:lineRule="auto"/>
+        <w:ind w:left="720" w:hanging="360"/>
+      </w:pPr>
+      <w:r>
+        <w:rPr>
+          <w:rtl w:val="0"/>
+        </w:rPr>
+        <w:t xml:space="preserve">Kids' Menu</w:t>
+      </w:r>
+    </w:p>
+    <w:p>
+      <w:pPr>
+        <w:numPr>
+          <w:ilvl w:val="0"/>
+          <w:numId w:val="38"/>
         </w:numPr>
         <w:spacing w:after="240" w:before="0" w:beforeAutospacing="0" w:lineRule="auto"/>
         <w:ind w:left="720" w:hanging="360"/>
-      </w:pPr>
-      <w:r>
-        <w:rPr>
-          <w:rtl w:val="0"/>
-        </w:rPr>
-        <w:t xml:space="preserve">Kids' Menu</w:t>
+        <w:rPr>
+          <w:u w:val="none"/>
+        </w:rPr>
+      </w:pPr>
+      <w:r>
+        <w:rPr>
+          <w:rtl w:val="0"/>
+        </w:rPr>
+        <w:t xml:space="preserve">Gastoboxes</w:t>
       </w:r>
     </w:p>
     <w:p>
@@ -13746,6 +13728,18 @@
           <w:rtl w:val="0"/>
         </w:rPr>
         <w:t xml:space="preserve">A search field appears beneath the tabs to help visitors quickly find dishes.</w:t>
+      </w:r>
+    </w:p>
+    <w:p>
+      <w:pPr>
+        <w:spacing w:after="240" w:before="240" w:lineRule="auto"/>
+        <w:rPr/>
+      </w:pPr>
+      <w:r>
+        <w:rPr>
+          <w:rtl w:val="0"/>
+        </w:rPr>
+        <w:t xml:space="preserve">Holiday, Everyday and Kids' menus use category-based menu structures. Gastoboxes uses a dedicated product presentation with ordering information followed by a flat selection of bruschetta varieties. </w:t>
       </w:r>
     </w:p>
     <w:p>
@@ -14164,7 +14158,7 @@
       <w:pPr>
         <w:numPr>
           <w:ilvl w:val="0"/>
-          <w:numId w:val="43"/>
+          <w:numId w:val="44"/>
         </w:numPr>
         <w:spacing w:after="240" w:before="240" w:lineRule="auto"/>
         <w:ind w:left="720" w:hanging="360"/>
@@ -14211,7 +14205,7 @@
           <w:szCs w:val="26"/>
         </w:rPr>
       </w:pPr>
-      <w:bookmarkStart w:colFirst="0" w:colLast="0" w:name="_heading=h.if5031odt1a" w:id="5"/>
+      <w:bookmarkStart w:colFirst="0" w:colLast="0" w:name="_heading=h.rr8s4xe9t7ax" w:id="5"/>
       <w:bookmarkEnd w:id="5"/>
       <w:r>
         <w:rPr>
@@ -14222,91 +14216,107 @@
           <w:szCs w:val="26"/>
           <w:rtl w:val="0"/>
         </w:rPr>
-        <w:t xml:space="preserve">Dietary &amp; Custom Orders</w:t>
-      </w:r>
-    </w:p>
-    <w:p>
-      <w:pPr>
+        <w:t xml:space="preserve">Gastoboxes</w:t>
+      </w:r>
+    </w:p>
+    <w:p>
+      <w:pPr>
+        <w:pStyle w:val="Heading3"/>
         <w:spacing w:after="240" w:before="240" w:lineRule="auto"/>
-        <w:rPr/>
-      </w:pPr>
-      <w:r>
-        <w:rPr>
-          <w:rtl w:val="0"/>
-        </w:rPr>
-        <w:t xml:space="preserve">Short informational section explaining that:</w:t>
-      </w:r>
-    </w:p>
-    <w:p>
-      <w:pPr>
+        <w:rPr>
+          <w:color w:val="1a1a1a"/>
+          <w:sz w:val="22"/>
+          <w:szCs w:val="22"/>
+        </w:rPr>
+      </w:pPr>
+      <w:bookmarkStart w:colFirst="0" w:colLast="0" w:name="_heading=h.if5031odt1a" w:id="6"/>
+      <w:bookmarkEnd w:id="6"/>
+      <w:r>
+        <w:rPr>
+          <w:color w:val="1a1a1a"/>
+          <w:sz w:val="22"/>
+          <w:szCs w:val="22"/>
+          <w:rtl w:val="0"/>
+        </w:rPr>
+        <w:t xml:space="preserve">Gastroboxes are a dedicated catering-style offering featuring assorted bruschetta selections for celebrations, gatherings, and other occasions.</w:t>
+      </w:r>
+    </w:p>
+    <w:p>
+      <w:pPr>
+        <w:pStyle w:val="Heading3"/>
+        <w:spacing w:after="240" w:before="240" w:lineRule="auto"/>
+        <w:rPr>
+          <w:color w:val="1a1a1a"/>
+          <w:sz w:val="22"/>
+          <w:szCs w:val="22"/>
+        </w:rPr>
+      </w:pPr>
+      <w:bookmarkStart w:colFirst="0" w:colLast="0" w:name="_heading=h.if5031odt1a" w:id="6"/>
+      <w:bookmarkEnd w:id="6"/>
+      <w:r>
+        <w:rPr>
+          <w:color w:val="1a1a1a"/>
+          <w:sz w:val="22"/>
+          <w:szCs w:val="22"/>
+          <w:rtl w:val="0"/>
+        </w:rPr>
+        <w:t xml:space="preserve">Unlike the other menu sections, Gastoboxes do not use expandable categories or subcategories. The page starts with a short overview of the ordering options, followed by individual bruschetta selections.</w:t>
+      </w:r>
+    </w:p>
+    <w:p>
+      <w:pPr>
+        <w:pStyle w:val="Heading4"/>
+        <w:spacing w:after="40" w:before="240" w:lineRule="auto"/>
+        <w:ind w:left="560" w:hanging="280"/>
+        <w:rPr>
+          <w:i w:val="0"/>
+          <w:iCs w:val="0"/>
+          <w:color w:val="1a1a1a"/>
+        </w:rPr>
+      </w:pPr>
+      <w:bookmarkStart w:colFirst="0" w:colLast="0" w:name="_heading=h.knjdxg5drfzt" w:id="7"/>
+      <w:bookmarkEnd w:id="7"/>
+      <w:r>
+        <w:rPr>
+          <w:i w:val="0"/>
+          <w:iCs w:val="0"/>
+          <w:color w:val="1a1a1a"/>
+          <w:rtl w:val="0"/>
+        </w:rPr>
+        <w:t xml:space="preserve">Ordering Information</w:t>
+      </w:r>
+    </w:p>
+    <w:p>
+      <w:pPr>
+        <w:pStyle w:val="Heading3"/>
+        <w:spacing w:after="240" w:before="240" w:lineRule="auto"/>
+        <w:rPr>
+          <w:color w:val="1a1a1a"/>
+          <w:sz w:val="22"/>
+          <w:szCs w:val="22"/>
+        </w:rPr>
+      </w:pPr>
+      <w:bookmarkStart w:colFirst="0" w:colLast="0" w:name="_heading=h.if5031odt1a" w:id="6"/>
+      <w:bookmarkEnd w:id="6"/>
+      <w:r>
+        <w:rPr>
+          <w:color w:val="1a1a1a"/>
+          <w:sz w:val="22"/>
+          <w:szCs w:val="22"/>
+          <w:rtl w:val="0"/>
+        </w:rPr>
+        <w:t xml:space="preserve">The introductory section clearly explains the minimum order and available Gastobox sizes:</w:t>
+      </w:r>
+    </w:p>
+    <w:p>
+      <w:pPr>
+        <w:pStyle w:val="Heading3"/>
         <w:numPr>
           <w:ilvl w:val="0"/>
-          <w:numId w:val="34"/>
+          <w:numId w:val="53"/>
         </w:numPr>
         <w:spacing w:after="0" w:afterAutospacing="0" w:before="240" w:lineRule="auto"/>
         <w:ind w:left="720" w:hanging="360"/>
-      </w:pPr>
-      <w:r>
-        <w:rPr>
-          <w:rtl w:val="0"/>
-        </w:rPr>
-        <w:t xml:space="preserve">Custom requests are welcome</w:t>
-      </w:r>
-    </w:p>
-    <w:p>
-      <w:pPr>
-        <w:numPr>
-          <w:ilvl w:val="0"/>
-          <w:numId w:val="34"/>
-        </w:numPr>
-        <w:spacing w:after="0" w:afterAutospacing="0" w:before="0" w:beforeAutospacing="0" w:lineRule="auto"/>
-        <w:ind w:left="720" w:hanging="360"/>
-      </w:pPr>
-      <w:r>
-        <w:rPr>
-          <w:rtl w:val="0"/>
-        </w:rPr>
-        <w:t xml:space="preserve">Dietary accommodations may be available upon request</w:t>
-      </w:r>
-    </w:p>
-    <w:p>
-      <w:pPr>
-        <w:numPr>
-          <w:ilvl w:val="0"/>
-          <w:numId w:val="34"/>
-        </w:numPr>
-        <w:spacing w:after="240" w:before="0" w:beforeAutospacing="0" w:lineRule="auto"/>
-        <w:ind w:left="720" w:hanging="360"/>
-      </w:pPr>
-      <w:r>
-        <w:rPr>
-          <w:rtl w:val="0"/>
-        </w:rPr>
-        <w:t xml:space="preserve">Customers should contact Lana Food for special requirements</w:t>
-      </w:r>
-    </w:p>
-    <w:p>
-      <w:pPr>
-        <w:spacing w:after="60" w:lineRule="auto"/>
-        <w:ind w:left="560" w:hanging="280"/>
-        <w:rPr/>
-      </w:pPr>
-      <w:r>
-        <w:pict>
-          <v:rect style="width:0.0pt;height:1.5pt" o:hr="t" o:hrstd="t" o:hralign="center" fillcolor="#A0A0A0" stroked="f"/>
-        </w:pict>
-      </w:r>
-      <w:r>
-        <w:rPr>
-          <w:rtl w:val="0"/>
-        </w:rPr>
-      </w:r>
-    </w:p>
-    <w:p>
-      <w:pPr>
-        <w:pStyle w:val="Heading3"/>
-        <w:spacing w:after="80" w:before="280" w:lineRule="auto"/>
-        <w:ind w:left="560" w:hanging="280"/>
         <w:rPr>
           <w:b w:val="1"/>
           <w:bCs w:val="1"/>
@@ -14315,83 +14325,56 @@
           <w:szCs w:val="26"/>
         </w:rPr>
       </w:pPr>
-      <w:bookmarkStart w:colFirst="0" w:colLast="0" w:name="_heading=h.urw50hglj31o" w:id="6"/>
+      <w:bookmarkStart w:colFirst="0" w:colLast="0" w:name="_heading=h.if5031odt1a" w:id="6"/>
       <w:bookmarkEnd w:id="6"/>
       <w:r>
+        <w:rPr>
+          <w:color w:val="1a1a1a"/>
+          <w:sz w:val="22"/>
+          <w:szCs w:val="22"/>
+          <w:rtl w:val="0"/>
+        </w:rPr>
+        <w:t xml:space="preserve">Minimum order: 10 pieces of each bruschetta variety</w:t>
+      </w:r>
+    </w:p>
+    <w:p>
+      <w:pPr>
+        <w:pStyle w:val="Heading3"/>
+        <w:numPr>
+          <w:ilvl w:val="0"/>
+          <w:numId w:val="53"/>
+        </w:numPr>
+        <w:spacing w:after="0" w:afterAutospacing="0" w:before="0" w:beforeAutospacing="0" w:lineRule="auto"/>
+        <w:ind w:left="720" w:hanging="360"/>
         <w:rPr>
           <w:b w:val="1"/>
           <w:bCs w:val="1"/>
           <w:color w:val="1a1a1a"/>
           <w:sz w:val="26"/>
           <w:szCs w:val="26"/>
-          <w:rtl w:val="0"/>
-        </w:rPr>
-        <w:t xml:space="preserve">Planning an Event?</w:t>
-      </w:r>
-    </w:p>
-    <w:p>
-      <w:pPr>
-        <w:spacing w:after="240" w:before="240" w:lineRule="auto"/>
-        <w:rPr/>
-      </w:pPr>
-      <w:r>
-        <w:rPr>
-          <w:rtl w:val="0"/>
-        </w:rPr>
-        <w:t xml:space="preserve">Promotional banner introducing catering services.</w:t>
-      </w:r>
-    </w:p>
-    <w:p>
-      <w:pPr>
-        <w:spacing w:after="240" w:before="240" w:lineRule="auto"/>
-        <w:rPr/>
-      </w:pPr>
-      <w:r>
-        <w:rPr>
-          <w:rtl w:val="0"/>
-        </w:rPr>
-        <w:t xml:space="preserve">CTA:</w:t>
-      </w:r>
-    </w:p>
-    <w:p>
-      <w:pPr>
-        <w:spacing w:after="240" w:before="240" w:lineRule="auto"/>
-        <w:rPr>
-          <w:b w:val="1"/>
-          <w:bCs w:val="1"/>
-        </w:rPr>
-      </w:pPr>
-      <w:r>
-        <w:rPr>
-          <w:b w:val="1"/>
-          <w:bCs w:val="1"/>
-          <w:rtl w:val="0"/>
-        </w:rPr>
-        <w:t xml:space="preserve">Explore Catering Services</w:t>
-      </w:r>
-    </w:p>
-    <w:p>
-      <w:pPr>
-        <w:spacing w:after="60" w:lineRule="auto"/>
-        <w:ind w:left="560" w:hanging="280"/>
-        <w:rPr/>
-      </w:pPr>
-      <w:r>
-        <w:pict>
-          <v:rect style="width:0.0pt;height:1.5pt" o:hr="t" o:hrstd="t" o:hralign="center" fillcolor="#A0A0A0" stroked="f"/>
-        </w:pict>
-      </w:r>
-      <w:r>
-        <w:rPr>
-          <w:rtl w:val="0"/>
-        </w:rPr>
+        </w:rPr>
+      </w:pPr>
+      <w:bookmarkStart w:colFirst="0" w:colLast="0" w:name="_heading=h.if5031odt1a" w:id="6"/>
+      <w:bookmarkEnd w:id="6"/>
+      <w:r>
+        <w:rPr>
+          <w:color w:val="1a1a1a"/>
+          <w:sz w:val="22"/>
+          <w:szCs w:val="22"/>
+          <w:rtl w:val="0"/>
+        </w:rPr>
+        <w:t xml:space="preserve">Gastobox — 20 pieces: 90 usd</w:t>
       </w:r>
     </w:p>
     <w:p>
       <w:pPr>
         <w:pStyle w:val="Heading3"/>
-        <w:spacing w:after="80" w:before="280" w:lineRule="auto"/>
-        <w:ind w:left="560" w:hanging="280"/>
+        <w:numPr>
+          <w:ilvl w:val="0"/>
+          <w:numId w:val="53"/>
+        </w:numPr>
+        <w:spacing w:after="240" w:before="0" w:beforeAutospacing="0" w:lineRule="auto"/>
+        <w:ind w:left="720" w:hanging="360"/>
         <w:rPr>
           <w:b w:val="1"/>
           <w:bCs w:val="1"/>
@@ -14400,8 +14383,505 @@
           <w:szCs w:val="26"/>
         </w:rPr>
       </w:pPr>
-      <w:bookmarkStart w:colFirst="0" w:colLast="0" w:name="_heading=h.lwtv3l5xfofb" w:id="7"/>
-      <w:bookmarkEnd w:id="7"/>
+      <w:bookmarkStart w:colFirst="0" w:colLast="0" w:name="_heading=h.if5031odt1a" w:id="6"/>
+      <w:bookmarkEnd w:id="6"/>
+      <w:r>
+        <w:rPr>
+          <w:color w:val="1a1a1a"/>
+          <w:sz w:val="22"/>
+          <w:szCs w:val="22"/>
+          <w:rtl w:val="0"/>
+        </w:rPr>
+        <w:t xml:space="preserve">Gastobox — 40 pieces: 170 usd</w:t>
+      </w:r>
+      <w:r>
+        <w:rPr>
+          <w:rtl w:val="0"/>
+        </w:rPr>
+      </w:r>
+    </w:p>
+    <w:p>
+      <w:pPr>
+        <w:pStyle w:val="Heading3"/>
+        <w:spacing w:after="240" w:before="240" w:lineRule="auto"/>
+        <w:rPr>
+          <w:color w:val="1a1a1a"/>
+          <w:sz w:val="22"/>
+          <w:szCs w:val="22"/>
+        </w:rPr>
+      </w:pPr>
+      <w:bookmarkStart w:colFirst="0" w:colLast="0" w:name="_heading=h.if5031odt1a" w:id="6"/>
+      <w:bookmarkEnd w:id="6"/>
+      <w:r>
+        <w:rPr>
+          <w:color w:val="1a1a1a"/>
+          <w:sz w:val="22"/>
+          <w:szCs w:val="22"/>
+          <w:rtl w:val="0"/>
+        </w:rPr>
+        <w:t xml:space="preserve">The exact prices are managed as menu data and should not be hardcoded into the page structure.</w:t>
+      </w:r>
+    </w:p>
+    <w:p>
+      <w:pPr>
+        <w:pStyle w:val="Heading4"/>
+        <w:spacing w:after="40" w:before="240" w:lineRule="auto"/>
+        <w:ind w:left="560" w:hanging="280"/>
+        <w:rPr>
+          <w:i w:val="0"/>
+          <w:iCs w:val="0"/>
+          <w:color w:val="1a1a1a"/>
+        </w:rPr>
+      </w:pPr>
+      <w:bookmarkStart w:colFirst="0" w:colLast="0" w:name="_heading=h.lbkgbeubab6k" w:id="8"/>
+      <w:bookmarkEnd w:id="8"/>
+      <w:r>
+        <w:rPr>
+          <w:i w:val="0"/>
+          <w:iCs w:val="0"/>
+          <w:color w:val="1a1a1a"/>
+          <w:rtl w:val="0"/>
+        </w:rPr>
+        <w:t xml:space="preserve">Bruschetta Selection</w:t>
+      </w:r>
+    </w:p>
+    <w:p>
+      <w:pPr>
+        <w:pStyle w:val="Heading3"/>
+        <w:spacing w:after="240" w:before="240" w:lineRule="auto"/>
+        <w:rPr>
+          <w:color w:val="1a1a1a"/>
+          <w:sz w:val="22"/>
+          <w:szCs w:val="22"/>
+        </w:rPr>
+      </w:pPr>
+      <w:bookmarkStart w:colFirst="0" w:colLast="0" w:name="_heading=h.if5031odt1a" w:id="6"/>
+      <w:bookmarkEnd w:id="6"/>
+      <w:r>
+        <w:rPr>
+          <w:color w:val="1a1a1a"/>
+          <w:sz w:val="22"/>
+          <w:szCs w:val="22"/>
+          <w:rtl w:val="0"/>
+        </w:rPr>
+        <w:t xml:space="preserve">Below the ordering information, visitors can browse the available bruschetta varieties.</w:t>
+      </w:r>
+    </w:p>
+    <w:p>
+      <w:pPr>
+        <w:pStyle w:val="Heading3"/>
+        <w:spacing w:after="240" w:before="240" w:lineRule="auto"/>
+        <w:rPr>
+          <w:color w:val="1a1a1a"/>
+          <w:sz w:val="22"/>
+          <w:szCs w:val="22"/>
+        </w:rPr>
+      </w:pPr>
+      <w:bookmarkStart w:colFirst="0" w:colLast="0" w:name="_heading=h.if5031odt1a" w:id="6"/>
+      <w:bookmarkEnd w:id="6"/>
+      <w:r>
+        <w:rPr>
+          <w:color w:val="1a1a1a"/>
+          <w:sz w:val="22"/>
+          <w:szCs w:val="22"/>
+          <w:rtl w:val="0"/>
+        </w:rPr>
+        <w:t xml:space="preserve">Each bruschetta is presented as an individual card containing:</w:t>
+      </w:r>
+    </w:p>
+    <w:p>
+      <w:pPr>
+        <w:pStyle w:val="Heading3"/>
+        <w:numPr>
+          <w:ilvl w:val="0"/>
+          <w:numId w:val="26"/>
+        </w:numPr>
+        <w:spacing w:after="0" w:afterAutospacing="0" w:before="240" w:lineRule="auto"/>
+        <w:ind w:left="720" w:hanging="360"/>
+        <w:rPr>
+          <w:b w:val="1"/>
+          <w:bCs w:val="1"/>
+          <w:color w:val="1a1a1a"/>
+          <w:sz w:val="26"/>
+          <w:szCs w:val="26"/>
+        </w:rPr>
+      </w:pPr>
+      <w:bookmarkStart w:colFirst="0" w:colLast="0" w:name="_heading=h.if5031odt1a" w:id="6"/>
+      <w:bookmarkEnd w:id="6"/>
+      <w:r>
+        <w:rPr>
+          <w:color w:val="1a1a1a"/>
+          <w:sz w:val="22"/>
+          <w:szCs w:val="22"/>
+          <w:rtl w:val="0"/>
+        </w:rPr>
+        <w:t xml:space="preserve">Photo</w:t>
+      </w:r>
+    </w:p>
+    <w:p>
+      <w:pPr>
+        <w:pStyle w:val="Heading3"/>
+        <w:numPr>
+          <w:ilvl w:val="0"/>
+          <w:numId w:val="26"/>
+        </w:numPr>
+        <w:spacing w:after="0" w:afterAutospacing="0" w:before="0" w:beforeAutospacing="0" w:lineRule="auto"/>
+        <w:ind w:left="720" w:hanging="360"/>
+        <w:rPr>
+          <w:b w:val="1"/>
+          <w:bCs w:val="1"/>
+          <w:color w:val="1a1a1a"/>
+          <w:sz w:val="26"/>
+          <w:szCs w:val="26"/>
+        </w:rPr>
+      </w:pPr>
+      <w:bookmarkStart w:colFirst="0" w:colLast="0" w:name="_heading=h.if5031odt1a" w:id="6"/>
+      <w:bookmarkEnd w:id="6"/>
+      <w:r>
+        <w:rPr>
+          <w:color w:val="1a1a1a"/>
+          <w:sz w:val="22"/>
+          <w:szCs w:val="22"/>
+          <w:rtl w:val="0"/>
+        </w:rPr>
+        <w:t xml:space="preserve">Bruschetta name</w:t>
+      </w:r>
+    </w:p>
+    <w:p>
+      <w:pPr>
+        <w:pStyle w:val="Heading3"/>
+        <w:numPr>
+          <w:ilvl w:val="0"/>
+          <w:numId w:val="26"/>
+        </w:numPr>
+        <w:spacing w:after="0" w:afterAutospacing="0" w:before="0" w:beforeAutospacing="0" w:lineRule="auto"/>
+        <w:ind w:left="720" w:hanging="360"/>
+        <w:rPr>
+          <w:b w:val="1"/>
+          <w:bCs w:val="1"/>
+          <w:color w:val="1a1a1a"/>
+          <w:sz w:val="26"/>
+          <w:szCs w:val="26"/>
+        </w:rPr>
+      </w:pPr>
+      <w:bookmarkStart w:colFirst="0" w:colLast="0" w:name="_heading=h.if5031odt1a" w:id="6"/>
+      <w:bookmarkEnd w:id="6"/>
+      <w:r>
+        <w:rPr>
+          <w:color w:val="1a1a1a"/>
+          <w:sz w:val="22"/>
+          <w:szCs w:val="22"/>
+          <w:rtl w:val="0"/>
+        </w:rPr>
+        <w:t xml:space="preserve">Short description (where applicable)</w:t>
+      </w:r>
+    </w:p>
+    <w:p>
+      <w:pPr>
+        <w:pStyle w:val="Heading3"/>
+        <w:numPr>
+          <w:ilvl w:val="0"/>
+          <w:numId w:val="26"/>
+        </w:numPr>
+        <w:spacing w:after="240" w:before="0" w:beforeAutospacing="0" w:lineRule="auto"/>
+        <w:ind w:left="720" w:hanging="360"/>
+        <w:rPr>
+          <w:b w:val="1"/>
+          <w:bCs w:val="1"/>
+          <w:color w:val="1a1a1a"/>
+          <w:sz w:val="26"/>
+          <w:szCs w:val="26"/>
+        </w:rPr>
+      </w:pPr>
+      <w:bookmarkStart w:colFirst="0" w:colLast="0" w:name="_heading=h.if5031odt1a" w:id="6"/>
+      <w:bookmarkEnd w:id="6"/>
+      <w:r>
+        <w:rPr>
+          <w:color w:val="1a1a1a"/>
+          <w:sz w:val="22"/>
+          <w:szCs w:val="22"/>
+          <w:rtl w:val="0"/>
+        </w:rPr>
+        <w:t xml:space="preserve">Price, where applicable</w:t>
+      </w:r>
+    </w:p>
+    <w:p>
+      <w:pPr>
+        <w:pStyle w:val="Heading3"/>
+        <w:spacing w:after="240" w:before="240" w:lineRule="auto"/>
+        <w:rPr>
+          <w:color w:val="1a1a1a"/>
+          <w:sz w:val="22"/>
+          <w:szCs w:val="22"/>
+        </w:rPr>
+      </w:pPr>
+      <w:bookmarkStart w:colFirst="0" w:colLast="0" w:name="_heading=h.if5031odt1a" w:id="6"/>
+      <w:bookmarkEnd w:id="6"/>
+      <w:r>
+        <w:rPr>
+          <w:color w:val="1a1a1a"/>
+          <w:sz w:val="22"/>
+          <w:szCs w:val="22"/>
+          <w:rtl w:val="0"/>
+        </w:rPr>
+        <w:t xml:space="preserve">The selection is presented as a single flat list/grid of bruschetta varieties, without categories or expandable subcategories.</w:t>
+      </w:r>
+    </w:p>
+    <w:p>
+      <w:pPr>
+        <w:pStyle w:val="Heading3"/>
+        <w:spacing w:after="240" w:before="240" w:lineRule="auto"/>
+        <w:rPr>
+          <w:color w:val="1a1a1a"/>
+          <w:sz w:val="22"/>
+          <w:szCs w:val="22"/>
+        </w:rPr>
+      </w:pPr>
+      <w:bookmarkStart w:colFirst="0" w:colLast="0" w:name="_heading=h.if5031odt1a" w:id="6"/>
+      <w:bookmarkEnd w:id="6"/>
+      <w:r>
+        <w:rPr>
+          <w:color w:val="1a1a1a"/>
+          <w:sz w:val="22"/>
+          <w:szCs w:val="22"/>
+          <w:rtl w:val="0"/>
+        </w:rPr>
+        <w:t xml:space="preserve">Additional bruschetta varieties can be added or removed as the offering evolves without requiring changes to the page structure.</w:t>
+      </w:r>
+    </w:p>
+    <w:p>
+      <w:pPr>
+        <w:pStyle w:val="Heading3"/>
+        <w:spacing w:after="240" w:before="240" w:lineRule="auto"/>
+        <w:rPr>
+          <w:b w:val="1"/>
+          <w:bCs w:val="1"/>
+          <w:color w:val="1a1a1a"/>
+          <w:sz w:val="26"/>
+          <w:szCs w:val="26"/>
+        </w:rPr>
+      </w:pPr>
+      <w:bookmarkStart w:colFirst="0" w:colLast="0" w:name="_heading=h.d3b8cjerckeh" w:id="9"/>
+      <w:bookmarkEnd w:id="9"/>
+      <w:r>
+        <w:rPr>
+          <w:color w:val="1a1a1a"/>
+          <w:sz w:val="22"/>
+          <w:szCs w:val="22"/>
+          <w:rtl w:val="0"/>
+        </w:rPr>
+        <w:t xml:space="preserve">This section should remain visually distinct from the standard menu presentation while using the same overall dish-card design system for consistency.</w:t>
+      </w:r>
+      <w:r>
+        <w:rPr>
+          <w:rtl w:val="0"/>
+        </w:rPr>
+      </w:r>
+    </w:p>
+    <w:p>
+      <w:pPr>
+        <w:pStyle w:val="Heading3"/>
+        <w:spacing w:after="80" w:before="280" w:lineRule="auto"/>
+        <w:ind w:left="560" w:hanging="280"/>
+        <w:rPr>
+          <w:b w:val="1"/>
+          <w:bCs w:val="1"/>
+          <w:color w:val="1a1a1a"/>
+          <w:sz w:val="26"/>
+          <w:szCs w:val="26"/>
+        </w:rPr>
+      </w:pPr>
+      <w:bookmarkStart w:colFirst="0" w:colLast="0" w:name="_heading=h.if5031odt1a" w:id="6"/>
+      <w:bookmarkEnd w:id="6"/>
+      <w:r>
+        <w:rPr>
+          <w:b w:val="1"/>
+          <w:bCs w:val="1"/>
+          <w:color w:val="1a1a1a"/>
+          <w:sz w:val="26"/>
+          <w:szCs w:val="26"/>
+          <w:rtl w:val="0"/>
+        </w:rPr>
+        <w:t xml:space="preserve">Dietary &amp; Custom Orders</w:t>
+      </w:r>
+    </w:p>
+    <w:p>
+      <w:pPr>
+        <w:spacing w:after="240" w:before="240" w:lineRule="auto"/>
+        <w:rPr/>
+      </w:pPr>
+      <w:r>
+        <w:rPr>
+          <w:rtl w:val="0"/>
+        </w:rPr>
+        <w:t xml:space="preserve">Short informational section explaining that:</w:t>
+      </w:r>
+    </w:p>
+    <w:p>
+      <w:pPr>
+        <w:numPr>
+          <w:ilvl w:val="0"/>
+          <w:numId w:val="35"/>
+        </w:numPr>
+        <w:spacing w:after="0" w:afterAutospacing="0" w:before="240" w:lineRule="auto"/>
+        <w:ind w:left="720" w:hanging="360"/>
+      </w:pPr>
+      <w:r>
+        <w:rPr>
+          <w:rtl w:val="0"/>
+        </w:rPr>
+        <w:t xml:space="preserve">Custom requests are welcome</w:t>
+      </w:r>
+    </w:p>
+    <w:p>
+      <w:pPr>
+        <w:numPr>
+          <w:ilvl w:val="0"/>
+          <w:numId w:val="35"/>
+        </w:numPr>
+        <w:spacing w:after="0" w:afterAutospacing="0" w:before="0" w:beforeAutospacing="0" w:lineRule="auto"/>
+        <w:ind w:left="720" w:hanging="360"/>
+      </w:pPr>
+      <w:r>
+        <w:rPr>
+          <w:rtl w:val="0"/>
+        </w:rPr>
+        <w:t xml:space="preserve">Dietary accommodations may be available upon request</w:t>
+      </w:r>
+    </w:p>
+    <w:p>
+      <w:pPr>
+        <w:numPr>
+          <w:ilvl w:val="0"/>
+          <w:numId w:val="35"/>
+        </w:numPr>
+        <w:spacing w:after="240" w:before="0" w:beforeAutospacing="0" w:lineRule="auto"/>
+        <w:ind w:left="720" w:hanging="360"/>
+      </w:pPr>
+      <w:r>
+        <w:rPr>
+          <w:rtl w:val="0"/>
+        </w:rPr>
+        <w:t xml:space="preserve">Customers should contact Lana Food for special requirements</w:t>
+      </w:r>
+    </w:p>
+    <w:p>
+      <w:pPr>
+        <w:spacing w:after="60" w:lineRule="auto"/>
+        <w:ind w:left="560" w:hanging="280"/>
+        <w:rPr/>
+      </w:pPr>
+      <w:r>
+        <w:pict>
+          <v:rect style="width:0.0pt;height:1.5pt" o:hr="t" o:hrstd="t" o:hralign="center" fillcolor="#A0A0A0" stroked="f"/>
+        </w:pict>
+      </w:r>
+      <w:r>
+        <w:rPr>
+          <w:rtl w:val="0"/>
+        </w:rPr>
+      </w:r>
+    </w:p>
+    <w:p>
+      <w:pPr>
+        <w:pStyle w:val="Heading3"/>
+        <w:spacing w:after="80" w:before="280" w:lineRule="auto"/>
+        <w:ind w:left="560" w:hanging="280"/>
+        <w:rPr>
+          <w:b w:val="1"/>
+          <w:bCs w:val="1"/>
+          <w:color w:val="1a1a1a"/>
+          <w:sz w:val="26"/>
+          <w:szCs w:val="26"/>
+        </w:rPr>
+      </w:pPr>
+      <w:bookmarkStart w:colFirst="0" w:colLast="0" w:name="_heading=h.urw50hglj31o" w:id="10"/>
+      <w:bookmarkEnd w:id="10"/>
+      <w:r>
+        <w:rPr>
+          <w:b w:val="1"/>
+          <w:bCs w:val="1"/>
+          <w:color w:val="1a1a1a"/>
+          <w:sz w:val="26"/>
+          <w:szCs w:val="26"/>
+          <w:rtl w:val="0"/>
+        </w:rPr>
+        <w:t xml:space="preserve">Planning an Event?</w:t>
+      </w:r>
+    </w:p>
+    <w:p>
+      <w:pPr>
+        <w:spacing w:after="240" w:before="240" w:lineRule="auto"/>
+        <w:rPr/>
+      </w:pPr>
+      <w:r>
+        <w:rPr>
+          <w:rtl w:val="0"/>
+        </w:rPr>
+        <w:t xml:space="preserve">Promotional banner introducing catering services.</w:t>
+      </w:r>
+    </w:p>
+    <w:p>
+      <w:pPr>
+        <w:spacing w:after="240" w:before="240" w:lineRule="auto"/>
+        <w:rPr/>
+      </w:pPr>
+      <w:r>
+        <w:rPr>
+          <w:rtl w:val="0"/>
+        </w:rPr>
+        <w:t xml:space="preserve">CTA:</w:t>
+      </w:r>
+    </w:p>
+    <w:p>
+      <w:pPr>
+        <w:spacing w:after="240" w:before="240" w:lineRule="auto"/>
+        <w:rPr>
+          <w:b w:val="1"/>
+          <w:bCs w:val="1"/>
+        </w:rPr>
+      </w:pPr>
+      <w:r>
+        <w:rPr>
+          <w:b w:val="1"/>
+          <w:bCs w:val="1"/>
+          <w:rtl w:val="0"/>
+        </w:rPr>
+        <w:t xml:space="preserve">Explore Catering Services</w:t>
+      </w:r>
+    </w:p>
+    <w:p>
+      <w:pPr>
+        <w:spacing w:after="60" w:lineRule="auto"/>
+        <w:ind w:left="560" w:hanging="280"/>
+        <w:rPr/>
+      </w:pPr>
+      <w:r>
+        <w:pict>
+          <v:rect style="width:0.0pt;height:1.5pt" o:hr="t" o:hrstd="t" o:hralign="center" fillcolor="#A0A0A0" stroked="f"/>
+        </w:pict>
+      </w:r>
+      <w:r>
+        <w:rPr>
+          <w:rtl w:val="0"/>
+        </w:rPr>
+      </w:r>
+    </w:p>
+    <w:p>
+      <w:pPr>
+        <w:pStyle w:val="Heading3"/>
+        <w:spacing w:after="80" w:before="280" w:lineRule="auto"/>
+        <w:ind w:left="560" w:hanging="280"/>
+        <w:rPr>
+          <w:b w:val="1"/>
+          <w:bCs w:val="1"/>
+          <w:color w:val="1a1a1a"/>
+          <w:sz w:val="26"/>
+          <w:szCs w:val="26"/>
+        </w:rPr>
+      </w:pPr>
+      <w:bookmarkStart w:colFirst="0" w:colLast="0" w:name="_heading=h.lwtv3l5xfofb" w:id="11"/>
+      <w:bookmarkEnd w:id="11"/>
       <w:r>
         <w:rPr>
           <w:b w:val="1"/>
@@ -14721,7 +15201,7 @@
         <w:widowControl w:val="1"/>
         <w:numPr>
           <w:ilvl w:val="0"/>
-          <w:numId w:val="44"/>
+          <w:numId w:val="45"/>
         </w:numPr>
         <w:pBdr>
           <w:top w:space="0" w:sz="0" w:val="nil"/>
@@ -14751,7 +15231,7 @@
         <w:widowControl w:val="1"/>
         <w:numPr>
           <w:ilvl w:val="0"/>
-          <w:numId w:val="44"/>
+          <w:numId w:val="45"/>
         </w:numPr>
         <w:pBdr>
           <w:top w:space="0" w:sz="0" w:val="nil"/>
@@ -14781,7 +15261,7 @@
         <w:widowControl w:val="1"/>
         <w:numPr>
           <w:ilvl w:val="0"/>
-          <w:numId w:val="44"/>
+          <w:numId w:val="45"/>
         </w:numPr>
         <w:pBdr>
           <w:top w:space="0" w:sz="0" w:val="nil"/>
@@ -14800,7 +15280,6 @@
         <w:rPr>
           <w:rtl w:val="0"/>
         </w:rPr>
-        <w:t xml:space="preserve">Frozen Foods</w:t>
       </w:r>
     </w:p>
     <w:p>
@@ -14811,7 +15290,7 @@
         <w:widowControl w:val="1"/>
         <w:numPr>
           <w:ilvl w:val="0"/>
-          <w:numId w:val="44"/>
+          <w:numId w:val="45"/>
         </w:numPr>
         <w:pBdr>
           <w:top w:space="0" w:sz="0" w:val="nil"/>
@@ -14841,7 +15320,7 @@
         <w:widowControl w:val="1"/>
         <w:numPr>
           <w:ilvl w:val="0"/>
-          <w:numId w:val="44"/>
+          <w:numId w:val="45"/>
         </w:numPr>
         <w:pBdr>
           <w:top w:space="0" w:sz="0" w:val="nil"/>
@@ -14910,7 +15389,7 @@
         <w:widowControl w:val="1"/>
         <w:numPr>
           <w:ilvl w:val="0"/>
-          <w:numId w:val="44"/>
+          <w:numId w:val="45"/>
         </w:numPr>
         <w:pBdr>
           <w:top w:space="0" w:sz="0" w:val="nil"/>
@@ -14959,7 +15438,7 @@
         <w:widowControl w:val="1"/>
         <w:numPr>
           <w:ilvl w:val="0"/>
-          <w:numId w:val="44"/>
+          <w:numId w:val="45"/>
         </w:numPr>
         <w:pBdr>
           <w:top w:space="0" w:sz="0" w:val="nil"/>
@@ -14997,7 +15476,7 @@
         <w:widowControl w:val="1"/>
         <w:numPr>
           <w:ilvl w:val="0"/>
-          <w:numId w:val="44"/>
+          <w:numId w:val="45"/>
         </w:numPr>
         <w:pBdr>
           <w:top w:space="0" w:sz="0" w:val="nil"/>
@@ -15046,7 +15525,7 @@
         <w:widowControl w:val="1"/>
         <w:numPr>
           <w:ilvl w:val="0"/>
-          <w:numId w:val="44"/>
+          <w:numId w:val="45"/>
         </w:numPr>
         <w:pBdr>
           <w:top w:space="0" w:sz="0" w:val="nil"/>
@@ -15108,7 +15587,7 @@
       <w:pPr>
         <w:numPr>
           <w:ilvl w:val="0"/>
-          <w:numId w:val="49"/>
+          <w:numId w:val="50"/>
         </w:numPr>
         <w:spacing w:after="0" w:afterAutospacing="0" w:before="240" w:lineRule="auto"/>
         <w:ind w:left="720" w:hanging="360"/>
@@ -15124,7 +15603,7 @@
       <w:pPr>
         <w:numPr>
           <w:ilvl w:val="0"/>
-          <w:numId w:val="49"/>
+          <w:numId w:val="50"/>
         </w:numPr>
         <w:spacing w:after="0" w:afterAutospacing="0" w:before="0" w:beforeAutospacing="0" w:lineRule="auto"/>
         <w:ind w:left="720" w:hanging="360"/>
@@ -15140,7 +15619,7 @@
       <w:pPr>
         <w:numPr>
           <w:ilvl w:val="0"/>
-          <w:numId w:val="49"/>
+          <w:numId w:val="50"/>
         </w:numPr>
         <w:spacing w:after="0" w:afterAutospacing="0" w:before="0" w:beforeAutospacing="0" w:lineRule="auto"/>
         <w:ind w:left="720" w:hanging="360"/>
@@ -15156,7 +15635,7 @@
       <w:pPr>
         <w:numPr>
           <w:ilvl w:val="0"/>
-          <w:numId w:val="49"/>
+          <w:numId w:val="50"/>
         </w:numPr>
         <w:spacing w:after="0" w:afterAutospacing="0" w:before="0" w:beforeAutospacing="0" w:lineRule="auto"/>
         <w:ind w:left="720" w:hanging="360"/>
@@ -15176,7 +15655,7 @@
         <w:widowControl w:val="1"/>
         <w:numPr>
           <w:ilvl w:val="0"/>
-          <w:numId w:val="44"/>
+          <w:numId w:val="45"/>
         </w:numPr>
         <w:pBdr>
           <w:top w:space="0" w:sz="0" w:val="nil"/>
@@ -15605,8 +16084,8 @@
           <w:szCs w:val="46"/>
         </w:rPr>
       </w:pPr>
-      <w:bookmarkStart w:colFirst="0" w:colLast="0" w:name="_heading=h.bnoz4dnjroka" w:id="8"/>
-      <w:bookmarkEnd w:id="8"/>
+      <w:bookmarkStart w:colFirst="0" w:colLast="0" w:name="_heading=h.bnoz4dnjroka" w:id="12"/>
+      <w:bookmarkEnd w:id="12"/>
       <w:r>
         <w:rPr>
           <w:b w:val="1"/>
@@ -15632,8 +16111,8 @@
           <w:szCs w:val="26"/>
         </w:rPr>
       </w:pPr>
-      <w:bookmarkStart w:colFirst="0" w:colLast="0" w:name="_heading=h.pbh2jiucekcl" w:id="9"/>
-      <w:bookmarkEnd w:id="9"/>
+      <w:bookmarkStart w:colFirst="0" w:colLast="0" w:name="_heading=h.pbh2jiucekcl" w:id="13"/>
+      <w:bookmarkEnd w:id="13"/>
       <w:r>
         <w:rPr>
           <w:b w:val="1"/>
@@ -15669,7 +16148,7 @@
       </w:pPr>
       <w:sdt>
         <w:sdtPr>
-          <w:id w:val="-943842729"/>
+          <w:id w:val="1763785751"/>
           <w:tag w:val="goog_rdk_3"/>
         </w:sdtPr>
         <w:sdtContent>
@@ -15745,8 +16224,8 @@
           <w:szCs w:val="26"/>
         </w:rPr>
       </w:pPr>
-      <w:bookmarkStart w:colFirst="0" w:colLast="0" w:name="_heading=h.452gmykt2p2e" w:id="10"/>
-      <w:bookmarkEnd w:id="10"/>
+      <w:bookmarkStart w:colFirst="0" w:colLast="0" w:name="_heading=h.452gmykt2p2e" w:id="14"/>
+      <w:bookmarkEnd w:id="14"/>
       <w:r>
         <w:rPr>
           <w:b w:val="1"/>
@@ -15909,8 +16388,8 @@
           <w:szCs w:val="26"/>
         </w:rPr>
       </w:pPr>
-      <w:bookmarkStart w:colFirst="0" w:colLast="0" w:name="_heading=h.8xpoafm4ivij" w:id="11"/>
-      <w:bookmarkEnd w:id="11"/>
+      <w:bookmarkStart w:colFirst="0" w:colLast="0" w:name="_heading=h.8xpoafm4ivij" w:id="15"/>
+      <w:bookmarkEnd w:id="15"/>
       <w:r>
         <w:rPr>
           <w:b w:val="1"/>
@@ -15939,7 +16418,7 @@
       <w:pPr>
         <w:numPr>
           <w:ilvl w:val="0"/>
-          <w:numId w:val="46"/>
+          <w:numId w:val="47"/>
         </w:numPr>
         <w:spacing w:after="0" w:afterAutospacing="0" w:before="240" w:lineRule="auto"/>
         <w:ind w:left="720" w:hanging="360"/>
@@ -15955,7 +16434,7 @@
       <w:pPr>
         <w:numPr>
           <w:ilvl w:val="0"/>
-          <w:numId w:val="46"/>
+          <w:numId w:val="47"/>
         </w:numPr>
         <w:spacing w:after="0" w:afterAutospacing="0" w:before="0" w:beforeAutospacing="0" w:lineRule="auto"/>
         <w:ind w:left="720" w:hanging="360"/>
@@ -15971,7 +16450,7 @@
       <w:pPr>
         <w:numPr>
           <w:ilvl w:val="0"/>
-          <w:numId w:val="46"/>
+          <w:numId w:val="47"/>
         </w:numPr>
         <w:spacing w:after="0" w:afterAutospacing="0" w:before="0" w:beforeAutospacing="0" w:lineRule="auto"/>
         <w:ind w:left="720" w:hanging="360"/>
@@ -15987,7 +16466,7 @@
       <w:pPr>
         <w:numPr>
           <w:ilvl w:val="0"/>
-          <w:numId w:val="46"/>
+          <w:numId w:val="47"/>
         </w:numPr>
         <w:spacing w:after="240" w:before="0" w:beforeAutospacing="0" w:lineRule="auto"/>
         <w:ind w:left="720" w:hanging="360"/>
@@ -16029,8 +16508,8 @@
           <w:szCs w:val="26"/>
         </w:rPr>
       </w:pPr>
-      <w:bookmarkStart w:colFirst="0" w:colLast="0" w:name="_heading=h.tmdcjizcz1gd" w:id="12"/>
-      <w:bookmarkEnd w:id="12"/>
+      <w:bookmarkStart w:colFirst="0" w:colLast="0" w:name="_heading=h.tmdcjizcz1gd" w:id="16"/>
+      <w:bookmarkEnd w:id="16"/>
       <w:r>
         <w:rPr>
           <w:b w:val="1"/>
@@ -16071,7 +16550,7 @@
       <w:pPr>
         <w:numPr>
           <w:ilvl w:val="0"/>
-          <w:numId w:val="35"/>
+          <w:numId w:val="36"/>
         </w:numPr>
         <w:spacing w:after="0" w:afterAutospacing="0" w:before="240" w:lineRule="auto"/>
         <w:ind w:left="720" w:hanging="360"/>
@@ -16087,7 +16566,7 @@
       <w:pPr>
         <w:numPr>
           <w:ilvl w:val="0"/>
-          <w:numId w:val="35"/>
+          <w:numId w:val="36"/>
         </w:numPr>
         <w:spacing w:after="0" w:afterAutospacing="0" w:before="0" w:beforeAutospacing="0" w:lineRule="auto"/>
         <w:ind w:left="720" w:hanging="360"/>
@@ -16103,7 +16582,7 @@
       <w:pPr>
         <w:numPr>
           <w:ilvl w:val="0"/>
-          <w:numId w:val="35"/>
+          <w:numId w:val="36"/>
         </w:numPr>
         <w:spacing w:after="0" w:afterAutospacing="0" w:before="0" w:beforeAutospacing="0" w:lineRule="auto"/>
         <w:ind w:left="720" w:hanging="360"/>
@@ -16119,7 +16598,7 @@
       <w:pPr>
         <w:numPr>
           <w:ilvl w:val="0"/>
-          <w:numId w:val="35"/>
+          <w:numId w:val="36"/>
         </w:numPr>
         <w:spacing w:after="0" w:afterAutospacing="0" w:before="0" w:beforeAutospacing="0" w:lineRule="auto"/>
         <w:ind w:left="720" w:hanging="360"/>
@@ -16135,7 +16614,7 @@
       <w:pPr>
         <w:numPr>
           <w:ilvl w:val="0"/>
-          <w:numId w:val="35"/>
+          <w:numId w:val="36"/>
         </w:numPr>
         <w:spacing w:after="0" w:afterAutospacing="0" w:before="0" w:beforeAutospacing="0" w:lineRule="auto"/>
         <w:ind w:left="720" w:hanging="360"/>
@@ -16151,7 +16630,7 @@
       <w:pPr>
         <w:numPr>
           <w:ilvl w:val="0"/>
-          <w:numId w:val="35"/>
+          <w:numId w:val="36"/>
         </w:numPr>
         <w:spacing w:after="240" w:before="0" w:beforeAutospacing="0" w:lineRule="auto"/>
         <w:ind w:left="720" w:hanging="360"/>
@@ -16193,8 +16672,8 @@
           <w:szCs w:val="26"/>
         </w:rPr>
       </w:pPr>
-      <w:bookmarkStart w:colFirst="0" w:colLast="0" w:name="_heading=h.lvo40rw75se4" w:id="13"/>
-      <w:bookmarkEnd w:id="13"/>
+      <w:bookmarkStart w:colFirst="0" w:colLast="0" w:name="_heading=h.lvo40rw75se4" w:id="17"/>
+      <w:bookmarkEnd w:id="17"/>
       <w:r>
         <w:rPr>
           <w:b w:val="1"/>
@@ -16235,7 +16714,7 @@
       <w:pPr>
         <w:numPr>
           <w:ilvl w:val="0"/>
-          <w:numId w:val="53"/>
+          <w:numId w:val="55"/>
         </w:numPr>
         <w:spacing w:after="0" w:afterAutospacing="0" w:before="240" w:lineRule="auto"/>
         <w:ind w:left="720" w:hanging="360"/>
@@ -16251,7 +16730,7 @@
       <w:pPr>
         <w:numPr>
           <w:ilvl w:val="0"/>
-          <w:numId w:val="53"/>
+          <w:numId w:val="55"/>
         </w:numPr>
         <w:spacing w:after="0" w:afterAutospacing="0" w:before="0" w:beforeAutospacing="0" w:lineRule="auto"/>
         <w:ind w:left="720" w:hanging="360"/>
@@ -16267,7 +16746,7 @@
       <w:pPr>
         <w:numPr>
           <w:ilvl w:val="0"/>
-          <w:numId w:val="53"/>
+          <w:numId w:val="55"/>
         </w:numPr>
         <w:spacing w:after="0" w:afterAutospacing="0" w:before="0" w:beforeAutospacing="0" w:lineRule="auto"/>
         <w:ind w:left="720" w:hanging="360"/>
@@ -16283,7 +16762,7 @@
       <w:pPr>
         <w:numPr>
           <w:ilvl w:val="0"/>
-          <w:numId w:val="53"/>
+          <w:numId w:val="55"/>
         </w:numPr>
         <w:spacing w:after="0" w:afterAutospacing="0" w:before="0" w:beforeAutospacing="0" w:lineRule="auto"/>
         <w:ind w:left="720" w:hanging="360"/>
@@ -16299,7 +16778,7 @@
       <w:pPr>
         <w:numPr>
           <w:ilvl w:val="0"/>
-          <w:numId w:val="53"/>
+          <w:numId w:val="55"/>
         </w:numPr>
         <w:spacing w:after="240" w:before="0" w:beforeAutospacing="0" w:lineRule="auto"/>
         <w:ind w:left="720" w:hanging="360"/>
@@ -16353,8 +16832,8 @@
           <w:szCs w:val="26"/>
         </w:rPr>
       </w:pPr>
-      <w:bookmarkStart w:colFirst="0" w:colLast="0" w:name="_heading=h.qn9uo04ushum" w:id="14"/>
-      <w:bookmarkEnd w:id="14"/>
+      <w:bookmarkStart w:colFirst="0" w:colLast="0" w:name="_heading=h.qn9uo04ushum" w:id="18"/>
+      <w:bookmarkEnd w:id="18"/>
       <w:r>
         <w:rPr>
           <w:b w:val="1"/>
@@ -16383,7 +16862,7 @@
       <w:pPr>
         <w:numPr>
           <w:ilvl w:val="0"/>
-          <w:numId w:val="58"/>
+          <w:numId w:val="60"/>
         </w:numPr>
         <w:spacing w:after="0" w:afterAutospacing="0" w:before="240" w:lineRule="auto"/>
         <w:ind w:left="720" w:hanging="360"/>
@@ -16399,7 +16878,7 @@
       <w:pPr>
         <w:numPr>
           <w:ilvl w:val="0"/>
-          <w:numId w:val="58"/>
+          <w:numId w:val="60"/>
         </w:numPr>
         <w:spacing w:after="0" w:afterAutospacing="0" w:before="0" w:beforeAutospacing="0" w:lineRule="auto"/>
         <w:ind w:left="720" w:hanging="360"/>
@@ -16415,7 +16894,7 @@
       <w:pPr>
         <w:numPr>
           <w:ilvl w:val="0"/>
-          <w:numId w:val="58"/>
+          <w:numId w:val="60"/>
         </w:numPr>
         <w:spacing w:after="0" w:afterAutospacing="0" w:before="0" w:beforeAutospacing="0" w:lineRule="auto"/>
         <w:ind w:left="720" w:hanging="360"/>
@@ -16431,7 +16910,7 @@
       <w:pPr>
         <w:numPr>
           <w:ilvl w:val="0"/>
-          <w:numId w:val="58"/>
+          <w:numId w:val="60"/>
         </w:numPr>
         <w:spacing w:after="0" w:afterAutospacing="0" w:before="0" w:beforeAutospacing="0" w:lineRule="auto"/>
         <w:ind w:left="720" w:hanging="360"/>
@@ -16447,7 +16926,7 @@
       <w:pPr>
         <w:numPr>
           <w:ilvl w:val="0"/>
-          <w:numId w:val="58"/>
+          <w:numId w:val="60"/>
         </w:numPr>
         <w:spacing w:after="0" w:afterAutospacing="0" w:before="0" w:beforeAutospacing="0" w:lineRule="auto"/>
         <w:ind w:left="720" w:hanging="360"/>
@@ -16463,7 +16942,7 @@
       <w:pPr>
         <w:numPr>
           <w:ilvl w:val="0"/>
-          <w:numId w:val="58"/>
+          <w:numId w:val="60"/>
         </w:numPr>
         <w:spacing w:after="240" w:before="0" w:beforeAutospacing="0" w:lineRule="auto"/>
         <w:ind w:left="720" w:hanging="360"/>
@@ -16505,8 +16984,8 @@
           <w:szCs w:val="26"/>
         </w:rPr>
       </w:pPr>
-      <w:bookmarkStart w:colFirst="0" w:colLast="0" w:name="_heading=h.7y62zhnkg6p" w:id="15"/>
-      <w:bookmarkEnd w:id="15"/>
+      <w:bookmarkStart w:colFirst="0" w:colLast="0" w:name="_heading=h.7y62zhnkg6p" w:id="19"/>
+      <w:bookmarkEnd w:id="19"/>
       <w:r>
         <w:rPr>
           <w:b w:val="1"/>
@@ -16633,8 +17112,8 @@
           <w:szCs w:val="26"/>
         </w:rPr>
       </w:pPr>
-      <w:bookmarkStart w:colFirst="0" w:colLast="0" w:name="_heading=h.b0gj0585wvgl" w:id="16"/>
-      <w:bookmarkEnd w:id="16"/>
+      <w:bookmarkStart w:colFirst="0" w:colLast="0" w:name="_heading=h.b0gj0585wvgl" w:id="20"/>
+      <w:bookmarkEnd w:id="20"/>
       <w:r>
         <w:rPr>
           <w:b w:val="1"/>
@@ -16951,7 +17430,7 @@
         <w:widowControl w:val="1"/>
         <w:numPr>
           <w:ilvl w:val="0"/>
-          <w:numId w:val="44"/>
+          <w:numId w:val="45"/>
         </w:numPr>
         <w:pBdr>
           <w:top w:space="0" w:sz="0" w:val="nil"/>
@@ -16981,7 +17460,7 @@
         <w:widowControl w:val="1"/>
         <w:numPr>
           <w:ilvl w:val="0"/>
-          <w:numId w:val="44"/>
+          <w:numId w:val="45"/>
         </w:numPr>
         <w:pBdr>
           <w:top w:space="0" w:sz="0" w:val="nil"/>
@@ -17011,7 +17490,7 @@
         <w:widowControl w:val="1"/>
         <w:numPr>
           <w:ilvl w:val="0"/>
-          <w:numId w:val="44"/>
+          <w:numId w:val="45"/>
         </w:numPr>
         <w:pBdr>
           <w:top w:space="0" w:sz="0" w:val="nil"/>
@@ -17030,7 +17509,7 @@
         <w:rPr>
           <w:rtl w:val="0"/>
         </w:rPr>
-        <w:t xml:space="preserve">Frozen Foods (for customers interested in frozen products)</w:t>
+        <w:t xml:space="preserve">About</w:t>
       </w:r>
     </w:p>
     <w:p>
@@ -17041,7 +17520,7 @@
         <w:widowControl w:val="1"/>
         <w:numPr>
           <w:ilvl w:val="0"/>
-          <w:numId w:val="44"/>
+          <w:numId w:val="45"/>
         </w:numPr>
         <w:pBdr>
           <w:top w:space="0" w:sz="0" w:val="nil"/>
@@ -17060,7 +17539,46 @@
         <w:rPr>
           <w:rtl w:val="0"/>
         </w:rPr>
-        <w:t xml:space="preserve">About</w:t>
+        <w:t xml:space="preserve">Contact</w:t>
+      </w:r>
+      <w:r>
+        <w:rPr>
+          <w:rtl w:val="0"/>
+        </w:rPr>
+      </w:r>
+    </w:p>
+    <w:p>
+      <w:pPr>
+        <w:spacing w:after="80" w:before="0" w:lineRule="auto"/>
+        <w:rPr/>
+      </w:pPr>
+      <w:r>
+        <w:rPr>
+          <w:rtl w:val="0"/>
+        </w:rPr>
+      </w:r>
+    </w:p>
+    <w:p>
+      <w:pPr>
+        <w:spacing w:after="40" w:before="120" w:lineRule="auto"/>
+        <w:rPr/>
+      </w:pPr>
+      <w:r>
+        <w:rPr>
+          <w:rFonts w:ascii="Arial" w:cs="Arial" w:eastAsia="Arial" w:hAnsi="Arial"/>
+          <w:b w:val="1"/>
+          <w:bCs w:val="1"/>
+          <w:color w:val="9b6f2e"/>
+          <w:sz w:val="18"/>
+          <w:szCs w:val="18"/>
+          <w:rtl w:val="0"/>
+        </w:rPr>
+        <w:t xml:space="preserve">SEO OPPORTUNITIES</w:t>
+      </w:r>
+      <w:r>
+        <w:rPr>
+          <w:rtl w:val="0"/>
+        </w:rPr>
       </w:r>
     </w:p>
     <w:p>
@@ -17071,7 +17589,7 @@
         <w:widowControl w:val="1"/>
         <w:numPr>
           <w:ilvl w:val="0"/>
-          <w:numId w:val="44"/>
+          <w:numId w:val="45"/>
         </w:numPr>
         <w:pBdr>
           <w:top w:space="0" w:sz="0" w:val="nil"/>
@@ -17088,48 +17606,28 @@
       </w:pPr>
       <w:r>
         <w:rPr>
-          <w:rtl w:val="0"/>
-        </w:rPr>
-        <w:t xml:space="preserve">Contact</w:t>
-      </w:r>
-      <w:r>
-        <w:rPr>
-          <w:rtl w:val="0"/>
-        </w:rPr>
-      </w:r>
-    </w:p>
-    <w:p>
-      <w:pPr>
-        <w:spacing w:after="80" w:before="0" w:lineRule="auto"/>
-        <w:rPr/>
-      </w:pPr>
-      <w:r>
-        <w:rPr>
-          <w:rtl w:val="0"/>
-        </w:rPr>
-      </w:r>
-    </w:p>
-    <w:p>
-      <w:pPr>
-        <w:spacing w:after="40" w:before="120" w:lineRule="auto"/>
-        <w:rPr/>
-      </w:pPr>
-      <w:r>
-        <w:rPr>
           <w:rFonts w:ascii="Arial" w:cs="Arial" w:eastAsia="Arial" w:hAnsi="Arial"/>
-          <w:b w:val="1"/>
-          <w:bCs w:val="1"/>
-          <w:color w:val="9b6f2e"/>
-          <w:sz w:val="18"/>
-          <w:szCs w:val="18"/>
-          <w:rtl w:val="0"/>
-        </w:rPr>
-        <w:t xml:space="preserve">SEO OPPORTUNITIES</w:t>
-      </w:r>
-      <w:r>
-        <w:rPr>
-          <w:rtl w:val="0"/>
-        </w:rPr>
+          <w:b w:val="0"/>
+          <w:bCs w:val="0"/>
+          <w:i w:val="0"/>
+          <w:iCs w:val="0"/>
+          <w:smallCaps w:val="0"/>
+          <w:strike w:val="0"/>
+          <w:color w:val="1a1a1a"/>
+          <w:sz w:val="22"/>
+          <w:szCs w:val="22"/>
+          <w:u w:val="none"/>
+          <w:shd w:fill="auto" w:val="clear"/>
+          <w:vertAlign w:val="baseline"/>
+          <w:rtl w:val="0"/>
+        </w:rPr>
+        <w:t xml:space="preserve">Page title: Catering Services: </w:t>
+      </w:r>
+      <w:r>
+        <w:rPr>
+          <w:rtl w:val="0"/>
+        </w:rPr>
+        <w:t xml:space="preserve">Catering Services | Lana Food | Bay Area California </w:t>
       </w:r>
     </w:p>
     <w:p>
@@ -17140,7 +17638,39 @@
         <w:widowControl w:val="1"/>
         <w:numPr>
           <w:ilvl w:val="0"/>
-          <w:numId w:val="44"/>
+          <w:numId w:val="45"/>
+        </w:numPr>
+        <w:pBdr>
+          <w:top w:space="0" w:sz="0" w:val="nil"/>
+          <w:left w:space="0" w:sz="0" w:val="nil"/>
+          <w:bottom w:space="0" w:sz="0" w:val="nil"/>
+          <w:right w:space="0" w:sz="0" w:val="nil"/>
+          <w:between w:space="0" w:sz="0" w:val="nil"/>
+        </w:pBdr>
+        <w:shd w:fill="auto" w:val="clear"/>
+        <w:spacing w:after="60" w:before="0" w:line="240" w:lineRule="auto"/>
+        <w:ind w:left="560" w:right="0" w:hanging="280"/>
+        <w:jc w:val="left"/>
+        <w:rPr>
+          <w:u w:val="none"/>
+        </w:rPr>
+      </w:pPr>
+      <w:r>
+        <w:rPr>
+          <w:rtl w:val="0"/>
+        </w:rPr>
+        <w:t xml:space="preserve">H1: Homemade Catering for Every Celebration </w:t>
+      </w:r>
+    </w:p>
+    <w:p>
+      <w:pPr>
+        <w:keepNext w:val="0"/>
+        <w:keepLines w:val="0"/>
+        <w:pageBreakBefore w:val="0"/>
+        <w:widowControl w:val="1"/>
+        <w:numPr>
+          <w:ilvl w:val="0"/>
+          <w:numId w:val="45"/>
         </w:numPr>
         <w:pBdr>
           <w:top w:space="0" w:sz="0" w:val="nil"/>
@@ -17172,13 +17702,13 @@
           <w:vertAlign w:val="baseline"/>
           <w:rtl w:val="0"/>
         </w:rPr>
-        <w:t xml:space="preserve">Page title: Catering Services: </w:t>
-      </w:r>
-      <w:r>
-        <w:rPr>
-          <w:rtl w:val="0"/>
-        </w:rPr>
-        <w:t xml:space="preserve">Catering Services | Lana Food | Bay Area California </w:t>
+        <w:t xml:space="preserve">Target keywords: </w:t>
+      </w:r>
+      <w:r>
+        <w:rPr>
+          <w:rtl w:val="0"/>
+        </w:rPr>
+        <w:t xml:space="preserve">homemade catering Bay Area, birthday catering Bay Area, baby shower, catering California, family event catering, kids party catering, Eastern European catering</w:t>
       </w:r>
     </w:p>
     <w:p>
@@ -17189,39 +17719,7 @@
         <w:widowControl w:val="1"/>
         <w:numPr>
           <w:ilvl w:val="0"/>
-          <w:numId w:val="44"/>
-        </w:numPr>
-        <w:pBdr>
-          <w:top w:space="0" w:sz="0" w:val="nil"/>
-          <w:left w:space="0" w:sz="0" w:val="nil"/>
-          <w:bottom w:space="0" w:sz="0" w:val="nil"/>
-          <w:right w:space="0" w:sz="0" w:val="nil"/>
-          <w:between w:space="0" w:sz="0" w:val="nil"/>
-        </w:pBdr>
-        <w:shd w:fill="auto" w:val="clear"/>
-        <w:spacing w:after="60" w:before="0" w:line="240" w:lineRule="auto"/>
-        <w:ind w:left="560" w:right="0" w:hanging="280"/>
-        <w:jc w:val="left"/>
-        <w:rPr>
-          <w:u w:val="none"/>
-        </w:rPr>
-      </w:pPr>
-      <w:r>
-        <w:rPr>
-          <w:rtl w:val="0"/>
-        </w:rPr>
-        <w:t xml:space="preserve">H1: Homemade Catering for Every Celebration </w:t>
-      </w:r>
-    </w:p>
-    <w:p>
-      <w:pPr>
-        <w:keepNext w:val="0"/>
-        <w:keepLines w:val="0"/>
-        <w:pageBreakBefore w:val="0"/>
-        <w:widowControl w:val="1"/>
-        <w:numPr>
-          <w:ilvl w:val="0"/>
-          <w:numId w:val="44"/>
+          <w:numId w:val="45"/>
         </w:numPr>
         <w:pBdr>
           <w:top w:space="0" w:sz="0" w:val="nil"/>
@@ -17238,82 +17736,33 @@
       </w:pPr>
       <w:r>
         <w:rPr>
-          <w:rFonts w:ascii="Arial" w:cs="Arial" w:eastAsia="Arial" w:hAnsi="Arial"/>
-          <w:b w:val="0"/>
-          <w:bCs w:val="0"/>
-          <w:i w:val="0"/>
-          <w:iCs w:val="0"/>
-          <w:smallCaps w:val="0"/>
-          <w:strike w:val="0"/>
-          <w:color w:val="1a1a1a"/>
-          <w:sz w:val="22"/>
-          <w:szCs w:val="22"/>
-          <w:u w:val="none"/>
-          <w:shd w:fill="auto" w:val="clear"/>
-          <w:vertAlign w:val="baseline"/>
-          <w:rtl w:val="0"/>
-        </w:rPr>
-        <w:t xml:space="preserve">Target keywords: </w:t>
-      </w:r>
-      <w:r>
-        <w:rPr>
-          <w:rtl w:val="0"/>
-        </w:rPr>
-        <w:t xml:space="preserve">homemade catering Bay Area, birthday catering Bay Area, baby shower, catering California, family event catering, kids party catering, Eastern European catering</w:t>
-      </w:r>
-    </w:p>
-    <w:p>
-      <w:pPr>
-        <w:keepNext w:val="0"/>
-        <w:keepLines w:val="0"/>
-        <w:pageBreakBefore w:val="0"/>
-        <w:widowControl w:val="1"/>
+          <w:rtl w:val="0"/>
+        </w:rPr>
+        <w:t xml:space="preserve">Schema: LocalBusiness, Service, Offer, BreadcrumbList</w:t>
+      </w:r>
+    </w:p>
+    <w:p>
+      <w:pPr>
+        <w:spacing w:after="240" w:before="240" w:lineRule="auto"/>
+        <w:rPr>
+          <w:b w:val="1"/>
+          <w:bCs w:val="1"/>
+        </w:rPr>
+      </w:pPr>
+      <w:r>
+        <w:rPr>
+          <w:b w:val="1"/>
+          <w:bCs w:val="1"/>
+          <w:rtl w:val="0"/>
+        </w:rPr>
+        <w:t xml:space="preserve">SEO Best Practices</w:t>
+      </w:r>
+    </w:p>
+    <w:p>
+      <w:pPr>
         <w:numPr>
           <w:ilvl w:val="0"/>
-          <w:numId w:val="44"/>
-        </w:numPr>
-        <w:pBdr>
-          <w:top w:space="0" w:sz="0" w:val="nil"/>
-          <w:left w:space="0" w:sz="0" w:val="nil"/>
-          <w:bottom w:space="0" w:sz="0" w:val="nil"/>
-          <w:right w:space="0" w:sz="0" w:val="nil"/>
-          <w:between w:space="0" w:sz="0" w:val="nil"/>
-        </w:pBdr>
-        <w:shd w:fill="auto" w:val="clear"/>
-        <w:spacing w:after="60" w:before="0" w:line="240" w:lineRule="auto"/>
-        <w:ind w:left="560" w:right="0" w:hanging="280"/>
-        <w:jc w:val="left"/>
-        <w:rPr/>
-      </w:pPr>
-      <w:r>
-        <w:rPr>
-          <w:rtl w:val="0"/>
-        </w:rPr>
-        <w:t xml:space="preserve">Schema: LocalBusiness, Service, Offer, BreadcrumbList</w:t>
-      </w:r>
-    </w:p>
-    <w:p>
-      <w:pPr>
-        <w:spacing w:after="240" w:before="240" w:lineRule="auto"/>
-        <w:rPr>
-          <w:b w:val="1"/>
-          <w:bCs w:val="1"/>
-        </w:rPr>
-      </w:pPr>
-      <w:r>
-        <w:rPr>
-          <w:b w:val="1"/>
-          <w:bCs w:val="1"/>
-          <w:rtl w:val="0"/>
-        </w:rPr>
-        <w:t xml:space="preserve">SEO Best Practices</w:t>
-      </w:r>
-    </w:p>
-    <w:p>
-      <w:pPr>
-        <w:numPr>
-          <w:ilvl w:val="0"/>
-          <w:numId w:val="52"/>
+          <w:numId w:val="54"/>
         </w:numPr>
         <w:spacing w:after="0" w:afterAutospacing="0" w:before="240" w:lineRule="auto"/>
         <w:ind w:left="720" w:hanging="360"/>
@@ -17329,7 +17778,7 @@
       <w:pPr>
         <w:numPr>
           <w:ilvl w:val="0"/>
-          <w:numId w:val="52"/>
+          <w:numId w:val="54"/>
         </w:numPr>
         <w:spacing w:after="0" w:afterAutospacing="0" w:before="0" w:beforeAutospacing="0" w:lineRule="auto"/>
         <w:ind w:left="720" w:hanging="360"/>
@@ -17345,7 +17794,7 @@
       <w:pPr>
         <w:numPr>
           <w:ilvl w:val="0"/>
-          <w:numId w:val="52"/>
+          <w:numId w:val="54"/>
         </w:numPr>
         <w:spacing w:after="0" w:afterAutospacing="0" w:before="0" w:beforeAutospacing="0" w:lineRule="auto"/>
         <w:ind w:left="720" w:hanging="360"/>
@@ -17361,7 +17810,7 @@
       <w:pPr>
         <w:numPr>
           <w:ilvl w:val="0"/>
-          <w:numId w:val="52"/>
+          <w:numId w:val="54"/>
         </w:numPr>
         <w:spacing w:after="240" w:before="0" w:beforeAutospacing="0" w:lineRule="auto"/>
         <w:ind w:left="720" w:hanging="360"/>
@@ -17855,8 +18304,8 @@
           <w:szCs w:val="26"/>
         </w:rPr>
       </w:pPr>
-      <w:bookmarkStart w:colFirst="0" w:colLast="0" w:name="_heading=h.onuq49z7f2ul" w:id="17"/>
-      <w:bookmarkEnd w:id="17"/>
+      <w:bookmarkStart w:colFirst="0" w:colLast="0" w:name="_heading=h.onuq49z7f2ul" w:id="21"/>
+      <w:bookmarkEnd w:id="21"/>
       <w:r>
         <w:rPr>
           <w:b w:val="1"/>
@@ -17885,14 +18334,14 @@
       <w:pPr>
         <w:numPr>
           <w:ilvl w:val="0"/>
-          <w:numId w:val="61"/>
+          <w:numId w:val="63"/>
         </w:numPr>
         <w:spacing w:after="0" w:afterAutospacing="0" w:before="240" w:lineRule="auto"/>
         <w:ind w:left="720" w:hanging="360"/>
       </w:pPr>
       <w:sdt>
         <w:sdtPr>
-          <w:id w:val="1945661390"/>
+          <w:id w:val="782138767"/>
           <w:tag w:val="goog_rdk_4"/>
         </w:sdtPr>
         <w:sdtContent>
@@ -17910,7 +18359,7 @@
       <w:pPr>
         <w:numPr>
           <w:ilvl w:val="0"/>
-          <w:numId w:val="61"/>
+          <w:numId w:val="63"/>
         </w:numPr>
         <w:spacing w:after="0" w:afterAutospacing="0" w:before="0" w:beforeAutospacing="0" w:lineRule="auto"/>
         <w:ind w:left="720" w:hanging="360"/>
@@ -17926,7 +18375,7 @@
       <w:pPr>
         <w:numPr>
           <w:ilvl w:val="0"/>
-          <w:numId w:val="61"/>
+          <w:numId w:val="63"/>
         </w:numPr>
         <w:spacing w:after="240" w:before="0" w:beforeAutospacing="0" w:lineRule="auto"/>
         <w:ind w:left="720" w:hanging="360"/>
@@ -17968,8 +18417,8 @@
           <w:szCs w:val="26"/>
         </w:rPr>
       </w:pPr>
-      <w:bookmarkStart w:colFirst="0" w:colLast="0" w:name="_heading=h.f8gsa3m11jx4" w:id="18"/>
-      <w:bookmarkEnd w:id="18"/>
+      <w:bookmarkStart w:colFirst="0" w:colLast="0" w:name="_heading=h.f8gsa3m11jx4" w:id="22"/>
+      <w:bookmarkEnd w:id="22"/>
       <w:r>
         <w:rPr>
           <w:b w:val="1"/>
@@ -18112,8 +18561,8 @@
           <w:szCs w:val="26"/>
         </w:rPr>
       </w:pPr>
-      <w:bookmarkStart w:colFirst="0" w:colLast="0" w:name="_heading=h.nzg28hllrula" w:id="19"/>
-      <w:bookmarkEnd w:id="19"/>
+      <w:bookmarkStart w:colFirst="0" w:colLast="0" w:name="_heading=h.nzg28hllrula" w:id="23"/>
+      <w:bookmarkEnd w:id="23"/>
       <w:r>
         <w:rPr>
           <w:b w:val="1"/>
@@ -18244,8 +18693,8 @@
           <w:szCs w:val="26"/>
         </w:rPr>
       </w:pPr>
-      <w:bookmarkStart w:colFirst="0" w:colLast="0" w:name="_heading=h.xf1jsmbn2jc3" w:id="20"/>
-      <w:bookmarkEnd w:id="20"/>
+      <w:bookmarkStart w:colFirst="0" w:colLast="0" w:name="_heading=h.xf1jsmbn2jc3" w:id="24"/>
+      <w:bookmarkEnd w:id="24"/>
       <w:r>
         <w:rPr>
           <w:b w:val="1"/>
@@ -18364,8 +18813,8 @@
           <w:szCs w:val="26"/>
         </w:rPr>
       </w:pPr>
-      <w:bookmarkStart w:colFirst="0" w:colLast="0" w:name="_heading=h.dxmjym9u6mbu" w:id="21"/>
-      <w:bookmarkEnd w:id="21"/>
+      <w:bookmarkStart w:colFirst="0" w:colLast="0" w:name="_heading=h.dxmjym9u6mbu" w:id="25"/>
+      <w:bookmarkEnd w:id="25"/>
       <w:r>
         <w:rPr>
           <w:b w:val="1"/>
@@ -18516,8 +18965,8 @@
           <w:szCs w:val="26"/>
         </w:rPr>
       </w:pPr>
-      <w:bookmarkStart w:colFirst="0" w:colLast="0" w:name="_heading=h.i7vgssrzkr94" w:id="22"/>
-      <w:bookmarkEnd w:id="22"/>
+      <w:bookmarkStart w:colFirst="0" w:colLast="0" w:name="_heading=h.i7vgssrzkr94" w:id="26"/>
+      <w:bookmarkEnd w:id="26"/>
       <w:r>
         <w:rPr>
           <w:b w:val="1"/>
@@ -18596,8 +19045,8 @@
           <w:szCs w:val="26"/>
         </w:rPr>
       </w:pPr>
-      <w:bookmarkStart w:colFirst="0" w:colLast="0" w:name="_heading=h.hu1h2pc65w3b" w:id="23"/>
-      <w:bookmarkEnd w:id="23"/>
+      <w:bookmarkStart w:colFirst="0" w:colLast="0" w:name="_heading=h.hu1h2pc65w3b" w:id="27"/>
+      <w:bookmarkEnd w:id="27"/>
       <w:r>
         <w:rPr>
           <w:b w:val="1"/>
@@ -18638,7 +19087,7 @@
       <w:pPr>
         <w:numPr>
           <w:ilvl w:val="0"/>
-          <w:numId w:val="62"/>
+          <w:numId w:val="64"/>
         </w:numPr>
         <w:spacing w:after="0" w:afterAutospacing="0" w:before="240" w:lineRule="auto"/>
         <w:ind w:left="720" w:hanging="360"/>
@@ -18654,7 +19103,7 @@
       <w:pPr>
         <w:numPr>
           <w:ilvl w:val="0"/>
-          <w:numId w:val="62"/>
+          <w:numId w:val="64"/>
         </w:numPr>
         <w:spacing w:after="0" w:afterAutospacing="0" w:before="0" w:beforeAutospacing="0" w:lineRule="auto"/>
         <w:ind w:left="720" w:hanging="360"/>
@@ -18670,7 +19119,7 @@
       <w:pPr>
         <w:numPr>
           <w:ilvl w:val="0"/>
-          <w:numId w:val="62"/>
+          <w:numId w:val="64"/>
         </w:numPr>
         <w:spacing w:after="0" w:afterAutospacing="0" w:before="0" w:beforeAutospacing="0" w:lineRule="auto"/>
         <w:ind w:left="720" w:hanging="360"/>
@@ -18686,7 +19135,7 @@
       <w:pPr>
         <w:numPr>
           <w:ilvl w:val="0"/>
-          <w:numId w:val="62"/>
+          <w:numId w:val="64"/>
         </w:numPr>
         <w:spacing w:after="0" w:afterAutospacing="0" w:before="0" w:beforeAutospacing="0" w:lineRule="auto"/>
         <w:ind w:left="720" w:hanging="360"/>
@@ -18702,7 +19151,7 @@
       <w:pPr>
         <w:numPr>
           <w:ilvl w:val="0"/>
-          <w:numId w:val="62"/>
+          <w:numId w:val="64"/>
         </w:numPr>
         <w:spacing w:after="240" w:before="0" w:beforeAutospacing="0" w:lineRule="auto"/>
         <w:ind w:left="720" w:hanging="360"/>
@@ -18756,8 +19205,8 @@
           <w:szCs w:val="26"/>
         </w:rPr>
       </w:pPr>
-      <w:bookmarkStart w:colFirst="0" w:colLast="0" w:name="_heading=h.hdmixeuwclyz" w:id="24"/>
-      <w:bookmarkEnd w:id="24"/>
+      <w:bookmarkStart w:colFirst="0" w:colLast="0" w:name="_heading=h.hdmixeuwclyz" w:id="28"/>
+      <w:bookmarkEnd w:id="28"/>
       <w:r>
         <w:rPr>
           <w:b w:val="1"/>
@@ -18812,8 +19261,8 @@
           <w:szCs w:val="26"/>
         </w:rPr>
       </w:pPr>
-      <w:bookmarkStart w:colFirst="0" w:colLast="0" w:name="_heading=h.zfq4a0ob4o2u" w:id="25"/>
-      <w:bookmarkEnd w:id="25"/>
+      <w:bookmarkStart w:colFirst="0" w:colLast="0" w:name="_heading=h.zfq4a0ob4o2u" w:id="29"/>
+      <w:bookmarkEnd w:id="29"/>
       <w:r>
         <w:rPr>
           <w:b w:val="1"/>
@@ -18883,7 +19332,7 @@
       <w:pPr>
         <w:numPr>
           <w:ilvl w:val="0"/>
-          <w:numId w:val="38"/>
+          <w:numId w:val="39"/>
         </w:numPr>
         <w:spacing w:after="0" w:afterAutospacing="0" w:before="240" w:lineRule="auto"/>
         <w:ind w:left="720" w:hanging="360"/>
@@ -18901,7 +19350,7 @@
       <w:pPr>
         <w:numPr>
           <w:ilvl w:val="0"/>
-          <w:numId w:val="38"/>
+          <w:numId w:val="39"/>
         </w:numPr>
         <w:spacing w:after="240" w:before="0" w:beforeAutospacing="0" w:lineRule="auto"/>
         <w:ind w:left="720" w:hanging="360"/>
@@ -18945,8 +19394,8 @@
           <w:szCs w:val="26"/>
         </w:rPr>
       </w:pPr>
-      <w:bookmarkStart w:colFirst="0" w:colLast="0" w:name="_heading=h.q4grcz7zr0tk" w:id="26"/>
-      <w:bookmarkEnd w:id="26"/>
+      <w:bookmarkStart w:colFirst="0" w:colLast="0" w:name="_heading=h.q4grcz7zr0tk" w:id="30"/>
+      <w:bookmarkEnd w:id="30"/>
       <w:r>
         <w:rPr>
           <w:b w:val="1"/>
@@ -19018,8 +19467,8 @@
           <w:szCs w:val="26"/>
         </w:rPr>
       </w:pPr>
-      <w:bookmarkStart w:colFirst="0" w:colLast="0" w:name="_heading=h.k96ocqjb5cfb" w:id="27"/>
-      <w:bookmarkEnd w:id="27"/>
+      <w:bookmarkStart w:colFirst="0" w:colLast="0" w:name="_heading=h.k96ocqjb5cfb" w:id="31"/>
+      <w:bookmarkEnd w:id="31"/>
       <w:r>
         <w:rPr>
           <w:b w:val="1"/>
@@ -19091,8 +19540,8 @@
           <w:szCs w:val="26"/>
         </w:rPr>
       </w:pPr>
-      <w:bookmarkStart w:colFirst="0" w:colLast="0" w:name="_heading=h.x5saw33k7evq" w:id="28"/>
-      <w:bookmarkEnd w:id="28"/>
+      <w:bookmarkStart w:colFirst="0" w:colLast="0" w:name="_heading=h.x5saw33k7evq" w:id="32"/>
+      <w:bookmarkEnd w:id="32"/>
       <w:r>
         <w:rPr>
           <w:b w:val="1"/>
@@ -19109,7 +19558,7 @@
       <w:pPr>
         <w:numPr>
           <w:ilvl w:val="0"/>
-          <w:numId w:val="51"/>
+          <w:numId w:val="52"/>
         </w:numPr>
         <w:spacing w:after="0" w:afterAutospacing="0" w:before="240" w:lineRule="auto"/>
         <w:ind w:left="720" w:hanging="360"/>
@@ -19125,7 +19574,7 @@
       <w:pPr>
         <w:numPr>
           <w:ilvl w:val="0"/>
-          <w:numId w:val="51"/>
+          <w:numId w:val="52"/>
         </w:numPr>
         <w:spacing w:after="0" w:afterAutospacing="0" w:before="0" w:beforeAutospacing="0" w:lineRule="auto"/>
         <w:ind w:left="720" w:hanging="360"/>
@@ -19141,7 +19590,7 @@
       <w:pPr>
         <w:numPr>
           <w:ilvl w:val="0"/>
-          <w:numId w:val="51"/>
+          <w:numId w:val="52"/>
         </w:numPr>
         <w:spacing w:after="0" w:afterAutospacing="0" w:before="0" w:beforeAutospacing="0" w:lineRule="auto"/>
         <w:ind w:left="720" w:hanging="360"/>
@@ -19150,30 +19599,14 @@
         <w:rPr>
           <w:rtl w:val="0"/>
         </w:rPr>
-        <w:t xml:space="preserve">Frozen Foods</w:t>
+        <w:t xml:space="preserve">Reviews</w:t>
       </w:r>
     </w:p>
     <w:p>
       <w:pPr>
         <w:numPr>
           <w:ilvl w:val="0"/>
-          <w:numId w:val="51"/>
-        </w:numPr>
-        <w:spacing w:after="0" w:afterAutospacing="0" w:before="0" w:beforeAutospacing="0" w:lineRule="auto"/>
-        <w:ind w:left="720" w:hanging="360"/>
-      </w:pPr>
-      <w:r>
-        <w:rPr>
-          <w:rtl w:val="0"/>
-        </w:rPr>
-        <w:t xml:space="preserve">Reviews</w:t>
-      </w:r>
-    </w:p>
-    <w:p>
-      <w:pPr>
-        <w:numPr>
-          <w:ilvl w:val="0"/>
-          <w:numId w:val="51"/>
+          <w:numId w:val="52"/>
         </w:numPr>
         <w:spacing w:after="240" w:before="0" w:beforeAutospacing="0" w:lineRule="auto"/>
         <w:ind w:left="720" w:hanging="360"/>
@@ -19215,8 +19648,8 @@
           <w:szCs w:val="26"/>
         </w:rPr>
       </w:pPr>
-      <w:bookmarkStart w:colFirst="0" w:colLast="0" w:name="_heading=h.kcsdeef6x2ih" w:id="29"/>
-      <w:bookmarkEnd w:id="29"/>
+      <w:bookmarkStart w:colFirst="0" w:colLast="0" w:name="_heading=h.kcsdeef6x2ih" w:id="33"/>
+      <w:bookmarkEnd w:id="33"/>
       <w:r>
         <w:rPr>
           <w:b w:val="1"/>
@@ -19389,7 +19822,7 @@
       <w:pPr>
         <w:numPr>
           <w:ilvl w:val="0"/>
-          <w:numId w:val="47"/>
+          <w:numId w:val="48"/>
         </w:numPr>
         <w:spacing w:after="0" w:afterAutospacing="0" w:before="240" w:lineRule="auto"/>
         <w:ind w:left="720" w:hanging="360"/>
@@ -19405,7 +19838,7 @@
       <w:pPr>
         <w:numPr>
           <w:ilvl w:val="0"/>
-          <w:numId w:val="47"/>
+          <w:numId w:val="48"/>
         </w:numPr>
         <w:spacing w:after="0" w:afterAutospacing="0" w:before="0" w:beforeAutospacing="0" w:lineRule="auto"/>
         <w:ind w:left="720" w:hanging="360"/>
@@ -19421,7 +19854,7 @@
       <w:pPr>
         <w:numPr>
           <w:ilvl w:val="0"/>
-          <w:numId w:val="47"/>
+          <w:numId w:val="48"/>
         </w:numPr>
         <w:spacing w:after="240" w:before="0" w:beforeAutospacing="0" w:lineRule="auto"/>
         <w:ind w:left="720" w:hanging="360"/>
@@ -19454,7 +19887,7 @@
       <w:pPr>
         <w:numPr>
           <w:ilvl w:val="0"/>
-          <w:numId w:val="40"/>
+          <w:numId w:val="41"/>
         </w:numPr>
         <w:spacing w:after="0" w:afterAutospacing="0" w:before="240" w:lineRule="auto"/>
         <w:ind w:left="720" w:hanging="360"/>
@@ -19470,7 +19903,7 @@
       <w:pPr>
         <w:numPr>
           <w:ilvl w:val="0"/>
-          <w:numId w:val="40"/>
+          <w:numId w:val="41"/>
         </w:numPr>
         <w:spacing w:after="0" w:afterAutospacing="0" w:before="0" w:beforeAutospacing="0" w:lineRule="auto"/>
         <w:ind w:left="720" w:hanging="360"/>
@@ -19486,7 +19919,7 @@
       <w:pPr>
         <w:numPr>
           <w:ilvl w:val="0"/>
-          <w:numId w:val="40"/>
+          <w:numId w:val="41"/>
         </w:numPr>
         <w:spacing w:after="0" w:afterAutospacing="0" w:before="0" w:beforeAutospacing="0" w:lineRule="auto"/>
         <w:ind w:left="720" w:hanging="360"/>
@@ -19502,7 +19935,7 @@
       <w:pPr>
         <w:numPr>
           <w:ilvl w:val="0"/>
-          <w:numId w:val="40"/>
+          <w:numId w:val="41"/>
         </w:numPr>
         <w:spacing w:after="240" w:before="0" w:beforeAutospacing="0" w:lineRule="auto"/>
         <w:ind w:left="720" w:hanging="360"/>
@@ -19952,8 +20385,8 @@
           <w:szCs w:val="26"/>
         </w:rPr>
       </w:pPr>
-      <w:bookmarkStart w:colFirst="0" w:colLast="0" w:name="_heading=h.su9eceyjsycj" w:id="30"/>
-      <w:bookmarkEnd w:id="30"/>
+      <w:bookmarkStart w:colFirst="0" w:colLast="0" w:name="_heading=h.su9eceyjsycj" w:id="34"/>
+      <w:bookmarkEnd w:id="34"/>
       <w:r>
         <w:rPr>
           <w:b w:val="1"/>
@@ -19982,14 +20415,14 @@
       <w:pPr>
         <w:numPr>
           <w:ilvl w:val="0"/>
-          <w:numId w:val="42"/>
+          <w:numId w:val="43"/>
         </w:numPr>
         <w:spacing w:after="0" w:afterAutospacing="0" w:before="240" w:lineRule="auto"/>
         <w:ind w:left="720" w:hanging="360"/>
       </w:pPr>
       <w:sdt>
         <w:sdtPr>
-          <w:id w:val="12518372"/>
+          <w:id w:val="-834443187"/>
           <w:tag w:val="goog_rdk_5"/>
         </w:sdtPr>
         <w:sdtContent>
@@ -20007,7 +20440,7 @@
       <w:pPr>
         <w:numPr>
           <w:ilvl w:val="0"/>
-          <w:numId w:val="42"/>
+          <w:numId w:val="43"/>
         </w:numPr>
         <w:spacing w:after="0" w:afterAutospacing="0" w:before="0" w:beforeAutospacing="0" w:lineRule="auto"/>
         <w:ind w:left="720" w:hanging="360"/>
@@ -20023,7 +20456,7 @@
       <w:pPr>
         <w:numPr>
           <w:ilvl w:val="0"/>
-          <w:numId w:val="42"/>
+          <w:numId w:val="43"/>
         </w:numPr>
         <w:spacing w:after="240" w:before="0" w:beforeAutospacing="0" w:lineRule="auto"/>
         <w:ind w:left="720" w:hanging="360"/>
@@ -20094,8 +20527,8 @@
           <w:szCs w:val="26"/>
         </w:rPr>
       </w:pPr>
-      <w:bookmarkStart w:colFirst="0" w:colLast="0" w:name="_heading=h.rkuzxxgrkzcw" w:id="31"/>
-      <w:bookmarkEnd w:id="31"/>
+      <w:bookmarkStart w:colFirst="0" w:colLast="0" w:name="_heading=h.rkuzxxgrkzcw" w:id="35"/>
+      <w:bookmarkEnd w:id="35"/>
       <w:r>
         <w:rPr>
           <w:b w:val="1"/>
@@ -20124,7 +20557,7 @@
       <w:pPr>
         <w:numPr>
           <w:ilvl w:val="0"/>
-          <w:numId w:val="56"/>
+          <w:numId w:val="58"/>
         </w:numPr>
         <w:spacing w:after="0" w:afterAutospacing="0" w:before="240" w:lineRule="auto"/>
         <w:ind w:left="720" w:hanging="360"/>
@@ -20140,7 +20573,7 @@
       <w:pPr>
         <w:numPr>
           <w:ilvl w:val="0"/>
-          <w:numId w:val="56"/>
+          <w:numId w:val="58"/>
         </w:numPr>
         <w:spacing w:after="0" w:afterAutospacing="0" w:before="0" w:beforeAutospacing="0" w:lineRule="auto"/>
         <w:ind w:left="720" w:hanging="360"/>
@@ -20156,7 +20589,7 @@
       <w:pPr>
         <w:numPr>
           <w:ilvl w:val="0"/>
-          <w:numId w:val="56"/>
+          <w:numId w:val="58"/>
         </w:numPr>
         <w:spacing w:after="240" w:before="0" w:beforeAutospacing="0" w:lineRule="auto"/>
         <w:ind w:left="720" w:hanging="360"/>
@@ -20198,8 +20631,8 @@
           <w:szCs w:val="26"/>
         </w:rPr>
       </w:pPr>
-      <w:bookmarkStart w:colFirst="0" w:colLast="0" w:name="_heading=h.3liqbdu9l73d" w:id="32"/>
-      <w:bookmarkEnd w:id="32"/>
+      <w:bookmarkStart w:colFirst="0" w:colLast="0" w:name="_heading=h.3liqbdu9l73d" w:id="36"/>
+      <w:bookmarkEnd w:id="36"/>
       <w:r>
         <w:rPr>
           <w:b w:val="1"/>
@@ -20398,8 +20831,8 @@
           <w:szCs w:val="26"/>
         </w:rPr>
       </w:pPr>
-      <w:bookmarkStart w:colFirst="0" w:colLast="0" w:name="_heading=h.5eitdfgx5yf7" w:id="33"/>
-      <w:bookmarkEnd w:id="33"/>
+      <w:bookmarkStart w:colFirst="0" w:colLast="0" w:name="_heading=h.5eitdfgx5yf7" w:id="37"/>
+      <w:bookmarkEnd w:id="37"/>
       <w:r>
         <w:rPr>
           <w:b w:val="1"/>
@@ -20440,7 +20873,7 @@
       <w:pPr>
         <w:numPr>
           <w:ilvl w:val="0"/>
-          <w:numId w:val="33"/>
+          <w:numId w:val="34"/>
         </w:numPr>
         <w:spacing w:after="0" w:afterAutospacing="0" w:before="240" w:lineRule="auto"/>
         <w:ind w:left="720" w:hanging="360"/>
@@ -20456,7 +20889,7 @@
       <w:pPr>
         <w:numPr>
           <w:ilvl w:val="0"/>
-          <w:numId w:val="33"/>
+          <w:numId w:val="34"/>
         </w:numPr>
         <w:spacing w:after="0" w:afterAutospacing="0" w:before="0" w:beforeAutospacing="0" w:lineRule="auto"/>
         <w:ind w:left="720" w:hanging="360"/>
@@ -20472,7 +20905,7 @@
       <w:pPr>
         <w:numPr>
           <w:ilvl w:val="0"/>
-          <w:numId w:val="33"/>
+          <w:numId w:val="34"/>
         </w:numPr>
         <w:spacing w:after="0" w:afterAutospacing="0" w:before="0" w:beforeAutospacing="0" w:lineRule="auto"/>
         <w:ind w:left="720" w:hanging="360"/>
@@ -20488,7 +20921,7 @@
       <w:pPr>
         <w:numPr>
           <w:ilvl w:val="0"/>
-          <w:numId w:val="33"/>
+          <w:numId w:val="34"/>
         </w:numPr>
         <w:spacing w:after="0" w:afterAutospacing="0" w:before="0" w:beforeAutospacing="0" w:lineRule="auto"/>
         <w:ind w:left="720" w:hanging="360"/>
@@ -20504,7 +20937,7 @@
       <w:pPr>
         <w:numPr>
           <w:ilvl w:val="0"/>
-          <w:numId w:val="33"/>
+          <w:numId w:val="34"/>
         </w:numPr>
         <w:spacing w:after="240" w:before="0" w:beforeAutospacing="0" w:lineRule="auto"/>
         <w:ind w:left="720" w:hanging="360"/>
@@ -20558,8 +20991,8 @@
           <w:szCs w:val="26"/>
         </w:rPr>
       </w:pPr>
-      <w:bookmarkStart w:colFirst="0" w:colLast="0" w:name="_heading=h.14hjzukrgu70" w:id="34"/>
-      <w:bookmarkEnd w:id="34"/>
+      <w:bookmarkStart w:colFirst="0" w:colLast="0" w:name="_heading=h.14hjzukrgu70" w:id="38"/>
+      <w:bookmarkEnd w:id="38"/>
       <w:r>
         <w:rPr>
           <w:b w:val="1"/>
@@ -20643,8 +21076,8 @@
           <w:szCs w:val="26"/>
         </w:rPr>
       </w:pPr>
-      <w:bookmarkStart w:colFirst="0" w:colLast="0" w:name="_heading=h.wa0vchykzvk1" w:id="35"/>
-      <w:bookmarkEnd w:id="35"/>
+      <w:bookmarkStart w:colFirst="0" w:colLast="0" w:name="_heading=h.wa0vchykzvk1" w:id="39"/>
+      <w:bookmarkEnd w:id="39"/>
       <w:r>
         <w:rPr>
           <w:b w:val="1"/>
@@ -20728,8 +21161,8 @@
           <w:szCs w:val="26"/>
         </w:rPr>
       </w:pPr>
-      <w:bookmarkStart w:colFirst="0" w:colLast="0" w:name="_heading=h.yvoh5higj7il" w:id="36"/>
-      <w:bookmarkEnd w:id="36"/>
+      <w:bookmarkStart w:colFirst="0" w:colLast="0" w:name="_heading=h.yvoh5higj7il" w:id="40"/>
+      <w:bookmarkEnd w:id="40"/>
       <w:r>
         <w:rPr>
           <w:b w:val="1"/>
@@ -20799,7 +21232,7 @@
       <w:pPr>
         <w:numPr>
           <w:ilvl w:val="0"/>
-          <w:numId w:val="44"/>
+          <w:numId w:val="45"/>
         </w:numPr>
         <w:spacing w:after="0" w:afterAutospacing="0" w:before="240" w:lineRule="auto"/>
         <w:ind w:left="560" w:hanging="280"/>
@@ -20820,7 +21253,7 @@
       <w:pPr>
         <w:numPr>
           <w:ilvl w:val="0"/>
-          <w:numId w:val="44"/>
+          <w:numId w:val="45"/>
         </w:numPr>
         <w:spacing w:after="240" w:before="0" w:beforeAutospacing="0" w:lineRule="auto"/>
         <w:ind w:left="560" w:hanging="280"/>
@@ -21070,7 +21503,7 @@
         <w:widowControl w:val="1"/>
         <w:numPr>
           <w:ilvl w:val="0"/>
-          <w:numId w:val="44"/>
+          <w:numId w:val="45"/>
         </w:numPr>
         <w:pBdr>
           <w:top w:space="0" w:sz="0" w:val="nil"/>
@@ -21100,7 +21533,7 @@
         <w:widowControl w:val="1"/>
         <w:numPr>
           <w:ilvl w:val="0"/>
-          <w:numId w:val="44"/>
+          <w:numId w:val="45"/>
         </w:numPr>
         <w:pBdr>
           <w:top w:space="0" w:sz="0" w:val="nil"/>
@@ -21130,7 +21563,7 @@
         <w:widowControl w:val="1"/>
         <w:numPr>
           <w:ilvl w:val="0"/>
-          <w:numId w:val="44"/>
+          <w:numId w:val="45"/>
         </w:numPr>
         <w:pBdr>
           <w:top w:space="0" w:sz="0" w:val="nil"/>
@@ -21160,7 +21593,7 @@
         <w:widowControl w:val="1"/>
         <w:numPr>
           <w:ilvl w:val="0"/>
-          <w:numId w:val="44"/>
+          <w:numId w:val="45"/>
         </w:numPr>
         <w:pBdr>
           <w:top w:space="0" w:sz="0" w:val="nil"/>
@@ -21190,7 +21623,7 @@
         <w:widowControl w:val="1"/>
         <w:numPr>
           <w:ilvl w:val="0"/>
-          <w:numId w:val="44"/>
+          <w:numId w:val="45"/>
         </w:numPr>
         <w:pBdr>
           <w:top w:space="0" w:sz="0" w:val="nil"/>
@@ -21259,7 +21692,7 @@
         <w:widowControl w:val="1"/>
         <w:numPr>
           <w:ilvl w:val="0"/>
-          <w:numId w:val="44"/>
+          <w:numId w:val="45"/>
         </w:numPr>
         <w:pBdr>
           <w:top w:space="0" w:sz="0" w:val="nil"/>
@@ -21308,7 +21741,7 @@
         <w:widowControl w:val="1"/>
         <w:numPr>
           <w:ilvl w:val="0"/>
-          <w:numId w:val="44"/>
+          <w:numId w:val="45"/>
         </w:numPr>
         <w:pBdr>
           <w:top w:space="0" w:sz="0" w:val="nil"/>
@@ -21340,7 +21773,7 @@
         <w:widowControl w:val="1"/>
         <w:numPr>
           <w:ilvl w:val="0"/>
-          <w:numId w:val="44"/>
+          <w:numId w:val="45"/>
         </w:numPr>
         <w:pBdr>
           <w:top w:space="0" w:sz="0" w:val="nil"/>
@@ -21370,7 +21803,7 @@
         <w:widowControl w:val="1"/>
         <w:numPr>
           <w:ilvl w:val="0"/>
-          <w:numId w:val="44"/>
+          <w:numId w:val="45"/>
         </w:numPr>
         <w:pBdr>
           <w:top w:space="0" w:sz="0" w:val="nil"/>
@@ -21457,7 +21890,7 @@
       <w:pPr>
         <w:numPr>
           <w:ilvl w:val="0"/>
-          <w:numId w:val="45"/>
+          <w:numId w:val="46"/>
         </w:numPr>
         <w:spacing w:after="0" w:afterAutospacing="0" w:before="240" w:lineRule="auto"/>
         <w:ind w:left="720" w:hanging="360"/>
@@ -21473,7 +21906,7 @@
       <w:pPr>
         <w:numPr>
           <w:ilvl w:val="0"/>
-          <w:numId w:val="45"/>
+          <w:numId w:val="46"/>
         </w:numPr>
         <w:spacing w:after="0" w:afterAutospacing="0" w:before="0" w:beforeAutospacing="0" w:lineRule="auto"/>
         <w:ind w:left="720" w:hanging="360"/>
@@ -21489,7 +21922,7 @@
       <w:pPr>
         <w:numPr>
           <w:ilvl w:val="0"/>
-          <w:numId w:val="45"/>
+          <w:numId w:val="46"/>
         </w:numPr>
         <w:spacing w:after="240" w:before="0" w:beforeAutospacing="0" w:lineRule="auto"/>
         <w:ind w:left="720" w:hanging="360"/>
@@ -21987,8 +22420,8 @@
           <w:szCs w:val="26"/>
         </w:rPr>
       </w:pPr>
-      <w:bookmarkStart w:colFirst="0" w:colLast="0" w:name="_heading=h.o7kr1xqbmxwp" w:id="37"/>
-      <w:bookmarkEnd w:id="37"/>
+      <w:bookmarkStart w:colFirst="0" w:colLast="0" w:name="_heading=h.o7kr1xqbmxwp" w:id="41"/>
+      <w:bookmarkEnd w:id="41"/>
       <w:r>
         <w:rPr>
           <w:b w:val="1"/>
@@ -22017,14 +22450,14 @@
       <w:pPr>
         <w:numPr>
           <w:ilvl w:val="0"/>
-          <w:numId w:val="48"/>
+          <w:numId w:val="49"/>
         </w:numPr>
         <w:spacing w:after="0" w:afterAutospacing="0" w:before="240" w:lineRule="auto"/>
         <w:ind w:left="720" w:hanging="360"/>
       </w:pPr>
       <w:sdt>
         <w:sdtPr>
-          <w:id w:val="-783574918"/>
+          <w:id w:val="-986248607"/>
           <w:tag w:val="goog_rdk_6"/>
         </w:sdtPr>
         <w:sdtContent>
@@ -22042,7 +22475,7 @@
       <w:pPr>
         <w:numPr>
           <w:ilvl w:val="0"/>
-          <w:numId w:val="48"/>
+          <w:numId w:val="49"/>
         </w:numPr>
         <w:spacing w:after="0" w:afterAutospacing="0" w:before="0" w:beforeAutospacing="0" w:lineRule="auto"/>
         <w:ind w:left="720" w:hanging="360"/>
@@ -22058,7 +22491,7 @@
       <w:pPr>
         <w:numPr>
           <w:ilvl w:val="0"/>
-          <w:numId w:val="48"/>
+          <w:numId w:val="49"/>
         </w:numPr>
         <w:spacing w:after="240" w:before="0" w:beforeAutospacing="0" w:lineRule="auto"/>
         <w:ind w:left="720" w:hanging="360"/>
@@ -22129,8 +22562,8 @@
           <w:szCs w:val="26"/>
         </w:rPr>
       </w:pPr>
-      <w:bookmarkStart w:colFirst="0" w:colLast="0" w:name="_heading=h.dyw41f2wnka1" w:id="38"/>
-      <w:bookmarkEnd w:id="38"/>
+      <w:bookmarkStart w:colFirst="0" w:colLast="0" w:name="_heading=h.dyw41f2wnka1" w:id="42"/>
+      <w:bookmarkEnd w:id="42"/>
       <w:r>
         <w:rPr>
           <w:b w:val="1"/>
@@ -22171,7 +22604,7 @@
       <w:pPr>
         <w:numPr>
           <w:ilvl w:val="0"/>
-          <w:numId w:val="60"/>
+          <w:numId w:val="62"/>
         </w:numPr>
         <w:spacing w:after="0" w:afterAutospacing="0" w:before="240" w:lineRule="auto"/>
         <w:ind w:left="720" w:hanging="360"/>
@@ -22187,7 +22620,7 @@
       <w:pPr>
         <w:numPr>
           <w:ilvl w:val="0"/>
-          <w:numId w:val="60"/>
+          <w:numId w:val="62"/>
         </w:numPr>
         <w:spacing w:after="0" w:afterAutospacing="0" w:before="0" w:beforeAutospacing="0" w:lineRule="auto"/>
         <w:ind w:left="720" w:hanging="360"/>
@@ -22203,7 +22636,7 @@
       <w:pPr>
         <w:numPr>
           <w:ilvl w:val="0"/>
-          <w:numId w:val="60"/>
+          <w:numId w:val="62"/>
         </w:numPr>
         <w:spacing w:after="0" w:afterAutospacing="0" w:before="0" w:beforeAutospacing="0" w:lineRule="auto"/>
         <w:ind w:left="720" w:hanging="360"/>
@@ -22219,7 +22652,7 @@
       <w:pPr>
         <w:numPr>
           <w:ilvl w:val="0"/>
-          <w:numId w:val="60"/>
+          <w:numId w:val="62"/>
         </w:numPr>
         <w:spacing w:after="0" w:afterAutospacing="0" w:before="0" w:beforeAutospacing="0" w:lineRule="auto"/>
         <w:ind w:left="720" w:hanging="360"/>
@@ -22235,7 +22668,7 @@
       <w:pPr>
         <w:numPr>
           <w:ilvl w:val="0"/>
-          <w:numId w:val="60"/>
+          <w:numId w:val="62"/>
         </w:numPr>
         <w:spacing w:after="240" w:before="0" w:beforeAutospacing="0" w:lineRule="auto"/>
         <w:ind w:left="720" w:hanging="360"/>
@@ -22304,8 +22737,8 @@
           <w:szCs w:val="26"/>
         </w:rPr>
       </w:pPr>
-      <w:bookmarkStart w:colFirst="0" w:colLast="0" w:name="_heading=h.y4mwjo2rpwor" w:id="39"/>
-      <w:bookmarkEnd w:id="39"/>
+      <w:bookmarkStart w:colFirst="0" w:colLast="0" w:name="_heading=h.y4mwjo2rpwor" w:id="43"/>
+      <w:bookmarkEnd w:id="43"/>
       <w:r>
         <w:rPr>
           <w:b w:val="1"/>
@@ -22346,7 +22779,7 @@
       <w:pPr>
         <w:numPr>
           <w:ilvl w:val="0"/>
-          <w:numId w:val="63"/>
+          <w:numId w:val="65"/>
         </w:numPr>
         <w:spacing w:after="0" w:afterAutospacing="0" w:before="240" w:lineRule="auto"/>
         <w:ind w:left="720" w:hanging="360"/>
@@ -22362,7 +22795,7 @@
       <w:pPr>
         <w:numPr>
           <w:ilvl w:val="0"/>
-          <w:numId w:val="63"/>
+          <w:numId w:val="65"/>
         </w:numPr>
         <w:spacing w:after="240" w:before="0" w:beforeAutospacing="0" w:lineRule="auto"/>
         <w:ind w:left="720" w:hanging="360"/>
@@ -22412,8 +22845,8 @@
           <w:szCs w:val="26"/>
         </w:rPr>
       </w:pPr>
-      <w:bookmarkStart w:colFirst="0" w:colLast="0" w:name="_heading=h.264vzbjk56t" w:id="40"/>
-      <w:bookmarkEnd w:id="40"/>
+      <w:bookmarkStart w:colFirst="0" w:colLast="0" w:name="_heading=h.264vzbjk56t" w:id="44"/>
+      <w:bookmarkEnd w:id="44"/>
       <w:r>
         <w:rPr>
           <w:b w:val="1"/>
@@ -22481,8 +22914,8 @@
           <w:szCs w:val="26"/>
         </w:rPr>
       </w:pPr>
-      <w:bookmarkStart w:colFirst="0" w:colLast="0" w:name="_heading=h.z3ie1ykco2uo" w:id="41"/>
-      <w:bookmarkEnd w:id="41"/>
+      <w:bookmarkStart w:colFirst="0" w:colLast="0" w:name="_heading=h.z3ie1ykco2uo" w:id="45"/>
+      <w:bookmarkEnd w:id="45"/>
       <w:r>
         <w:rPr>
           <w:b w:val="1"/>
@@ -22511,7 +22944,7 @@
       <w:pPr>
         <w:numPr>
           <w:ilvl w:val="0"/>
-          <w:numId w:val="41"/>
+          <w:numId w:val="42"/>
         </w:numPr>
         <w:spacing w:after="0" w:afterAutospacing="0" w:before="240" w:lineRule="auto"/>
         <w:ind w:left="720" w:hanging="360"/>
@@ -22527,7 +22960,7 @@
       <w:pPr>
         <w:numPr>
           <w:ilvl w:val="0"/>
-          <w:numId w:val="41"/>
+          <w:numId w:val="42"/>
         </w:numPr>
         <w:spacing w:after="0" w:afterAutospacing="0" w:before="0" w:beforeAutospacing="0" w:lineRule="auto"/>
         <w:ind w:left="720" w:hanging="360"/>
@@ -22543,7 +22976,7 @@
       <w:pPr>
         <w:numPr>
           <w:ilvl w:val="0"/>
-          <w:numId w:val="41"/>
+          <w:numId w:val="42"/>
         </w:numPr>
         <w:spacing w:after="0" w:afterAutospacing="0" w:before="0" w:beforeAutospacing="0" w:lineRule="auto"/>
         <w:ind w:left="720" w:hanging="360"/>
@@ -22559,7 +22992,7 @@
       <w:pPr>
         <w:numPr>
           <w:ilvl w:val="0"/>
-          <w:numId w:val="41"/>
+          <w:numId w:val="42"/>
         </w:numPr>
         <w:spacing w:after="240" w:before="0" w:beforeAutospacing="0" w:lineRule="auto"/>
         <w:ind w:left="720" w:hanging="360"/>
@@ -22601,8 +23034,8 @@
           <w:szCs w:val="26"/>
         </w:rPr>
       </w:pPr>
-      <w:bookmarkStart w:colFirst="0" w:colLast="0" w:name="_heading=h.yuzjn8u22tgy" w:id="42"/>
-      <w:bookmarkEnd w:id="42"/>
+      <w:bookmarkStart w:colFirst="0" w:colLast="0" w:name="_heading=h.yuzjn8u22tgy" w:id="46"/>
+      <w:bookmarkEnd w:id="46"/>
       <w:r>
         <w:rPr>
           <w:b w:val="1"/>
@@ -22920,7 +23353,7 @@
         <w:widowControl w:val="1"/>
         <w:numPr>
           <w:ilvl w:val="0"/>
-          <w:numId w:val="44"/>
+          <w:numId w:val="45"/>
         </w:numPr>
         <w:pBdr>
           <w:top w:space="0" w:sz="0" w:val="nil"/>
@@ -22950,7 +23383,7 @@
         <w:widowControl w:val="1"/>
         <w:numPr>
           <w:ilvl w:val="0"/>
-          <w:numId w:val="44"/>
+          <w:numId w:val="45"/>
         </w:numPr>
         <w:pBdr>
           <w:top w:space="0" w:sz="0" w:val="nil"/>
@@ -22980,7 +23413,7 @@
         <w:widowControl w:val="1"/>
         <w:numPr>
           <w:ilvl w:val="0"/>
-          <w:numId w:val="44"/>
+          <w:numId w:val="45"/>
         </w:numPr>
         <w:pBdr>
           <w:top w:space="0" w:sz="0" w:val="nil"/>
@@ -23010,7 +23443,7 @@
         <w:widowControl w:val="1"/>
         <w:numPr>
           <w:ilvl w:val="0"/>
-          <w:numId w:val="44"/>
+          <w:numId w:val="45"/>
         </w:numPr>
         <w:pBdr>
           <w:top w:space="0" w:sz="0" w:val="nil"/>
@@ -23079,7 +23512,7 @@
         <w:widowControl w:val="1"/>
         <w:numPr>
           <w:ilvl w:val="0"/>
-          <w:numId w:val="44"/>
+          <w:numId w:val="45"/>
         </w:numPr>
         <w:pBdr>
           <w:top w:space="0" w:sz="0" w:val="nil"/>
@@ -23128,7 +23561,7 @@
         <w:widowControl w:val="1"/>
         <w:numPr>
           <w:ilvl w:val="0"/>
-          <w:numId w:val="44"/>
+          <w:numId w:val="45"/>
         </w:numPr>
         <w:pBdr>
           <w:top w:space="0" w:sz="0" w:val="nil"/>
@@ -23160,7 +23593,7 @@
         <w:widowControl w:val="1"/>
         <w:numPr>
           <w:ilvl w:val="0"/>
-          <w:numId w:val="44"/>
+          <w:numId w:val="45"/>
         </w:numPr>
         <w:pBdr>
           <w:top w:space="0" w:sz="0" w:val="nil"/>
@@ -23234,7 +23667,7 @@
         <w:widowControl w:val="1"/>
         <w:numPr>
           <w:ilvl w:val="0"/>
-          <w:numId w:val="44"/>
+          <w:numId w:val="45"/>
         </w:numPr>
         <w:pBdr>
           <w:top w:space="0" w:sz="0" w:val="nil"/>
@@ -23299,7 +23732,7 @@
       <w:pPr>
         <w:numPr>
           <w:ilvl w:val="0"/>
-          <w:numId w:val="26"/>
+          <w:numId w:val="27"/>
         </w:numPr>
         <w:pBdr>
           <w:bottom w:color="dddddd" w:space="1" w:sz="6" w:val="single"/>
@@ -23318,7 +23751,7 @@
       <w:pPr>
         <w:numPr>
           <w:ilvl w:val="0"/>
-          <w:numId w:val="26"/>
+          <w:numId w:val="27"/>
         </w:numPr>
         <w:pBdr>
           <w:bottom w:color="dddddd" w:space="1" w:sz="6" w:val="single"/>
@@ -23337,7 +23770,7 @@
       <w:pPr>
         <w:numPr>
           <w:ilvl w:val="0"/>
-          <w:numId w:val="26"/>
+          <w:numId w:val="27"/>
         </w:numPr>
         <w:pBdr>
           <w:bottom w:color="dddddd" w:space="1" w:sz="6" w:val="single"/>
@@ -23889,7 +24322,7 @@
             </w:pPr>
             <w:sdt>
               <w:sdtPr>
-                <w:id w:val="-1220907494"/>
+                <w:id w:val="757833815"/>
                 <w:tag w:val="goog_rdk_7"/>
               </w:sdtPr>
               <w:sdtContent>
@@ -25021,7 +25454,7 @@
             </w:pPr>
             <w:sdt>
               <w:sdtPr>
-                <w:id w:val="-678418644"/>
+                <w:id w:val="1528618023"/>
                 <w:tag w:val="goog_rdk_8"/>
               </w:sdtPr>
               <w:sdtContent>
@@ -26013,7 +26446,7 @@
             </w:pPr>
             <w:sdt>
               <w:sdtPr>
-                <w:id w:val="-1074926220"/>
+                <w:id w:val="655676400"/>
                 <w:tag w:val="goog_rdk_9"/>
               </w:sdtPr>
               <w:sdtContent>
@@ -26571,7 +27004,7 @@
       <w:pPr>
         <w:numPr>
           <w:ilvl w:val="0"/>
-          <w:numId w:val="31"/>
+          <w:numId w:val="32"/>
         </w:numPr>
         <w:spacing w:after="0" w:afterAutospacing="0" w:before="240" w:lineRule="auto"/>
         <w:ind w:left="720" w:hanging="360"/>
@@ -26587,7 +27020,7 @@
       <w:pPr>
         <w:numPr>
           <w:ilvl w:val="0"/>
-          <w:numId w:val="31"/>
+          <w:numId w:val="32"/>
         </w:numPr>
         <w:spacing w:after="0" w:afterAutospacing="0" w:before="0" w:beforeAutospacing="0" w:lineRule="auto"/>
         <w:ind w:left="720" w:hanging="360"/>
@@ -26603,7 +27036,7 @@
       <w:pPr>
         <w:numPr>
           <w:ilvl w:val="0"/>
-          <w:numId w:val="31"/>
+          <w:numId w:val="32"/>
         </w:numPr>
         <w:spacing w:after="0" w:afterAutospacing="0" w:before="0" w:beforeAutospacing="0" w:lineRule="auto"/>
         <w:ind w:left="720" w:hanging="360"/>
@@ -26619,7 +27052,7 @@
       <w:pPr>
         <w:numPr>
           <w:ilvl w:val="0"/>
-          <w:numId w:val="31"/>
+          <w:numId w:val="32"/>
         </w:numPr>
         <w:spacing w:after="0" w:afterAutospacing="0" w:before="0" w:beforeAutospacing="0" w:lineRule="auto"/>
         <w:ind w:left="720" w:hanging="360"/>
@@ -26635,7 +27068,7 @@
       <w:pPr>
         <w:numPr>
           <w:ilvl w:val="0"/>
-          <w:numId w:val="31"/>
+          <w:numId w:val="32"/>
         </w:numPr>
         <w:spacing w:after="240" w:before="0" w:beforeAutospacing="0" w:lineRule="auto"/>
         <w:ind w:left="720" w:hanging="360"/>
@@ -27108,7 +27541,7 @@
                 <w:szCs w:val="20"/>
                 <w:rtl w:val="0"/>
               </w:rPr>
-              <w:t xml:space="preserve">Holiday menu · Kids' menu · Homemade party food · Eastern European dishes</w:t>
+              <w:t xml:space="preserve">Holiday menu · Kids' menu · Homemade party food · Gastroboxes · Eastern European dishes</w:t>
             </w:r>
           </w:p>
         </w:tc>
@@ -27263,16 +27696,6 @@
             </w:pPr>
             <w:r>
               <w:rPr>
-                <w:b w:val="1"/>
-                <w:bCs w:val="1"/>
-                <w:sz w:val="20"/>
-                <w:szCs w:val="20"/>
-                <w:rtl w:val="0"/>
-              </w:rPr>
-              <w:t xml:space="preserve">Frozen Foods</w:t>
-            </w:r>
-            <w:r>
-              <w:rPr>
                 <w:rtl w:val="0"/>
               </w:rPr>
             </w:r>
@@ -27304,12 +27727,8 @@
             </w:pPr>
             <w:r>
               <w:rPr>
-                <w:color w:val="555555"/>
-                <w:sz w:val="20"/>
-                <w:szCs w:val="20"/>
-                <w:rtl w:val="0"/>
-              </w:rPr>
-              <w:t xml:space="preserve">Homemade frozen food</w:t>
+                <w:rtl w:val="0"/>
+              </w:rPr>
             </w:r>
           </w:p>
         </w:tc>
@@ -27339,12 +27758,8 @@
             </w:pPr>
             <w:r>
               <w:rPr>
-                <w:color w:val="555555"/>
-                <w:sz w:val="20"/>
-                <w:szCs w:val="20"/>
-                <w:rtl w:val="0"/>
-              </w:rPr>
-              <w:t xml:space="preserve">Frozen pelmeni · Frozen Eastern European food · Take-home meals</w:t>
+                <w:rtl w:val="0"/>
+              </w:rPr>
             </w:r>
           </w:p>
         </w:tc>
@@ -28574,8 +28989,8 @@
           <w:szCs w:val="34"/>
         </w:rPr>
       </w:pPr>
-      <w:bookmarkStart w:colFirst="0" w:colLast="0" w:name="_heading=h.vqurprollzox" w:id="43"/>
-      <w:bookmarkEnd w:id="43"/>
+      <w:bookmarkStart w:colFirst="0" w:colLast="0" w:name="_heading=h.vqurprollzox" w:id="47"/>
+      <w:bookmarkEnd w:id="47"/>
       <w:r>
         <w:rPr>
           <w:b w:val="1"/>
@@ -28597,7 +29012,7 @@
       <w:pPr>
         <w:numPr>
           <w:ilvl w:val="0"/>
-          <w:numId w:val="57"/>
+          <w:numId w:val="59"/>
         </w:numPr>
         <w:spacing w:after="0" w:afterAutospacing="0" w:before="240" w:lineRule="auto"/>
         <w:ind w:left="720" w:hanging="360"/>
@@ -28617,7 +29032,7 @@
       <w:pPr>
         <w:numPr>
           <w:ilvl w:val="0"/>
-          <w:numId w:val="57"/>
+          <w:numId w:val="59"/>
         </w:numPr>
         <w:spacing w:after="0" w:afterAutospacing="0" w:before="0" w:beforeAutospacing="0" w:lineRule="auto"/>
         <w:ind w:left="720" w:hanging="360"/>
@@ -28637,7 +29052,7 @@
       <w:pPr>
         <w:numPr>
           <w:ilvl w:val="0"/>
-          <w:numId w:val="57"/>
+          <w:numId w:val="59"/>
         </w:numPr>
         <w:spacing w:after="0" w:afterAutospacing="0" w:before="0" w:beforeAutospacing="0" w:lineRule="auto"/>
         <w:ind w:left="720" w:hanging="360"/>
@@ -28657,7 +29072,7 @@
       <w:pPr>
         <w:numPr>
           <w:ilvl w:val="0"/>
-          <w:numId w:val="57"/>
+          <w:numId w:val="59"/>
         </w:numPr>
         <w:spacing w:after="0" w:afterAutospacing="0" w:before="0" w:beforeAutospacing="0" w:lineRule="auto"/>
         <w:ind w:left="720" w:hanging="360"/>
@@ -28677,7 +29092,7 @@
       <w:pPr>
         <w:numPr>
           <w:ilvl w:val="0"/>
-          <w:numId w:val="57"/>
+          <w:numId w:val="59"/>
         </w:numPr>
         <w:spacing w:after="0" w:afterAutospacing="0" w:before="0" w:beforeAutospacing="0" w:lineRule="auto"/>
         <w:ind w:left="720" w:hanging="360"/>
@@ -28697,7 +29112,7 @@
       <w:pPr>
         <w:numPr>
           <w:ilvl w:val="0"/>
-          <w:numId w:val="57"/>
+          <w:numId w:val="59"/>
         </w:numPr>
         <w:spacing w:after="0" w:afterAutospacing="0" w:before="0" w:beforeAutospacing="0" w:lineRule="auto"/>
         <w:ind w:left="720" w:hanging="360"/>
@@ -28717,7 +29132,7 @@
       <w:pPr>
         <w:numPr>
           <w:ilvl w:val="0"/>
-          <w:numId w:val="57"/>
+          <w:numId w:val="59"/>
         </w:numPr>
         <w:spacing w:after="0" w:afterAutospacing="0" w:before="0" w:beforeAutospacing="0" w:lineRule="auto"/>
         <w:ind w:left="720" w:hanging="360"/>
@@ -28737,7 +29152,7 @@
       <w:pPr>
         <w:numPr>
           <w:ilvl w:val="0"/>
-          <w:numId w:val="57"/>
+          <w:numId w:val="59"/>
         </w:numPr>
         <w:spacing w:after="0" w:afterAutospacing="0" w:before="0" w:beforeAutospacing="0" w:lineRule="auto"/>
         <w:ind w:left="720" w:hanging="360"/>
@@ -28757,7 +29172,7 @@
       <w:pPr>
         <w:numPr>
           <w:ilvl w:val="0"/>
-          <w:numId w:val="57"/>
+          <w:numId w:val="59"/>
         </w:numPr>
         <w:spacing w:after="240" w:before="0" w:beforeAutospacing="0" w:lineRule="auto"/>
         <w:ind w:left="720" w:hanging="360"/>
@@ -28805,8 +29220,8 @@
           <w:szCs w:val="34"/>
         </w:rPr>
       </w:pPr>
-      <w:bookmarkStart w:colFirst="0" w:colLast="0" w:name="_heading=h.vx2s7j5uv5we" w:id="44"/>
-      <w:bookmarkEnd w:id="44"/>
+      <w:bookmarkStart w:colFirst="0" w:colLast="0" w:name="_heading=h.vx2s7j5uv5we" w:id="48"/>
+      <w:bookmarkEnd w:id="48"/>
       <w:r>
         <w:rPr>
           <w:b w:val="1"/>
@@ -28832,7 +29247,7 @@
         <w:widowControl w:val="1"/>
         <w:numPr>
           <w:ilvl w:val="0"/>
-          <w:numId w:val="57"/>
+          <w:numId w:val="59"/>
         </w:numPr>
         <w:pBdr>
           <w:top w:space="0" w:sz="0" w:val="nil"/>
@@ -28865,7 +29280,7 @@
         <w:widowControl w:val="1"/>
         <w:numPr>
           <w:ilvl w:val="0"/>
-          <w:numId w:val="57"/>
+          <w:numId w:val="59"/>
         </w:numPr>
         <w:pBdr>
           <w:top w:space="0" w:sz="0" w:val="nil"/>
@@ -28898,7 +29313,7 @@
         <w:widowControl w:val="1"/>
         <w:numPr>
           <w:ilvl w:val="0"/>
-          <w:numId w:val="57"/>
+          <w:numId w:val="59"/>
         </w:numPr>
         <w:pBdr>
           <w:top w:space="0" w:sz="0" w:val="nil"/>
@@ -28931,7 +29346,7 @@
         <w:widowControl w:val="1"/>
         <w:numPr>
           <w:ilvl w:val="0"/>
-          <w:numId w:val="57"/>
+          <w:numId w:val="59"/>
         </w:numPr>
         <w:pBdr>
           <w:top w:space="0" w:sz="0" w:val="nil"/>
@@ -28964,7 +29379,7 @@
         <w:widowControl w:val="1"/>
         <w:numPr>
           <w:ilvl w:val="0"/>
-          <w:numId w:val="57"/>
+          <w:numId w:val="59"/>
         </w:numPr>
         <w:pBdr>
           <w:top w:space="0" w:sz="0" w:val="nil"/>
@@ -29021,8 +29436,8 @@
           <w:szCs w:val="34"/>
         </w:rPr>
       </w:pPr>
-      <w:bookmarkStart w:colFirst="0" w:colLast="0" w:name="_heading=h.q617xdhtp074" w:id="45"/>
-      <w:bookmarkEnd w:id="45"/>
+      <w:bookmarkStart w:colFirst="0" w:colLast="0" w:name="_heading=h.q617xdhtp074" w:id="49"/>
+      <w:bookmarkEnd w:id="49"/>
       <w:r>
         <w:rPr>
           <w:b w:val="1"/>
@@ -29048,7 +29463,7 @@
         <w:widowControl w:val="1"/>
         <w:numPr>
           <w:ilvl w:val="0"/>
-          <w:numId w:val="57"/>
+          <w:numId w:val="59"/>
         </w:numPr>
         <w:pBdr>
           <w:top w:space="0" w:sz="0" w:val="nil"/>
@@ -29081,7 +29496,7 @@
         <w:widowControl w:val="1"/>
         <w:numPr>
           <w:ilvl w:val="0"/>
-          <w:numId w:val="57"/>
+          <w:numId w:val="59"/>
         </w:numPr>
         <w:pBdr>
           <w:top w:space="0" w:sz="0" w:val="nil"/>
@@ -29114,7 +29529,7 @@
         <w:widowControl w:val="1"/>
         <w:numPr>
           <w:ilvl w:val="0"/>
-          <w:numId w:val="57"/>
+          <w:numId w:val="59"/>
         </w:numPr>
         <w:pBdr>
           <w:top w:space="0" w:sz="0" w:val="nil"/>
@@ -29147,7 +29562,7 @@
         <w:widowControl w:val="1"/>
         <w:numPr>
           <w:ilvl w:val="0"/>
-          <w:numId w:val="57"/>
+          <w:numId w:val="59"/>
         </w:numPr>
         <w:pBdr>
           <w:top w:space="0" w:sz="0" w:val="nil"/>
@@ -29180,7 +29595,7 @@
         <w:widowControl w:val="1"/>
         <w:numPr>
           <w:ilvl w:val="0"/>
-          <w:numId w:val="57"/>
+          <w:numId w:val="59"/>
         </w:numPr>
         <w:pBdr>
           <w:top w:space="0" w:sz="0" w:val="nil"/>
@@ -29213,7 +29628,7 @@
         <w:widowControl w:val="1"/>
         <w:numPr>
           <w:ilvl w:val="0"/>
-          <w:numId w:val="57"/>
+          <w:numId w:val="59"/>
         </w:numPr>
         <w:pBdr>
           <w:top w:space="0" w:sz="0" w:val="nil"/>
@@ -29279,8 +29694,8 @@
           <w:szCs w:val="34"/>
         </w:rPr>
       </w:pPr>
-      <w:bookmarkStart w:colFirst="0" w:colLast="0" w:name="_heading=h.pu3bpqz24tjn" w:id="46"/>
-      <w:bookmarkEnd w:id="46"/>
+      <w:bookmarkStart w:colFirst="0" w:colLast="0" w:name="_heading=h.pu3bpqz24tjn" w:id="50"/>
+      <w:bookmarkEnd w:id="50"/>
       <w:r>
         <w:rPr>
           <w:b w:val="1"/>
@@ -29306,7 +29721,7 @@
         <w:widowControl w:val="1"/>
         <w:numPr>
           <w:ilvl w:val="0"/>
-          <w:numId w:val="57"/>
+          <w:numId w:val="59"/>
         </w:numPr>
         <w:pBdr>
           <w:top w:space="0" w:sz="0" w:val="nil"/>
@@ -29339,7 +29754,7 @@
         <w:widowControl w:val="1"/>
         <w:numPr>
           <w:ilvl w:val="0"/>
-          <w:numId w:val="57"/>
+          <w:numId w:val="59"/>
         </w:numPr>
         <w:pBdr>
           <w:top w:space="0" w:sz="0" w:val="nil"/>
@@ -29372,7 +29787,7 @@
         <w:widowControl w:val="1"/>
         <w:numPr>
           <w:ilvl w:val="0"/>
-          <w:numId w:val="57"/>
+          <w:numId w:val="59"/>
         </w:numPr>
         <w:pBdr>
           <w:top w:space="0" w:sz="0" w:val="nil"/>
@@ -29405,7 +29820,7 @@
         <w:widowControl w:val="1"/>
         <w:numPr>
           <w:ilvl w:val="0"/>
-          <w:numId w:val="57"/>
+          <w:numId w:val="59"/>
         </w:numPr>
         <w:pBdr>
           <w:top w:space="0" w:sz="0" w:val="nil"/>
@@ -29438,7 +29853,7 @@
         <w:widowControl w:val="1"/>
         <w:numPr>
           <w:ilvl w:val="0"/>
-          <w:numId w:val="57"/>
+          <w:numId w:val="59"/>
         </w:numPr>
         <w:pBdr>
           <w:top w:space="0" w:sz="0" w:val="nil"/>
@@ -29471,7 +29886,7 @@
         <w:widowControl w:val="1"/>
         <w:numPr>
           <w:ilvl w:val="0"/>
-          <w:numId w:val="57"/>
+          <w:numId w:val="59"/>
         </w:numPr>
         <w:pBdr>
           <w:top w:space="0" w:sz="0" w:val="nil"/>
@@ -29518,7 +29933,7 @@
         <w:widowControl w:val="1"/>
         <w:numPr>
           <w:ilvl w:val="0"/>
-          <w:numId w:val="57"/>
+          <w:numId w:val="59"/>
         </w:numPr>
         <w:pBdr>
           <w:top w:space="0" w:sz="0" w:val="nil"/>
@@ -29551,7 +29966,7 @@
         <w:widowControl w:val="1"/>
         <w:numPr>
           <w:ilvl w:val="0"/>
-          <w:numId w:val="57"/>
+          <w:numId w:val="59"/>
         </w:numPr>
         <w:pBdr>
           <w:top w:space="0" w:sz="0" w:val="nil"/>
@@ -29584,7 +29999,7 @@
         <w:widowControl w:val="1"/>
         <w:numPr>
           <w:ilvl w:val="0"/>
-          <w:numId w:val="57"/>
+          <w:numId w:val="59"/>
         </w:numPr>
         <w:pBdr>
           <w:top w:space="0" w:sz="0" w:val="nil"/>
@@ -29617,7 +30032,7 @@
         <w:widowControl w:val="1"/>
         <w:numPr>
           <w:ilvl w:val="0"/>
-          <w:numId w:val="57"/>
+          <w:numId w:val="59"/>
         </w:numPr>
         <w:pBdr>
           <w:top w:space="0" w:sz="0" w:val="nil"/>
@@ -30726,8 +31141,8 @@
           <w:szCs w:val="34"/>
         </w:rPr>
       </w:pPr>
-      <w:bookmarkStart w:colFirst="0" w:colLast="0" w:name="_heading=h.co60vev8nq02" w:id="47"/>
-      <w:bookmarkEnd w:id="47"/>
+      <w:bookmarkStart w:colFirst="0" w:colLast="0" w:name="_heading=h.co60vev8nq02" w:id="51"/>
+      <w:bookmarkEnd w:id="51"/>
       <w:r>
         <w:rPr>
           <w:b w:val="1"/>
@@ -30770,7 +31185,7 @@
       <w:pPr>
         <w:numPr>
           <w:ilvl w:val="0"/>
-          <w:numId w:val="30"/>
+          <w:numId w:val="31"/>
         </w:numPr>
         <w:spacing w:after="0" w:afterAutospacing="0" w:before="240" w:lineRule="auto"/>
         <w:ind w:left="720" w:hanging="360"/>
@@ -30786,7 +31201,7 @@
       <w:pPr>
         <w:numPr>
           <w:ilvl w:val="0"/>
-          <w:numId w:val="30"/>
+          <w:numId w:val="31"/>
         </w:numPr>
         <w:spacing w:after="0" w:afterAutospacing="0" w:before="0" w:beforeAutospacing="0" w:lineRule="auto"/>
         <w:ind w:left="720" w:hanging="360"/>
@@ -30802,7 +31217,7 @@
       <w:pPr>
         <w:numPr>
           <w:ilvl w:val="0"/>
-          <w:numId w:val="30"/>
+          <w:numId w:val="31"/>
         </w:numPr>
         <w:spacing w:after="0" w:afterAutospacing="0" w:before="0" w:beforeAutospacing="0" w:lineRule="auto"/>
         <w:ind w:left="720" w:hanging="360"/>
@@ -30818,7 +31233,7 @@
       <w:pPr>
         <w:numPr>
           <w:ilvl w:val="0"/>
-          <w:numId w:val="30"/>
+          <w:numId w:val="31"/>
         </w:numPr>
         <w:spacing w:after="0" w:afterAutospacing="0" w:before="0" w:beforeAutospacing="0" w:lineRule="auto"/>
         <w:ind w:left="720" w:hanging="360"/>
@@ -30834,7 +31249,7 @@
       <w:pPr>
         <w:numPr>
           <w:ilvl w:val="0"/>
-          <w:numId w:val="30"/>
+          <w:numId w:val="31"/>
         </w:numPr>
         <w:spacing w:after="0" w:afterAutospacing="0" w:before="0" w:beforeAutospacing="0" w:lineRule="auto"/>
         <w:ind w:left="720" w:hanging="360"/>
@@ -30850,7 +31265,7 @@
       <w:pPr>
         <w:numPr>
           <w:ilvl w:val="0"/>
-          <w:numId w:val="30"/>
+          <w:numId w:val="31"/>
         </w:numPr>
         <w:spacing w:after="240" w:before="0" w:beforeAutospacing="0" w:lineRule="auto"/>
         <w:ind w:left="720" w:hanging="360"/>
@@ -30892,8 +31307,8 @@
           <w:szCs w:val="34"/>
         </w:rPr>
       </w:pPr>
-      <w:bookmarkStart w:colFirst="0" w:colLast="0" w:name="_heading=h.7u9e6bpryfob" w:id="48"/>
-      <w:bookmarkEnd w:id="48"/>
+      <w:bookmarkStart w:colFirst="0" w:colLast="0" w:name="_heading=h.7u9e6bpryfob" w:id="52"/>
+      <w:bookmarkEnd w:id="52"/>
       <w:r>
         <w:rPr>
           <w:b w:val="1"/>
@@ -30936,7 +31351,7 @@
       <w:pPr>
         <w:numPr>
           <w:ilvl w:val="0"/>
-          <w:numId w:val="55"/>
+          <w:numId w:val="57"/>
         </w:numPr>
         <w:spacing w:after="0" w:afterAutospacing="0" w:before="240" w:lineRule="auto"/>
         <w:ind w:left="720" w:hanging="360"/>
@@ -30952,7 +31367,7 @@
       <w:pPr>
         <w:numPr>
           <w:ilvl w:val="0"/>
-          <w:numId w:val="55"/>
+          <w:numId w:val="57"/>
         </w:numPr>
         <w:spacing w:after="0" w:afterAutospacing="0" w:before="0" w:beforeAutospacing="0" w:lineRule="auto"/>
         <w:ind w:left="720" w:hanging="360"/>
@@ -30968,7 +31383,7 @@
       <w:pPr>
         <w:numPr>
           <w:ilvl w:val="0"/>
-          <w:numId w:val="55"/>
+          <w:numId w:val="57"/>
         </w:numPr>
         <w:spacing w:after="0" w:afterAutospacing="0" w:before="0" w:beforeAutospacing="0" w:lineRule="auto"/>
         <w:ind w:left="720" w:hanging="360"/>
@@ -30984,7 +31399,7 @@
       <w:pPr>
         <w:numPr>
           <w:ilvl w:val="0"/>
-          <w:numId w:val="55"/>
+          <w:numId w:val="57"/>
         </w:numPr>
         <w:spacing w:after="0" w:afterAutospacing="0" w:before="0" w:beforeAutospacing="0" w:lineRule="auto"/>
         <w:ind w:left="720" w:hanging="360"/>
@@ -31000,7 +31415,7 @@
       <w:pPr>
         <w:numPr>
           <w:ilvl w:val="0"/>
-          <w:numId w:val="55"/>
+          <w:numId w:val="57"/>
         </w:numPr>
         <w:spacing w:after="0" w:afterAutospacing="0" w:before="0" w:beforeAutospacing="0" w:lineRule="auto"/>
         <w:ind w:left="720" w:hanging="360"/>
@@ -31016,7 +31431,7 @@
       <w:pPr>
         <w:numPr>
           <w:ilvl w:val="0"/>
-          <w:numId w:val="55"/>
+          <w:numId w:val="57"/>
         </w:numPr>
         <w:spacing w:after="240" w:before="0" w:beforeAutospacing="0" w:lineRule="auto"/>
         <w:ind w:left="720" w:hanging="360"/>
@@ -34064,7 +34479,7 @@
     <w:lvl w:ilvl="0">
       <w:start w:val="1"/>
       <w:numFmt w:val="bullet"/>
-      <w:lvlText w:val="-"/>
+      <w:lvlText w:val="●"/>
       <w:lvlJc w:val="left"/>
       <w:pPr>
         <w:ind w:left="720" w:hanging="360"/>
@@ -34076,7 +34491,7 @@
     <w:lvl w:ilvl="1">
       <w:start w:val="1"/>
       <w:numFmt w:val="bullet"/>
-      <w:lvlText w:val="-"/>
+      <w:lvlText w:val="○"/>
       <w:lvlJc w:val="left"/>
       <w:pPr>
         <w:ind w:left="1440" w:hanging="360"/>
@@ -34088,7 +34503,7 @@
     <w:lvl w:ilvl="2">
       <w:start w:val="1"/>
       <w:numFmt w:val="bullet"/>
-      <w:lvlText w:val="-"/>
+      <w:lvlText w:val="■"/>
       <w:lvlJc w:val="left"/>
       <w:pPr>
         <w:ind w:left="2160" w:hanging="360"/>
@@ -34100,7 +34515,7 @@
     <w:lvl w:ilvl="3">
       <w:start w:val="1"/>
       <w:numFmt w:val="bullet"/>
-      <w:lvlText w:val="-"/>
+      <w:lvlText w:val="●"/>
       <w:lvlJc w:val="left"/>
       <w:pPr>
         <w:ind w:left="2880" w:hanging="360"/>
@@ -34112,7 +34527,7 @@
     <w:lvl w:ilvl="4">
       <w:start w:val="1"/>
       <w:numFmt w:val="bullet"/>
-      <w:lvlText w:val="-"/>
+      <w:lvlText w:val="○"/>
       <w:lvlJc w:val="left"/>
       <w:pPr>
         <w:ind w:left="3600" w:hanging="360"/>
@@ -34124,7 +34539,7 @@
     <w:lvl w:ilvl="5">
       <w:start w:val="1"/>
       <w:numFmt w:val="bullet"/>
-      <w:lvlText w:val="-"/>
+      <w:lvlText w:val="■"/>
       <w:lvlJc w:val="left"/>
       <w:pPr>
         <w:ind w:left="4320" w:hanging="360"/>
@@ -34136,7 +34551,7 @@
     <w:lvl w:ilvl="6">
       <w:start w:val="1"/>
       <w:numFmt w:val="bullet"/>
-      <w:lvlText w:val="-"/>
+      <w:lvlText w:val="●"/>
       <w:lvlJc w:val="left"/>
       <w:pPr>
         <w:ind w:left="5040" w:hanging="360"/>
@@ -34148,7 +34563,7 @@
     <w:lvl w:ilvl="7">
       <w:start w:val="1"/>
       <w:numFmt w:val="bullet"/>
-      <w:lvlText w:val="-"/>
+      <w:lvlText w:val="○"/>
       <w:lvlJc w:val="left"/>
       <w:pPr>
         <w:ind w:left="5760" w:hanging="360"/>
@@ -34160,7 +34575,7 @@
     <w:lvl w:ilvl="8">
       <w:start w:val="1"/>
       <w:numFmt w:val="bullet"/>
-      <w:lvlText w:val="-"/>
+      <w:lvlText w:val="■"/>
       <w:lvlJc w:val="left"/>
       <w:pPr>
         <w:ind w:left="6480" w:hanging="360"/>
@@ -34174,7 +34589,7 @@
     <w:lvl w:ilvl="0">
       <w:start w:val="1"/>
       <w:numFmt w:val="bullet"/>
-      <w:lvlText w:val="●"/>
+      <w:lvlText w:val="-"/>
       <w:lvlJc w:val="left"/>
       <w:pPr>
         <w:ind w:left="720" w:hanging="360"/>
@@ -34186,7 +34601,7 @@
     <w:lvl w:ilvl="1">
       <w:start w:val="1"/>
       <w:numFmt w:val="bullet"/>
-      <w:lvlText w:val="○"/>
+      <w:lvlText w:val="-"/>
       <w:lvlJc w:val="left"/>
       <w:pPr>
         <w:ind w:left="1440" w:hanging="360"/>
@@ -34198,7 +34613,7 @@
     <w:lvl w:ilvl="2">
       <w:start w:val="1"/>
       <w:numFmt w:val="bullet"/>
-      <w:lvlText w:val="■"/>
+      <w:lvlText w:val="-"/>
       <w:lvlJc w:val="left"/>
       <w:pPr>
         <w:ind w:left="2160" w:hanging="360"/>
@@ -34210,7 +34625,7 @@
     <w:lvl w:ilvl="3">
       <w:start w:val="1"/>
       <w:numFmt w:val="bullet"/>
-      <w:lvlText w:val="●"/>
+      <w:lvlText w:val="-"/>
       <w:lvlJc w:val="left"/>
       <w:pPr>
         <w:ind w:left="2880" w:hanging="360"/>
@@ -34222,7 +34637,7 @@
     <w:lvl w:ilvl="4">
       <w:start w:val="1"/>
       <w:numFmt w:val="bullet"/>
-      <w:lvlText w:val="○"/>
+      <w:lvlText w:val="-"/>
       <w:lvlJc w:val="left"/>
       <w:pPr>
         <w:ind w:left="3600" w:hanging="360"/>
@@ -34234,7 +34649,7 @@
     <w:lvl w:ilvl="5">
       <w:start w:val="1"/>
       <w:numFmt w:val="bullet"/>
-      <w:lvlText w:val="■"/>
+      <w:lvlText w:val="-"/>
       <w:lvlJc w:val="left"/>
       <w:pPr>
         <w:ind w:left="4320" w:hanging="360"/>
@@ -34246,7 +34661,7 @@
     <w:lvl w:ilvl="6">
       <w:start w:val="1"/>
       <w:numFmt w:val="bullet"/>
-      <w:lvlText w:val="●"/>
+      <w:lvlText w:val="-"/>
       <w:lvlJc w:val="left"/>
       <w:pPr>
         <w:ind w:left="5040" w:hanging="360"/>
@@ -34258,7 +34673,7 @@
     <w:lvl w:ilvl="7">
       <w:start w:val="1"/>
       <w:numFmt w:val="bullet"/>
-      <w:lvlText w:val="○"/>
+      <w:lvlText w:val="-"/>
       <w:lvlJc w:val="left"/>
       <w:pPr>
         <w:ind w:left="5760" w:hanging="360"/>
@@ -34270,7 +34685,7 @@
     <w:lvl w:ilvl="8">
       <w:start w:val="1"/>
       <w:numFmt w:val="bullet"/>
-      <w:lvlText w:val="■"/>
+      <w:lvlText w:val="-"/>
       <w:lvlJc w:val="left"/>
       <w:pPr>
         <w:ind w:left="6480" w:hanging="360"/>
@@ -34284,7 +34699,7 @@
     <w:lvl w:ilvl="0">
       <w:start w:val="1"/>
       <w:numFmt w:val="bullet"/>
-      <w:lvlText w:val="-"/>
+      <w:lvlText w:val="●"/>
       <w:lvlJc w:val="left"/>
       <w:pPr>
         <w:ind w:left="720" w:hanging="360"/>
@@ -34296,7 +34711,7 @@
     <w:lvl w:ilvl="1">
       <w:start w:val="1"/>
       <w:numFmt w:val="bullet"/>
-      <w:lvlText w:val="-"/>
+      <w:lvlText w:val="○"/>
       <w:lvlJc w:val="left"/>
       <w:pPr>
         <w:ind w:left="1440" w:hanging="360"/>
@@ -34308,7 +34723,7 @@
     <w:lvl w:ilvl="2">
       <w:start w:val="1"/>
       <w:numFmt w:val="bullet"/>
-      <w:lvlText w:val="-"/>
+      <w:lvlText w:val="■"/>
       <w:lvlJc w:val="left"/>
       <w:pPr>
         <w:ind w:left="2160" w:hanging="360"/>
@@ -34320,7 +34735,7 @@
     <w:lvl w:ilvl="3">
       <w:start w:val="1"/>
       <w:numFmt w:val="bullet"/>
-      <w:lvlText w:val="-"/>
+      <w:lvlText w:val="●"/>
       <w:lvlJc w:val="left"/>
       <w:pPr>
         <w:ind w:left="2880" w:hanging="360"/>
@@ -34332,7 +34747,7 @@
     <w:lvl w:ilvl="4">
       <w:start w:val="1"/>
       <w:numFmt w:val="bullet"/>
-      <w:lvlText w:val="-"/>
+      <w:lvlText w:val="○"/>
       <w:lvlJc w:val="left"/>
       <w:pPr>
         <w:ind w:left="3600" w:hanging="360"/>
@@ -34344,7 +34759,7 @@
     <w:lvl w:ilvl="5">
       <w:start w:val="1"/>
       <w:numFmt w:val="bullet"/>
-      <w:lvlText w:val="-"/>
+      <w:lvlText w:val="■"/>
       <w:lvlJc w:val="left"/>
       <w:pPr>
         <w:ind w:left="4320" w:hanging="360"/>
@@ -34356,7 +34771,7 @@
     <w:lvl w:ilvl="6">
       <w:start w:val="1"/>
       <w:numFmt w:val="bullet"/>
-      <w:lvlText w:val="-"/>
+      <w:lvlText w:val="●"/>
       <w:lvlJc w:val="left"/>
       <w:pPr>
         <w:ind w:left="5040" w:hanging="360"/>
@@ -34368,7 +34783,7 @@
     <w:lvl w:ilvl="7">
       <w:start w:val="1"/>
       <w:numFmt w:val="bullet"/>
-      <w:lvlText w:val="-"/>
+      <w:lvlText w:val="○"/>
       <w:lvlJc w:val="left"/>
       <w:pPr>
         <w:ind w:left="5760" w:hanging="360"/>
@@ -34380,7 +34795,7 @@
     <w:lvl w:ilvl="8">
       <w:start w:val="1"/>
       <w:numFmt w:val="bullet"/>
-      <w:lvlText w:val="-"/>
+      <w:lvlText w:val="■"/>
       <w:lvlJc w:val="left"/>
       <w:pPr>
         <w:ind w:left="6480" w:hanging="360"/>
@@ -34394,7 +34809,7 @@
     <w:lvl w:ilvl="0">
       <w:start w:val="1"/>
       <w:numFmt w:val="bullet"/>
-      <w:lvlText w:val="●"/>
+      <w:lvlText w:val="-"/>
       <w:lvlJc w:val="left"/>
       <w:pPr>
         <w:ind w:left="720" w:hanging="360"/>
@@ -34406,7 +34821,7 @@
     <w:lvl w:ilvl="1">
       <w:start w:val="1"/>
       <w:numFmt w:val="bullet"/>
-      <w:lvlText w:val="○"/>
+      <w:lvlText w:val="-"/>
       <w:lvlJc w:val="left"/>
       <w:pPr>
         <w:ind w:left="1440" w:hanging="360"/>
@@ -34418,7 +34833,7 @@
     <w:lvl w:ilvl="2">
       <w:start w:val="1"/>
       <w:numFmt w:val="bullet"/>
-      <w:lvlText w:val="■"/>
+      <w:lvlText w:val="-"/>
       <w:lvlJc w:val="left"/>
       <w:pPr>
         <w:ind w:left="2160" w:hanging="360"/>
@@ -34430,7 +34845,7 @@
     <w:lvl w:ilvl="3">
       <w:start w:val="1"/>
       <w:numFmt w:val="bullet"/>
-      <w:lvlText w:val="●"/>
+      <w:lvlText w:val="-"/>
       <w:lvlJc w:val="left"/>
       <w:pPr>
         <w:ind w:left="2880" w:hanging="360"/>
@@ -34442,7 +34857,7 @@
     <w:lvl w:ilvl="4">
       <w:start w:val="1"/>
       <w:numFmt w:val="bullet"/>
-      <w:lvlText w:val="○"/>
+      <w:lvlText w:val="-"/>
       <w:lvlJc w:val="left"/>
       <w:pPr>
         <w:ind w:left="3600" w:hanging="360"/>
@@ -34454,7 +34869,7 @@
     <w:lvl w:ilvl="5">
       <w:start w:val="1"/>
       <w:numFmt w:val="bullet"/>
-      <w:lvlText w:val="■"/>
+      <w:lvlText w:val="-"/>
       <w:lvlJc w:val="left"/>
       <w:pPr>
         <w:ind w:left="4320" w:hanging="360"/>
@@ -34466,7 +34881,7 @@
     <w:lvl w:ilvl="6">
       <w:start w:val="1"/>
       <w:numFmt w:val="bullet"/>
-      <w:lvlText w:val="●"/>
+      <w:lvlText w:val="-"/>
       <w:lvlJc w:val="left"/>
       <w:pPr>
         <w:ind w:left="5040" w:hanging="360"/>
@@ -34478,7 +34893,7 @@
     <w:lvl w:ilvl="7">
       <w:start w:val="1"/>
       <w:numFmt w:val="bullet"/>
-      <w:lvlText w:val="○"/>
+      <w:lvlText w:val="-"/>
       <w:lvlJc w:val="left"/>
       <w:pPr>
         <w:ind w:left="5760" w:hanging="360"/>
@@ -34490,7 +34905,7 @@
     <w:lvl w:ilvl="8">
       <w:start w:val="1"/>
       <w:numFmt w:val="bullet"/>
-      <w:lvlText w:val="■"/>
+      <w:lvlText w:val="-"/>
       <w:lvlJc w:val="left"/>
       <w:pPr>
         <w:ind w:left="6480" w:hanging="360"/>
@@ -35054,7 +35469,7 @@
     <w:lvl w:ilvl="0">
       <w:start w:val="1"/>
       <w:numFmt w:val="bullet"/>
-      <w:lvlText w:val="-"/>
+      <w:lvlText w:val="●"/>
       <w:lvlJc w:val="left"/>
       <w:pPr>
         <w:ind w:left="720" w:hanging="360"/>
@@ -35066,7 +35481,7 @@
     <w:lvl w:ilvl="1">
       <w:start w:val="1"/>
       <w:numFmt w:val="bullet"/>
-      <w:lvlText w:val="-"/>
+      <w:lvlText w:val="○"/>
       <w:lvlJc w:val="left"/>
       <w:pPr>
         <w:ind w:left="1440" w:hanging="360"/>
@@ -35078,7 +35493,7 @@
     <w:lvl w:ilvl="2">
       <w:start w:val="1"/>
       <w:numFmt w:val="bullet"/>
-      <w:lvlText w:val="-"/>
+      <w:lvlText w:val="■"/>
       <w:lvlJc w:val="left"/>
       <w:pPr>
         <w:ind w:left="2160" w:hanging="360"/>
@@ -35090,7 +35505,7 @@
     <w:lvl w:ilvl="3">
       <w:start w:val="1"/>
       <w:numFmt w:val="bullet"/>
-      <w:lvlText w:val="-"/>
+      <w:lvlText w:val="●"/>
       <w:lvlJc w:val="left"/>
       <w:pPr>
         <w:ind w:left="2880" w:hanging="360"/>
@@ -35102,7 +35517,7 @@
     <w:lvl w:ilvl="4">
       <w:start w:val="1"/>
       <w:numFmt w:val="bullet"/>
-      <w:lvlText w:val="-"/>
+      <w:lvlText w:val="○"/>
       <w:lvlJc w:val="left"/>
       <w:pPr>
         <w:ind w:left="3600" w:hanging="360"/>
@@ -35114,7 +35529,7 @@
     <w:lvl w:ilvl="5">
       <w:start w:val="1"/>
       <w:numFmt w:val="bullet"/>
-      <w:lvlText w:val="-"/>
+      <w:lvlText w:val="■"/>
       <w:lvlJc w:val="left"/>
       <w:pPr>
         <w:ind w:left="4320" w:hanging="360"/>
@@ -35126,7 +35541,7 @@
     <w:lvl w:ilvl="6">
       <w:start w:val="1"/>
       <w:numFmt w:val="bullet"/>
-      <w:lvlText w:val="-"/>
+      <w:lvlText w:val="●"/>
       <w:lvlJc w:val="left"/>
       <w:pPr>
         <w:ind w:left="5040" w:hanging="360"/>
@@ -35138,7 +35553,7 @@
     <w:lvl w:ilvl="7">
       <w:start w:val="1"/>
       <w:numFmt w:val="bullet"/>
-      <w:lvlText w:val="-"/>
+      <w:lvlText w:val="○"/>
       <w:lvlJc w:val="left"/>
       <w:pPr>
         <w:ind w:left="5760" w:hanging="360"/>
@@ -35150,7 +35565,7 @@
     <w:lvl w:ilvl="8">
       <w:start w:val="1"/>
       <w:numFmt w:val="bullet"/>
-      <w:lvlText w:val="-"/>
+      <w:lvlText w:val="■"/>
       <w:lvlJc w:val="left"/>
       <w:pPr>
         <w:ind w:left="6480" w:hanging="360"/>
@@ -35164,7 +35579,7 @@
     <w:lvl w:ilvl="0">
       <w:start w:val="1"/>
       <w:numFmt w:val="bullet"/>
-      <w:lvlText w:val="●"/>
+      <w:lvlText w:val="-"/>
       <w:lvlJc w:val="left"/>
       <w:pPr>
         <w:ind w:left="720" w:hanging="360"/>
@@ -35176,7 +35591,7 @@
     <w:lvl w:ilvl="1">
       <w:start w:val="1"/>
       <w:numFmt w:val="bullet"/>
-      <w:lvlText w:val="○"/>
+      <w:lvlText w:val="-"/>
       <w:lvlJc w:val="left"/>
       <w:pPr>
         <w:ind w:left="1440" w:hanging="360"/>
@@ -35188,7 +35603,7 @@
     <w:lvl w:ilvl="2">
       <w:start w:val="1"/>
       <w:numFmt w:val="bullet"/>
-      <w:lvlText w:val="■"/>
+      <w:lvlText w:val="-"/>
       <w:lvlJc w:val="left"/>
       <w:pPr>
         <w:ind w:left="2160" w:hanging="360"/>
@@ -35200,7 +35615,7 @@
     <w:lvl w:ilvl="3">
       <w:start w:val="1"/>
       <w:numFmt w:val="bullet"/>
-      <w:lvlText w:val="●"/>
+      <w:lvlText w:val="-"/>
       <w:lvlJc w:val="left"/>
       <w:pPr>
         <w:ind w:left="2880" w:hanging="360"/>
@@ -35212,7 +35627,7 @@
     <w:lvl w:ilvl="4">
       <w:start w:val="1"/>
       <w:numFmt w:val="bullet"/>
-      <w:lvlText w:val="○"/>
+      <w:lvlText w:val="-"/>
       <w:lvlJc w:val="left"/>
       <w:pPr>
         <w:ind w:left="3600" w:hanging="360"/>
@@ -35224,7 +35639,7 @@
     <w:lvl w:ilvl="5">
       <w:start w:val="1"/>
       <w:numFmt w:val="bullet"/>
-      <w:lvlText w:val="■"/>
+      <w:lvlText w:val="-"/>
       <w:lvlJc w:val="left"/>
       <w:pPr>
         <w:ind w:left="4320" w:hanging="360"/>
@@ -35236,7 +35651,7 @@
     <w:lvl w:ilvl="6">
       <w:start w:val="1"/>
       <w:numFmt w:val="bullet"/>
-      <w:lvlText w:val="●"/>
+      <w:lvlText w:val="-"/>
       <w:lvlJc w:val="left"/>
       <w:pPr>
         <w:ind w:left="5040" w:hanging="360"/>
@@ -35248,7 +35663,7 @@
     <w:lvl w:ilvl="7">
       <w:start w:val="1"/>
       <w:numFmt w:val="bullet"/>
-      <w:lvlText w:val="○"/>
+      <w:lvlText w:val="-"/>
       <w:lvlJc w:val="left"/>
       <w:pPr>
         <w:ind w:left="5760" w:hanging="360"/>
@@ -35260,7 +35675,7 @@
     <w:lvl w:ilvl="8">
       <w:start w:val="1"/>
       <w:numFmt w:val="bullet"/>
-      <w:lvlText w:val="■"/>
+      <w:lvlText w:val="-"/>
       <w:lvlJc w:val="left"/>
       <w:pPr>
         <w:ind w:left="6480" w:hanging="360"/>
@@ -35384,7 +35799,7 @@
     <w:lvl w:ilvl="0">
       <w:start w:val="1"/>
       <w:numFmt w:val="bullet"/>
-      <w:lvlText w:val="-"/>
+      <w:lvlText w:val="●"/>
       <w:lvlJc w:val="left"/>
       <w:pPr>
         <w:ind w:left="720" w:hanging="360"/>
@@ -35396,7 +35811,7 @@
     <w:lvl w:ilvl="1">
       <w:start w:val="1"/>
       <w:numFmt w:val="bullet"/>
-      <w:lvlText w:val="-"/>
+      <w:lvlText w:val="○"/>
       <w:lvlJc w:val="left"/>
       <w:pPr>
         <w:ind w:left="1440" w:hanging="360"/>
@@ -35408,7 +35823,7 @@
     <w:lvl w:ilvl="2">
       <w:start w:val="1"/>
       <w:numFmt w:val="bullet"/>
-      <w:lvlText w:val="-"/>
+      <w:lvlText w:val="■"/>
       <w:lvlJc w:val="left"/>
       <w:pPr>
         <w:ind w:left="2160" w:hanging="360"/>
@@ -35420,7 +35835,7 @@
     <w:lvl w:ilvl="3">
       <w:start w:val="1"/>
       <w:numFmt w:val="bullet"/>
-      <w:lvlText w:val="-"/>
+      <w:lvlText w:val="●"/>
       <w:lvlJc w:val="left"/>
       <w:pPr>
         <w:ind w:left="2880" w:hanging="360"/>
@@ -35432,7 +35847,7 @@
     <w:lvl w:ilvl="4">
       <w:start w:val="1"/>
       <w:numFmt w:val="bullet"/>
-      <w:lvlText w:val="-"/>
+      <w:lvlText w:val="○"/>
       <w:lvlJc w:val="left"/>
       <w:pPr>
         <w:ind w:left="3600" w:hanging="360"/>
@@ -35444,7 +35859,7 @@
     <w:lvl w:ilvl="5">
       <w:start w:val="1"/>
       <w:numFmt w:val="bullet"/>
-      <w:lvlText w:val="-"/>
+      <w:lvlText w:val="■"/>
       <w:lvlJc w:val="left"/>
       <w:pPr>
         <w:ind w:left="4320" w:hanging="360"/>
@@ -35456,7 +35871,7 @@
     <w:lvl w:ilvl="6">
       <w:start w:val="1"/>
       <w:numFmt w:val="bullet"/>
-      <w:lvlText w:val="-"/>
+      <w:lvlText w:val="●"/>
       <w:lvlJc w:val="left"/>
       <w:pPr>
         <w:ind w:left="5040" w:hanging="360"/>
@@ -35468,7 +35883,7 @@
     <w:lvl w:ilvl="7">
       <w:start w:val="1"/>
       <w:numFmt w:val="bullet"/>
-      <w:lvlText w:val="-"/>
+      <w:lvlText w:val="○"/>
       <w:lvlJc w:val="left"/>
       <w:pPr>
         <w:ind w:left="5760" w:hanging="360"/>
@@ -35480,7 +35895,7 @@
     <w:lvl w:ilvl="8">
       <w:start w:val="1"/>
       <w:numFmt w:val="bullet"/>
-      <w:lvlText w:val="-"/>
+      <w:lvlText w:val="■"/>
       <w:lvlJc w:val="left"/>
       <w:pPr>
         <w:ind w:left="6480" w:hanging="360"/>
@@ -35494,7 +35909,7 @@
     <w:lvl w:ilvl="0">
       <w:start w:val="1"/>
       <w:numFmt w:val="bullet"/>
-      <w:lvlText w:val="●"/>
+      <w:lvlText w:val="-"/>
       <w:lvlJc w:val="left"/>
       <w:pPr>
         <w:ind w:left="720" w:hanging="360"/>
@@ -35506,7 +35921,7 @@
     <w:lvl w:ilvl="1">
       <w:start w:val="1"/>
       <w:numFmt w:val="bullet"/>
-      <w:lvlText w:val="○"/>
+      <w:lvlText w:val="-"/>
       <w:lvlJc w:val="left"/>
       <w:pPr>
         <w:ind w:left="1440" w:hanging="360"/>
@@ -35518,7 +35933,7 @@
     <w:lvl w:ilvl="2">
       <w:start w:val="1"/>
       <w:numFmt w:val="bullet"/>
-      <w:lvlText w:val="■"/>
+      <w:lvlText w:val="-"/>
       <w:lvlJc w:val="left"/>
       <w:pPr>
         <w:ind w:left="2160" w:hanging="360"/>
@@ -35530,7 +35945,7 @@
     <w:lvl w:ilvl="3">
       <w:start w:val="1"/>
       <w:numFmt w:val="bullet"/>
-      <w:lvlText w:val="●"/>
+      <w:lvlText w:val="-"/>
       <w:lvlJc w:val="left"/>
       <w:pPr>
         <w:ind w:left="2880" w:hanging="360"/>
@@ -35542,7 +35957,7 @@
     <w:lvl w:ilvl="4">
       <w:start w:val="1"/>
       <w:numFmt w:val="bullet"/>
-      <w:lvlText w:val="○"/>
+      <w:lvlText w:val="-"/>
       <w:lvlJc w:val="left"/>
       <w:pPr>
         <w:ind w:left="3600" w:hanging="360"/>
@@ -35554,7 +35969,7 @@
     <w:lvl w:ilvl="5">
       <w:start w:val="1"/>
       <w:numFmt w:val="bullet"/>
-      <w:lvlText w:val="■"/>
+      <w:lvlText w:val="-"/>
       <w:lvlJc w:val="left"/>
       <w:pPr>
         <w:ind w:left="4320" w:hanging="360"/>
@@ -35566,7 +35981,7 @@
     <w:lvl w:ilvl="6">
       <w:start w:val="1"/>
       <w:numFmt w:val="bullet"/>
-      <w:lvlText w:val="●"/>
+      <w:lvlText w:val="-"/>
       <w:lvlJc w:val="left"/>
       <w:pPr>
         <w:ind w:left="5040" w:hanging="360"/>
@@ -35578,7 +35993,7 @@
     <w:lvl w:ilvl="7">
       <w:start w:val="1"/>
       <w:numFmt w:val="bullet"/>
-      <w:lvlText w:val="○"/>
+      <w:lvlText w:val="-"/>
       <w:lvlJc w:val="left"/>
       <w:pPr>
         <w:ind w:left="5760" w:hanging="360"/>
@@ -35590,7 +36005,7 @@
     <w:lvl w:ilvl="8">
       <w:start w:val="1"/>
       <w:numFmt w:val="bullet"/>
-      <w:lvlText w:val="■"/>
+      <w:lvlText w:val="-"/>
       <w:lvlJc w:val="left"/>
       <w:pPr>
         <w:ind w:left="6480" w:hanging="360"/>
@@ -35934,209 +36349,209 @@
     <w:lvl w:ilvl="0">
       <w:start w:val="1"/>
       <w:numFmt w:val="bullet"/>
-      <w:lvlText w:val="•"/>
-      <w:lvlJc w:val="left"/>
-      <w:pPr>
-        <w:ind w:left="560" w:hanging="280"/>
-      </w:pPr>
-      <w:rPr/>
+      <w:lvlText w:val="●"/>
+      <w:lvlJc w:val="left"/>
+      <w:pPr>
+        <w:ind w:left="720" w:hanging="360"/>
+      </w:pPr>
+      <w:rPr>
+        <w:u w:val="none"/>
+      </w:rPr>
     </w:lvl>
     <w:lvl w:ilvl="1">
       <w:start w:val="1"/>
       <w:numFmt w:val="bullet"/>
-      <w:lvlText w:val=""/>
-      <w:lvlJc w:val="left"/>
-      <w:pPr>
-        <w:ind w:left="0" w:firstLine="0"/>
-      </w:pPr>
-      <w:rPr/>
+      <w:lvlText w:val="○"/>
+      <w:lvlJc w:val="left"/>
+      <w:pPr>
+        <w:ind w:left="1440" w:hanging="360"/>
+      </w:pPr>
+      <w:rPr>
+        <w:u w:val="none"/>
+      </w:rPr>
     </w:lvl>
     <w:lvl w:ilvl="2">
       <w:start w:val="1"/>
       <w:numFmt w:val="bullet"/>
-      <w:lvlText w:val=""/>
-      <w:lvlJc w:val="left"/>
-      <w:pPr>
-        <w:ind w:left="0" w:firstLine="0"/>
-      </w:pPr>
-      <w:rPr/>
+      <w:lvlText w:val="■"/>
+      <w:lvlJc w:val="left"/>
+      <w:pPr>
+        <w:ind w:left="2160" w:hanging="360"/>
+      </w:pPr>
+      <w:rPr>
+        <w:u w:val="none"/>
+      </w:rPr>
     </w:lvl>
     <w:lvl w:ilvl="3">
       <w:start w:val="1"/>
       <w:numFmt w:val="bullet"/>
-      <w:lvlText w:val=""/>
-      <w:lvlJc w:val="left"/>
-      <w:pPr>
-        <w:ind w:left="0" w:firstLine="0"/>
-      </w:pPr>
-      <w:rPr/>
+      <w:lvlText w:val="●"/>
+      <w:lvlJc w:val="left"/>
+      <w:pPr>
+        <w:ind w:left="2880" w:hanging="360"/>
+      </w:pPr>
+      <w:rPr>
+        <w:u w:val="none"/>
+      </w:rPr>
     </w:lvl>
     <w:lvl w:ilvl="4">
       <w:start w:val="1"/>
       <w:numFmt w:val="bullet"/>
-      <w:lvlText w:val=""/>
-      <w:lvlJc w:val="left"/>
-      <w:pPr>
-        <w:ind w:left="0" w:firstLine="0"/>
-      </w:pPr>
-      <w:rPr/>
+      <w:lvlText w:val="○"/>
+      <w:lvlJc w:val="left"/>
+      <w:pPr>
+        <w:ind w:left="3600" w:hanging="360"/>
+      </w:pPr>
+      <w:rPr>
+        <w:u w:val="none"/>
+      </w:rPr>
     </w:lvl>
     <w:lvl w:ilvl="5">
       <w:start w:val="1"/>
       <w:numFmt w:val="bullet"/>
-      <w:lvlText w:val=""/>
-      <w:lvlJc w:val="left"/>
-      <w:pPr>
-        <w:ind w:left="0" w:firstLine="0"/>
-      </w:pPr>
-      <w:rPr/>
+      <w:lvlText w:val="■"/>
+      <w:lvlJc w:val="left"/>
+      <w:pPr>
+        <w:ind w:left="4320" w:hanging="360"/>
+      </w:pPr>
+      <w:rPr>
+        <w:u w:val="none"/>
+      </w:rPr>
     </w:lvl>
     <w:lvl w:ilvl="6">
       <w:start w:val="1"/>
       <w:numFmt w:val="bullet"/>
-      <w:lvlText w:val=""/>
-      <w:lvlJc w:val="left"/>
-      <w:pPr>
-        <w:ind w:left="0" w:firstLine="0"/>
-      </w:pPr>
-      <w:rPr/>
+      <w:lvlText w:val="●"/>
+      <w:lvlJc w:val="left"/>
+      <w:pPr>
+        <w:ind w:left="5040" w:hanging="360"/>
+      </w:pPr>
+      <w:rPr>
+        <w:u w:val="none"/>
+      </w:rPr>
     </w:lvl>
     <w:lvl w:ilvl="7">
       <w:start w:val="1"/>
       <w:numFmt w:val="bullet"/>
-      <w:lvlText w:val=""/>
-      <w:lvlJc w:val="left"/>
-      <w:pPr>
-        <w:ind w:left="0" w:firstLine="0"/>
-      </w:pPr>
-      <w:rPr/>
+      <w:lvlText w:val="○"/>
+      <w:lvlJc w:val="left"/>
+      <w:pPr>
+        <w:ind w:left="5760" w:hanging="360"/>
+      </w:pPr>
+      <w:rPr>
+        <w:u w:val="none"/>
+      </w:rPr>
     </w:lvl>
     <w:lvl w:ilvl="8">
       <w:start w:val="1"/>
       <w:numFmt w:val="bullet"/>
-      <w:lvlText w:val=""/>
-      <w:lvlJc w:val="left"/>
-      <w:pPr>
-        <w:ind w:left="0" w:firstLine="0"/>
-      </w:pPr>
-      <w:rPr/>
+      <w:lvlText w:val="■"/>
+      <w:lvlJc w:val="left"/>
+      <w:pPr>
+        <w:ind w:left="6480" w:hanging="360"/>
+      </w:pPr>
+      <w:rPr>
+        <w:u w:val="none"/>
+      </w:rPr>
     </w:lvl>
   </w:abstractNum>
   <w:abstractNum w:abstractNumId="45">
     <w:lvl w:ilvl="0">
       <w:start w:val="1"/>
       <w:numFmt w:val="bullet"/>
-      <w:lvlText w:val="●"/>
-      <w:lvlJc w:val="left"/>
-      <w:pPr>
-        <w:ind w:left="720" w:hanging="360"/>
-      </w:pPr>
-      <w:rPr>
-        <w:u w:val="none"/>
-      </w:rPr>
+      <w:lvlText w:val="•"/>
+      <w:lvlJc w:val="left"/>
+      <w:pPr>
+        <w:ind w:left="560" w:hanging="280"/>
+      </w:pPr>
+      <w:rPr/>
     </w:lvl>
     <w:lvl w:ilvl="1">
       <w:start w:val="1"/>
       <w:numFmt w:val="bullet"/>
-      <w:lvlText w:val="○"/>
-      <w:lvlJc w:val="left"/>
-      <w:pPr>
-        <w:ind w:left="1440" w:hanging="360"/>
-      </w:pPr>
-      <w:rPr>
-        <w:u w:val="none"/>
-      </w:rPr>
+      <w:lvlText w:val=""/>
+      <w:lvlJc w:val="left"/>
+      <w:pPr>
+        <w:ind w:left="0" w:firstLine="0"/>
+      </w:pPr>
+      <w:rPr/>
     </w:lvl>
     <w:lvl w:ilvl="2">
       <w:start w:val="1"/>
       <w:numFmt w:val="bullet"/>
-      <w:lvlText w:val="■"/>
-      <w:lvlJc w:val="left"/>
-      <w:pPr>
-        <w:ind w:left="2160" w:hanging="360"/>
-      </w:pPr>
-      <w:rPr>
-        <w:u w:val="none"/>
-      </w:rPr>
+      <w:lvlText w:val=""/>
+      <w:lvlJc w:val="left"/>
+      <w:pPr>
+        <w:ind w:left="0" w:firstLine="0"/>
+      </w:pPr>
+      <w:rPr/>
     </w:lvl>
     <w:lvl w:ilvl="3">
       <w:start w:val="1"/>
       <w:numFmt w:val="bullet"/>
-      <w:lvlText w:val="●"/>
-      <w:lvlJc w:val="left"/>
-      <w:pPr>
-        <w:ind w:left="2880" w:hanging="360"/>
-      </w:pPr>
-      <w:rPr>
-        <w:u w:val="none"/>
-      </w:rPr>
+      <w:lvlText w:val=""/>
+      <w:lvlJc w:val="left"/>
+      <w:pPr>
+        <w:ind w:left="0" w:firstLine="0"/>
+      </w:pPr>
+      <w:rPr/>
     </w:lvl>
     <w:lvl w:ilvl="4">
       <w:start w:val="1"/>
       <w:numFmt w:val="bullet"/>
-      <w:lvlText w:val="○"/>
-      <w:lvlJc w:val="left"/>
-      <w:pPr>
-        <w:ind w:left="3600" w:hanging="360"/>
-      </w:pPr>
-      <w:rPr>
-        <w:u w:val="none"/>
-      </w:rPr>
+      <w:lvlText w:val=""/>
+      <w:lvlJc w:val="left"/>
+      <w:pPr>
+        <w:ind w:left="0" w:firstLine="0"/>
+      </w:pPr>
+      <w:rPr/>
     </w:lvl>
     <w:lvl w:ilvl="5">
       <w:start w:val="1"/>
       <w:numFmt w:val="bullet"/>
-      <w:lvlText w:val="■"/>
-      <w:lvlJc w:val="left"/>
-      <w:pPr>
-        <w:ind w:left="4320" w:hanging="360"/>
-      </w:pPr>
-      <w:rPr>
-        <w:u w:val="none"/>
-      </w:rPr>
+      <w:lvlText w:val=""/>
+      <w:lvlJc w:val="left"/>
+      <w:pPr>
+        <w:ind w:left="0" w:firstLine="0"/>
+      </w:pPr>
+      <w:rPr/>
     </w:lvl>
     <w:lvl w:ilvl="6">
       <w:start w:val="1"/>
       <w:numFmt w:val="bullet"/>
-      <w:lvlText w:val="●"/>
-      <w:lvlJc w:val="left"/>
-      <w:pPr>
-        <w:ind w:left="5040" w:hanging="360"/>
-      </w:pPr>
-      <w:rPr>
-        <w:u w:val="none"/>
-      </w:rPr>
+      <w:lvlText w:val=""/>
+      <w:lvlJc w:val="left"/>
+      <w:pPr>
+        <w:ind w:left="0" w:firstLine="0"/>
+      </w:pPr>
+      <w:rPr/>
     </w:lvl>
     <w:lvl w:ilvl="7">
       <w:start w:val="1"/>
       <w:numFmt w:val="bullet"/>
-      <w:lvlText w:val="○"/>
-      <w:lvlJc w:val="left"/>
-      <w:pPr>
-        <w:ind w:left="5760" w:hanging="360"/>
-      </w:pPr>
-      <w:rPr>
-        <w:u w:val="none"/>
-      </w:rPr>
+      <w:lvlText w:val=""/>
+      <w:lvlJc w:val="left"/>
+      <w:pPr>
+        <w:ind w:left="0" w:firstLine="0"/>
+      </w:pPr>
+      <w:rPr/>
     </w:lvl>
     <w:lvl w:ilvl="8">
       <w:start w:val="1"/>
       <w:numFmt w:val="bullet"/>
-      <w:lvlText w:val="■"/>
-      <w:lvlJc w:val="left"/>
-      <w:pPr>
-        <w:ind w:left="6480" w:hanging="360"/>
-      </w:pPr>
-      <w:rPr>
-        <w:u w:val="none"/>
-      </w:rPr>
+      <w:lvlText w:val=""/>
+      <w:lvlJc w:val="left"/>
+      <w:pPr>
+        <w:ind w:left="0" w:firstLine="0"/>
+      </w:pPr>
+      <w:rPr/>
     </w:lvl>
   </w:abstractNum>
   <w:abstractNum w:abstractNumId="46">
     <w:lvl w:ilvl="0">
       <w:start w:val="1"/>
-      <w:numFmt w:val="decimal"/>
-      <w:lvlText w:val="%1."/>
+      <w:numFmt w:val="bullet"/>
+      <w:lvlText w:val="●"/>
       <w:lvlJc w:val="left"/>
       <w:pPr>
         <w:ind w:left="720" w:hanging="360"/>
@@ -36147,8 +36562,8 @@
     </w:lvl>
     <w:lvl w:ilvl="1">
       <w:start w:val="1"/>
-      <w:numFmt w:val="lowerLetter"/>
-      <w:lvlText w:val="%2."/>
+      <w:numFmt w:val="bullet"/>
+      <w:lvlText w:val="○"/>
       <w:lvlJc w:val="left"/>
       <w:pPr>
         <w:ind w:left="1440" w:hanging="360"/>
@@ -36159,8 +36574,8 @@
     </w:lvl>
     <w:lvl w:ilvl="2">
       <w:start w:val="1"/>
-      <w:numFmt w:val="lowerRoman"/>
-      <w:lvlText w:val="%3."/>
+      <w:numFmt w:val="bullet"/>
+      <w:lvlText w:val="■"/>
       <w:lvlJc w:val="left"/>
       <w:pPr>
         <w:ind w:left="2160" w:hanging="360"/>
@@ -36171,8 +36586,8 @@
     </w:lvl>
     <w:lvl w:ilvl="3">
       <w:start w:val="1"/>
-      <w:numFmt w:val="decimal"/>
-      <w:lvlText w:val="%4."/>
+      <w:numFmt w:val="bullet"/>
+      <w:lvlText w:val="●"/>
       <w:lvlJc w:val="left"/>
       <w:pPr>
         <w:ind w:left="2880" w:hanging="360"/>
@@ -36183,8 +36598,8 @@
     </w:lvl>
     <w:lvl w:ilvl="4">
       <w:start w:val="1"/>
-      <w:numFmt w:val="lowerLetter"/>
-      <w:lvlText w:val="%5."/>
+      <w:numFmt w:val="bullet"/>
+      <w:lvlText w:val="○"/>
       <w:lvlJc w:val="left"/>
       <w:pPr>
         <w:ind w:left="3600" w:hanging="360"/>
@@ -36195,8 +36610,8 @@
     </w:lvl>
     <w:lvl w:ilvl="5">
       <w:start w:val="1"/>
-      <w:numFmt w:val="lowerRoman"/>
-      <w:lvlText w:val="%6."/>
+      <w:numFmt w:val="bullet"/>
+      <w:lvlText w:val="■"/>
       <w:lvlJc w:val="left"/>
       <w:pPr>
         <w:ind w:left="4320" w:hanging="360"/>
@@ -36207,8 +36622,8 @@
     </w:lvl>
     <w:lvl w:ilvl="6">
       <w:start w:val="1"/>
-      <w:numFmt w:val="decimal"/>
-      <w:lvlText w:val="%7."/>
+      <w:numFmt w:val="bullet"/>
+      <w:lvlText w:val="●"/>
       <w:lvlJc w:val="left"/>
       <w:pPr>
         <w:ind w:left="5040" w:hanging="360"/>
@@ -36219,8 +36634,8 @@
     </w:lvl>
     <w:lvl w:ilvl="7">
       <w:start w:val="1"/>
-      <w:numFmt w:val="lowerLetter"/>
-      <w:lvlText w:val="%8."/>
+      <w:numFmt w:val="bullet"/>
+      <w:lvlText w:val="○"/>
       <w:lvlJc w:val="left"/>
       <w:pPr>
         <w:ind w:left="5760" w:hanging="360"/>
@@ -36231,8 +36646,8 @@
     </w:lvl>
     <w:lvl w:ilvl="8">
       <w:start w:val="1"/>
-      <w:numFmt w:val="lowerRoman"/>
-      <w:lvlText w:val="%9."/>
+      <w:numFmt w:val="bullet"/>
+      <w:lvlText w:val="■"/>
       <w:lvlJc w:val="left"/>
       <w:pPr>
         <w:ind w:left="6480" w:hanging="360"/>
@@ -36245,8 +36660,8 @@
   <w:abstractNum w:abstractNumId="47">
     <w:lvl w:ilvl="0">
       <w:start w:val="1"/>
-      <w:numFmt w:val="bullet"/>
-      <w:lvlText w:val="●"/>
+      <w:numFmt w:val="decimal"/>
+      <w:lvlText w:val="%1."/>
       <w:lvlJc w:val="left"/>
       <w:pPr>
         <w:ind w:left="720" w:hanging="360"/>
@@ -36257,8 +36672,8 @@
     </w:lvl>
     <w:lvl w:ilvl="1">
       <w:start w:val="1"/>
-      <w:numFmt w:val="bullet"/>
-      <w:lvlText w:val="○"/>
+      <w:numFmt w:val="lowerLetter"/>
+      <w:lvlText w:val="%2."/>
       <w:lvlJc w:val="left"/>
       <w:pPr>
         <w:ind w:left="1440" w:hanging="360"/>
@@ -36269,8 +36684,8 @@
     </w:lvl>
     <w:lvl w:ilvl="2">
       <w:start w:val="1"/>
-      <w:numFmt w:val="bullet"/>
-      <w:lvlText w:val="■"/>
+      <w:numFmt w:val="lowerRoman"/>
+      <w:lvlText w:val="%3."/>
       <w:lvlJc w:val="left"/>
       <w:pPr>
         <w:ind w:left="2160" w:hanging="360"/>
@@ -36281,8 +36696,8 @@
     </w:lvl>
     <w:lvl w:ilvl="3">
       <w:start w:val="1"/>
-      <w:numFmt w:val="bullet"/>
-      <w:lvlText w:val="●"/>
+      <w:numFmt w:val="decimal"/>
+      <w:lvlText w:val="%4."/>
       <w:lvlJc w:val="left"/>
       <w:pPr>
         <w:ind w:left="2880" w:hanging="360"/>
@@ -36293,8 +36708,8 @@
     </w:lvl>
     <w:lvl w:ilvl="4">
       <w:start w:val="1"/>
-      <w:numFmt w:val="bullet"/>
-      <w:lvlText w:val="○"/>
+      <w:numFmt w:val="lowerLetter"/>
+      <w:lvlText w:val="%5."/>
       <w:lvlJc w:val="left"/>
       <w:pPr>
         <w:ind w:left="3600" w:hanging="360"/>
@@ -36305,8 +36720,8 @@
     </w:lvl>
     <w:lvl w:ilvl="5">
       <w:start w:val="1"/>
-      <w:numFmt w:val="bullet"/>
-      <w:lvlText w:val="■"/>
+      <w:numFmt w:val="lowerRoman"/>
+      <w:lvlText w:val="%6."/>
       <w:lvlJc w:val="left"/>
       <w:pPr>
         <w:ind w:left="4320" w:hanging="360"/>
@@ -36317,8 +36732,8 @@
     </w:lvl>
     <w:lvl w:ilvl="6">
       <w:start w:val="1"/>
-      <w:numFmt w:val="bullet"/>
-      <w:lvlText w:val="●"/>
+      <w:numFmt w:val="decimal"/>
+      <w:lvlText w:val="%7."/>
       <w:lvlJc w:val="left"/>
       <w:pPr>
         <w:ind w:left="5040" w:hanging="360"/>
@@ -36329,8 +36744,8 @@
     </w:lvl>
     <w:lvl w:ilvl="7">
       <w:start w:val="1"/>
-      <w:numFmt w:val="bullet"/>
-      <w:lvlText w:val="○"/>
+      <w:numFmt w:val="lowerLetter"/>
+      <w:lvlText w:val="%8."/>
       <w:lvlJc w:val="left"/>
       <w:pPr>
         <w:ind w:left="5760" w:hanging="360"/>
@@ -36341,8 +36756,8 @@
     </w:lvl>
     <w:lvl w:ilvl="8">
       <w:start w:val="1"/>
-      <w:numFmt w:val="bullet"/>
-      <w:lvlText w:val="■"/>
+      <w:numFmt w:val="lowerRoman"/>
+      <w:lvlText w:val="%9."/>
       <w:lvlJc w:val="left"/>
       <w:pPr>
         <w:ind w:left="6480" w:hanging="360"/>
@@ -36576,7 +36991,7 @@
     <w:lvl w:ilvl="0">
       <w:start w:val="1"/>
       <w:numFmt w:val="bullet"/>
-      <w:lvlText w:val="-"/>
+      <w:lvlText w:val="●"/>
       <w:lvlJc w:val="left"/>
       <w:pPr>
         <w:ind w:left="720" w:hanging="360"/>
@@ -36588,7 +37003,7 @@
     <w:lvl w:ilvl="1">
       <w:start w:val="1"/>
       <w:numFmt w:val="bullet"/>
-      <w:lvlText w:val="-"/>
+      <w:lvlText w:val="○"/>
       <w:lvlJc w:val="left"/>
       <w:pPr>
         <w:ind w:left="1440" w:hanging="360"/>
@@ -36600,7 +37015,7 @@
     <w:lvl w:ilvl="2">
       <w:start w:val="1"/>
       <w:numFmt w:val="bullet"/>
-      <w:lvlText w:val="-"/>
+      <w:lvlText w:val="■"/>
       <w:lvlJc w:val="left"/>
       <w:pPr>
         <w:ind w:left="2160" w:hanging="360"/>
@@ -36612,7 +37027,7 @@
     <w:lvl w:ilvl="3">
       <w:start w:val="1"/>
       <w:numFmt w:val="bullet"/>
-      <w:lvlText w:val="-"/>
+      <w:lvlText w:val="●"/>
       <w:lvlJc w:val="left"/>
       <w:pPr>
         <w:ind w:left="2880" w:hanging="360"/>
@@ -36624,7 +37039,7 @@
     <w:lvl w:ilvl="4">
       <w:start w:val="1"/>
       <w:numFmt w:val="bullet"/>
-      <w:lvlText w:val="-"/>
+      <w:lvlText w:val="○"/>
       <w:lvlJc w:val="left"/>
       <w:pPr>
         <w:ind w:left="3600" w:hanging="360"/>
@@ -36636,7 +37051,7 @@
     <w:lvl w:ilvl="5">
       <w:start w:val="1"/>
       <w:numFmt w:val="bullet"/>
-      <w:lvlText w:val="-"/>
+      <w:lvlText w:val="■"/>
       <w:lvlJc w:val="left"/>
       <w:pPr>
         <w:ind w:left="4320" w:hanging="360"/>
@@ -36648,7 +37063,7 @@
     <w:lvl w:ilvl="6">
       <w:start w:val="1"/>
       <w:numFmt w:val="bullet"/>
-      <w:lvlText w:val="-"/>
+      <w:lvlText w:val="●"/>
       <w:lvlJc w:val="left"/>
       <w:pPr>
         <w:ind w:left="5040" w:hanging="360"/>
@@ -36660,7 +37075,7 @@
     <w:lvl w:ilvl="7">
       <w:start w:val="1"/>
       <w:numFmt w:val="bullet"/>
-      <w:lvlText w:val="-"/>
+      <w:lvlText w:val="○"/>
       <w:lvlJc w:val="left"/>
       <w:pPr>
         <w:ind w:left="5760" w:hanging="360"/>
@@ -36672,7 +37087,7 @@
     <w:lvl w:ilvl="8">
       <w:start w:val="1"/>
       <w:numFmt w:val="bullet"/>
-      <w:lvlText w:val="-"/>
+      <w:lvlText w:val="■"/>
       <w:lvlJc w:val="left"/>
       <w:pPr>
         <w:ind w:left="6480" w:hanging="360"/>
@@ -36686,7 +37101,7 @@
     <w:lvl w:ilvl="0">
       <w:start w:val="1"/>
       <w:numFmt w:val="bullet"/>
-      <w:lvlText w:val="●"/>
+      <w:lvlText w:val="-"/>
       <w:lvlJc w:val="left"/>
       <w:pPr>
         <w:ind w:left="720" w:hanging="360"/>
@@ -36698,7 +37113,7 @@
     <w:lvl w:ilvl="1">
       <w:start w:val="1"/>
       <w:numFmt w:val="bullet"/>
-      <w:lvlText w:val="○"/>
+      <w:lvlText w:val="-"/>
       <w:lvlJc w:val="left"/>
       <w:pPr>
         <w:ind w:left="1440" w:hanging="360"/>
@@ -36710,7 +37125,7 @@
     <w:lvl w:ilvl="2">
       <w:start w:val="1"/>
       <w:numFmt w:val="bullet"/>
-      <w:lvlText w:val="■"/>
+      <w:lvlText w:val="-"/>
       <w:lvlJc w:val="left"/>
       <w:pPr>
         <w:ind w:left="2160" w:hanging="360"/>
@@ -36722,7 +37137,7 @@
     <w:lvl w:ilvl="3">
       <w:start w:val="1"/>
       <w:numFmt w:val="bullet"/>
-      <w:lvlText w:val="●"/>
+      <w:lvlText w:val="-"/>
       <w:lvlJc w:val="left"/>
       <w:pPr>
         <w:ind w:left="2880" w:hanging="360"/>
@@ -36734,7 +37149,7 @@
     <w:lvl w:ilvl="4">
       <w:start w:val="1"/>
       <w:numFmt w:val="bullet"/>
-      <w:lvlText w:val="○"/>
+      <w:lvlText w:val="-"/>
       <w:lvlJc w:val="left"/>
       <w:pPr>
         <w:ind w:left="3600" w:hanging="360"/>
@@ -36746,7 +37161,7 @@
     <w:lvl w:ilvl="5">
       <w:start w:val="1"/>
       <w:numFmt w:val="bullet"/>
-      <w:lvlText w:val="■"/>
+      <w:lvlText w:val="-"/>
       <w:lvlJc w:val="left"/>
       <w:pPr>
         <w:ind w:left="4320" w:hanging="360"/>
@@ -36758,7 +37173,7 @@
     <w:lvl w:ilvl="6">
       <w:start w:val="1"/>
       <w:numFmt w:val="bullet"/>
-      <w:lvlText w:val="●"/>
+      <w:lvlText w:val="-"/>
       <w:lvlJc w:val="left"/>
       <w:pPr>
         <w:ind w:left="5040" w:hanging="360"/>
@@ -36770,7 +37185,7 @@
     <w:lvl w:ilvl="7">
       <w:start w:val="1"/>
       <w:numFmt w:val="bullet"/>
-      <w:lvlText w:val="○"/>
+      <w:lvlText w:val="-"/>
       <w:lvlJc w:val="left"/>
       <w:pPr>
         <w:ind w:left="5760" w:hanging="360"/>
@@ -36782,7 +37197,7 @@
     <w:lvl w:ilvl="8">
       <w:start w:val="1"/>
       <w:numFmt w:val="bullet"/>
-      <w:lvlText w:val="■"/>
+      <w:lvlText w:val="-"/>
       <w:lvlJc w:val="left"/>
       <w:pPr>
         <w:ind w:left="6480" w:hanging="360"/>
@@ -37016,7 +37431,7 @@
     <w:lvl w:ilvl="0">
       <w:start w:val="1"/>
       <w:numFmt w:val="bullet"/>
-      <w:lvlText w:val="-"/>
+      <w:lvlText w:val="●"/>
       <w:lvlJc w:val="left"/>
       <w:pPr>
         <w:ind w:left="720" w:hanging="360"/>
@@ -37028,7 +37443,7 @@
     <w:lvl w:ilvl="1">
       <w:start w:val="1"/>
       <w:numFmt w:val="bullet"/>
-      <w:lvlText w:val="-"/>
+      <w:lvlText w:val="○"/>
       <w:lvlJc w:val="left"/>
       <w:pPr>
         <w:ind w:left="1440" w:hanging="360"/>
@@ -37040,7 +37455,7 @@
     <w:lvl w:ilvl="2">
       <w:start w:val="1"/>
       <w:numFmt w:val="bullet"/>
-      <w:lvlText w:val="-"/>
+      <w:lvlText w:val="■"/>
       <w:lvlJc w:val="left"/>
       <w:pPr>
         <w:ind w:left="2160" w:hanging="360"/>
@@ -37052,7 +37467,7 @@
     <w:lvl w:ilvl="3">
       <w:start w:val="1"/>
       <w:numFmt w:val="bullet"/>
-      <w:lvlText w:val="-"/>
+      <w:lvlText w:val="●"/>
       <w:lvlJc w:val="left"/>
       <w:pPr>
         <w:ind w:left="2880" w:hanging="360"/>
@@ -37064,7 +37479,7 @@
     <w:lvl w:ilvl="4">
       <w:start w:val="1"/>
       <w:numFmt w:val="bullet"/>
-      <w:lvlText w:val="-"/>
+      <w:lvlText w:val="○"/>
       <w:lvlJc w:val="left"/>
       <w:pPr>
         <w:ind w:left="3600" w:hanging="360"/>
@@ -37076,7 +37491,7 @@
     <w:lvl w:ilvl="5">
       <w:start w:val="1"/>
       <w:numFmt w:val="bullet"/>
-      <w:lvlText w:val="-"/>
+      <w:lvlText w:val="■"/>
       <w:lvlJc w:val="left"/>
       <w:pPr>
         <w:ind w:left="4320" w:hanging="360"/>
@@ -37088,7 +37503,7 @@
     <w:lvl w:ilvl="6">
       <w:start w:val="1"/>
       <w:numFmt w:val="bullet"/>
-      <w:lvlText w:val="-"/>
+      <w:lvlText w:val="●"/>
       <w:lvlJc w:val="left"/>
       <w:pPr>
         <w:ind w:left="5040" w:hanging="360"/>
@@ -37100,7 +37515,7 @@
     <w:lvl w:ilvl="7">
       <w:start w:val="1"/>
       <w:numFmt w:val="bullet"/>
-      <w:lvlText w:val="-"/>
+      <w:lvlText w:val="○"/>
       <w:lvlJc w:val="left"/>
       <w:pPr>
         <w:ind w:left="5760" w:hanging="360"/>
@@ -37112,7 +37527,7 @@
     <w:lvl w:ilvl="8">
       <w:start w:val="1"/>
       <w:numFmt w:val="bullet"/>
-      <w:lvlText w:val="-"/>
+      <w:lvlText w:val="■"/>
       <w:lvlJc w:val="left"/>
       <w:pPr>
         <w:ind w:left="6480" w:hanging="360"/>
@@ -37236,7 +37651,7 @@
     <w:lvl w:ilvl="0">
       <w:start w:val="1"/>
       <w:numFmt w:val="bullet"/>
-      <w:lvlText w:val="●"/>
+      <w:lvlText w:val="-"/>
       <w:lvlJc w:val="left"/>
       <w:pPr>
         <w:ind w:left="720" w:hanging="360"/>
@@ -37248,7 +37663,7 @@
     <w:lvl w:ilvl="1">
       <w:start w:val="1"/>
       <w:numFmt w:val="bullet"/>
-      <w:lvlText w:val="○"/>
+      <w:lvlText w:val="-"/>
       <w:lvlJc w:val="left"/>
       <w:pPr>
         <w:ind w:left="1440" w:hanging="360"/>
@@ -37260,7 +37675,7 @@
     <w:lvl w:ilvl="2">
       <w:start w:val="1"/>
       <w:numFmt w:val="bullet"/>
-      <w:lvlText w:val="■"/>
+      <w:lvlText w:val="-"/>
       <w:lvlJc w:val="left"/>
       <w:pPr>
         <w:ind w:left="2160" w:hanging="360"/>
@@ -37272,7 +37687,7 @@
     <w:lvl w:ilvl="3">
       <w:start w:val="1"/>
       <w:numFmt w:val="bullet"/>
-      <w:lvlText w:val="●"/>
+      <w:lvlText w:val="-"/>
       <w:lvlJc w:val="left"/>
       <w:pPr>
         <w:ind w:left="2880" w:hanging="360"/>
@@ -37284,7 +37699,7 @@
     <w:lvl w:ilvl="4">
       <w:start w:val="1"/>
       <w:numFmt w:val="bullet"/>
-      <w:lvlText w:val="○"/>
+      <w:lvlText w:val="-"/>
       <w:lvlJc w:val="left"/>
       <w:pPr>
         <w:ind w:left="3600" w:hanging="360"/>
@@ -37296,7 +37711,7 @@
     <w:lvl w:ilvl="5">
       <w:start w:val="1"/>
       <w:numFmt w:val="bullet"/>
-      <w:lvlText w:val="■"/>
+      <w:lvlText w:val="-"/>
       <w:lvlJc w:val="left"/>
       <w:pPr>
         <w:ind w:left="4320" w:hanging="360"/>
@@ -37308,7 +37723,7 @@
     <w:lvl w:ilvl="6">
       <w:start w:val="1"/>
       <w:numFmt w:val="bullet"/>
-      <w:lvlText w:val="●"/>
+      <w:lvlText w:val="-"/>
       <w:lvlJc w:val="left"/>
       <w:pPr>
         <w:ind w:left="5040" w:hanging="360"/>
@@ -37320,7 +37735,7 @@
     <w:lvl w:ilvl="7">
       <w:start w:val="1"/>
       <w:numFmt w:val="bullet"/>
-      <w:lvlText w:val="○"/>
+      <w:lvlText w:val="-"/>
       <w:lvlJc w:val="left"/>
       <w:pPr>
         <w:ind w:left="5760" w:hanging="360"/>
@@ -37332,7 +37747,7 @@
     <w:lvl w:ilvl="8">
       <w:start w:val="1"/>
       <w:numFmt w:val="bullet"/>
-      <w:lvlText w:val="■"/>
+      <w:lvlText w:val="-"/>
       <w:lvlJc w:val="left"/>
       <w:pPr>
         <w:ind w:left="6480" w:hanging="360"/>
@@ -38003,6 +38418,226 @@
     </w:lvl>
   </w:abstractNum>
   <w:abstractNum w:abstractNumId="63">
+    <w:lvl w:ilvl="0">
+      <w:start w:val="1"/>
+      <w:numFmt w:val="bullet"/>
+      <w:lvlText w:val="●"/>
+      <w:lvlJc w:val="left"/>
+      <w:pPr>
+        <w:ind w:left="720" w:hanging="360"/>
+      </w:pPr>
+      <w:rPr>
+        <w:u w:val="none"/>
+      </w:rPr>
+    </w:lvl>
+    <w:lvl w:ilvl="1">
+      <w:start w:val="1"/>
+      <w:numFmt w:val="bullet"/>
+      <w:lvlText w:val="○"/>
+      <w:lvlJc w:val="left"/>
+      <w:pPr>
+        <w:ind w:left="1440" w:hanging="360"/>
+      </w:pPr>
+      <w:rPr>
+        <w:u w:val="none"/>
+      </w:rPr>
+    </w:lvl>
+    <w:lvl w:ilvl="2">
+      <w:start w:val="1"/>
+      <w:numFmt w:val="bullet"/>
+      <w:lvlText w:val="■"/>
+      <w:lvlJc w:val="left"/>
+      <w:pPr>
+        <w:ind w:left="2160" w:hanging="360"/>
+      </w:pPr>
+      <w:rPr>
+        <w:u w:val="none"/>
+      </w:rPr>
+    </w:lvl>
+    <w:lvl w:ilvl="3">
+      <w:start w:val="1"/>
+      <w:numFmt w:val="bullet"/>
+      <w:lvlText w:val="●"/>
+      <w:lvlJc w:val="left"/>
+      <w:pPr>
+        <w:ind w:left="2880" w:hanging="360"/>
+      </w:pPr>
+      <w:rPr>
+        <w:u w:val="none"/>
+      </w:rPr>
+    </w:lvl>
+    <w:lvl w:ilvl="4">
+      <w:start w:val="1"/>
+      <w:numFmt w:val="bullet"/>
+      <w:lvlText w:val="○"/>
+      <w:lvlJc w:val="left"/>
+      <w:pPr>
+        <w:ind w:left="3600" w:hanging="360"/>
+      </w:pPr>
+      <w:rPr>
+        <w:u w:val="none"/>
+      </w:rPr>
+    </w:lvl>
+    <w:lvl w:ilvl="5">
+      <w:start w:val="1"/>
+      <w:numFmt w:val="bullet"/>
+      <w:lvlText w:val="■"/>
+      <w:lvlJc w:val="left"/>
+      <w:pPr>
+        <w:ind w:left="4320" w:hanging="360"/>
+      </w:pPr>
+      <w:rPr>
+        <w:u w:val="none"/>
+      </w:rPr>
+    </w:lvl>
+    <w:lvl w:ilvl="6">
+      <w:start w:val="1"/>
+      <w:numFmt w:val="bullet"/>
+      <w:lvlText w:val="●"/>
+      <w:lvlJc w:val="left"/>
+      <w:pPr>
+        <w:ind w:left="5040" w:hanging="360"/>
+      </w:pPr>
+      <w:rPr>
+        <w:u w:val="none"/>
+      </w:rPr>
+    </w:lvl>
+    <w:lvl w:ilvl="7">
+      <w:start w:val="1"/>
+      <w:numFmt w:val="bullet"/>
+      <w:lvlText w:val="○"/>
+      <w:lvlJc w:val="left"/>
+      <w:pPr>
+        <w:ind w:left="5760" w:hanging="360"/>
+      </w:pPr>
+      <w:rPr>
+        <w:u w:val="none"/>
+      </w:rPr>
+    </w:lvl>
+    <w:lvl w:ilvl="8">
+      <w:start w:val="1"/>
+      <w:numFmt w:val="bullet"/>
+      <w:lvlText w:val="■"/>
+      <w:lvlJc w:val="left"/>
+      <w:pPr>
+        <w:ind w:left="6480" w:hanging="360"/>
+      </w:pPr>
+      <w:rPr>
+        <w:u w:val="none"/>
+      </w:rPr>
+    </w:lvl>
+  </w:abstractNum>
+  <w:abstractNum w:abstractNumId="64">
+    <w:lvl w:ilvl="0">
+      <w:start w:val="1"/>
+      <w:numFmt w:val="bullet"/>
+      <w:lvlText w:val="●"/>
+      <w:lvlJc w:val="left"/>
+      <w:pPr>
+        <w:ind w:left="720" w:hanging="360"/>
+      </w:pPr>
+      <w:rPr>
+        <w:u w:val="none"/>
+      </w:rPr>
+    </w:lvl>
+    <w:lvl w:ilvl="1">
+      <w:start w:val="1"/>
+      <w:numFmt w:val="bullet"/>
+      <w:lvlText w:val="○"/>
+      <w:lvlJc w:val="left"/>
+      <w:pPr>
+        <w:ind w:left="1440" w:hanging="360"/>
+      </w:pPr>
+      <w:rPr>
+        <w:u w:val="none"/>
+      </w:rPr>
+    </w:lvl>
+    <w:lvl w:ilvl="2">
+      <w:start w:val="1"/>
+      <w:numFmt w:val="bullet"/>
+      <w:lvlText w:val="■"/>
+      <w:lvlJc w:val="left"/>
+      <w:pPr>
+        <w:ind w:left="2160" w:hanging="360"/>
+      </w:pPr>
+      <w:rPr>
+        <w:u w:val="none"/>
+      </w:rPr>
+    </w:lvl>
+    <w:lvl w:ilvl="3">
+      <w:start w:val="1"/>
+      <w:numFmt w:val="bullet"/>
+      <w:lvlText w:val="●"/>
+      <w:lvlJc w:val="left"/>
+      <w:pPr>
+        <w:ind w:left="2880" w:hanging="360"/>
+      </w:pPr>
+      <w:rPr>
+        <w:u w:val="none"/>
+      </w:rPr>
+    </w:lvl>
+    <w:lvl w:ilvl="4">
+      <w:start w:val="1"/>
+      <w:numFmt w:val="bullet"/>
+      <w:lvlText w:val="○"/>
+      <w:lvlJc w:val="left"/>
+      <w:pPr>
+        <w:ind w:left="3600" w:hanging="360"/>
+      </w:pPr>
+      <w:rPr>
+        <w:u w:val="none"/>
+      </w:rPr>
+    </w:lvl>
+    <w:lvl w:ilvl="5">
+      <w:start w:val="1"/>
+      <w:numFmt w:val="bullet"/>
+      <w:lvlText w:val="■"/>
+      <w:lvlJc w:val="left"/>
+      <w:pPr>
+        <w:ind w:left="4320" w:hanging="360"/>
+      </w:pPr>
+      <w:rPr>
+        <w:u w:val="none"/>
+      </w:rPr>
+    </w:lvl>
+    <w:lvl w:ilvl="6">
+      <w:start w:val="1"/>
+      <w:numFmt w:val="bullet"/>
+      <w:lvlText w:val="●"/>
+      <w:lvlJc w:val="left"/>
+      <w:pPr>
+        <w:ind w:left="5040" w:hanging="360"/>
+      </w:pPr>
+      <w:rPr>
+        <w:u w:val="none"/>
+      </w:rPr>
+    </w:lvl>
+    <w:lvl w:ilvl="7">
+      <w:start w:val="1"/>
+      <w:numFmt w:val="bullet"/>
+      <w:lvlText w:val="○"/>
+      <w:lvlJc w:val="left"/>
+      <w:pPr>
+        <w:ind w:left="5760" w:hanging="360"/>
+      </w:pPr>
+      <w:rPr>
+        <w:u w:val="none"/>
+      </w:rPr>
+    </w:lvl>
+    <w:lvl w:ilvl="8">
+      <w:start w:val="1"/>
+      <w:numFmt w:val="bullet"/>
+      <w:lvlText w:val="■"/>
+      <w:lvlJc w:val="left"/>
+      <w:pPr>
+        <w:ind w:left="6480" w:hanging="360"/>
+      </w:pPr>
+      <w:rPr>
+        <w:u w:val="none"/>
+      </w:rPr>
+    </w:lvl>
+  </w:abstractNum>
+  <w:abstractNum w:abstractNumId="65">
     <w:lvl w:ilvl="0">
       <w:start w:val="1"/>
       <w:numFmt w:val="bullet"/>
@@ -38300,6 +38935,12 @@
   </w:num>
   <w:num w:numId="63">
     <w:abstractNumId w:val="63"/>
+  </w:num>
+  <w:num w:numId="64">
+    <w:abstractNumId w:val="64"/>
+  </w:num>
+  <w:num w:numId="65">
+    <w:abstractNumId w:val="65"/>
   </w:num>
 </w:numbering>
 </file>
@@ -39248,7 +39889,7 @@
 
 <file path=customXML/item1.xml><?xml version="1.0" encoding="utf-8"?>
 <go:gDocsCustomXmlDataStorage xmlns:go="http://customooxmlschemas.google.com/" xmlns:r="http://schemas.openxmlformats.org/officeDocument/2006/relationships" uri="GoogleDocsCustomDataVersion2">
-  <go:docsCustomData xmlns:go="http://customooxmlschemas.google.com/" roundtripDataSignature="AMtx7mgEUjNRA6FR63P07195xIldrUFF2A==">CgMxLjAaHQoBMBIYChYIB0ISEhBBcmlhbCBVbmljb2RlIE1TGh0KATESGAoWCAdCEhIQQXJpYWwgVW5pY29kZSBNUxodCgEyEhgKFggHQhISEEFyaWFsIFVuaWNvZGUgTVMaHQoBMxIYChYIB0ISEhBBcmlhbCBVbmljb2RlIE1TGh0KATQSGAoWCAdCEhIQQXJpYWwgVW5pY29kZSBNUxodCgE1EhgKFggHQhISEEFyaWFsIFVuaWNvZGUgTVMaHQoBNhIYChYIB0ISEhBBcmlhbCBVbmljb2RlIE1TGh0KATcSGAoWCAdCEhIQQXJpYWwgVW5pY29kZSBNUxodCgE4EhgKFggHQhISEEFyaWFsIFVuaWNvZGUgTVMaHQoBORIYChYIB0ISEhBBcmlhbCBVbmljb2RlIE1TMg5oLmlxY2NoY3VtaTE4cDIOaC5hd3U2dGtlOHdjd2YyDmgudnpocGR2ZjRjejhiMg5oLnNoOGx3YXl5ZnV0bDIOaC5nYjh2bHN3dnM1YnQyDWguaWY1MDMxb2R0MWEyDmgudXJ3NTBoZ2xqMzFvMg5oLmx3dHYzbDV4Zm9mYjIOaC5ibm96NGRuanJva2EyDmgucGJoMmppdWNla2NsMg5oLjQ1MmdteWt0MnAyZTIOaC44eHBvYWZtNGl2aWoyDmgudG1kY2ppemN6MWdkMg5oLmx2bzQwcnc3NXNlNDIOaC5xbjl1bzA0dXNodW0yDWguN3k2MnpobmtnNnAyDmguYjBnajA1ODV3dmdsMg5oLm9udXE0OXo3ZjJ1bDIOaC5mOGdzYTNtMTFqeDQyDmgubnpnMjhobGxydWxhMg5oLnhmMWpzbWJuMmpjMzIOaC5keG1qeW05dTZtYnUyDmguaTd2Z3Nzcnprcjk0Mg5oLmh1MWgycGM2NXczYjIOaC5oZG1peGV1d2NseXoyDmguemZxNGEwb2I0bzJ1Mg5oLnE0Z3Jjejd6cjB0azIOaC5rOTZvY3FqYjVjZmIyDmgueDVzYXczM2s3ZXZxMg5oLmtjc2RlZWY2eDJpaDIOaC5zdTllY2V5anN5Y2oyDmgucmt1enh4Z3JremN3Mg5oLjNsaXFiZHU5bDczZDIOaC41ZWl0ZGZneDV5ZjcyDmguMTRoanp1a3JndTcwMg5oLndhMHZjaHlrenZrMTIOaC55dm9oNWhpZ2o3aWwyDmgubzdrcjF4cWJteHdwMg5oLmR5dzQxZjJ3bmthMTIOaC55NG13am8ycnB3b3IyDWguMjY0dnpiams1NnQyDmguejNpZTF5a2NvMnVvMg5oLnl1empuOHUyMnRneTIOaC52cXVycHJvbGx6b3gyDmgudngyczdqNXV2NXdlMg5oLnE2MTd4ZGh0cDA3NDIOaC5wdTNicHF6MjR0am4yDmguY282MHZldjhucTAyMg5oLjd1OWU2YnByeWZvYjgAciExX3pfNk94SlI4Mm56N3NCMC1ld2NjQ1k1bDlxTmlaQVY=</go:docsCustomData>
+  <go:docsCustomData xmlns:go="http://customooxmlschemas.google.com/" roundtripDataSignature="AMtx7mg9kCKuwV+MrgYd2gnuL3Fs4gyLRQ==">CgMxLjAaHQoBMBIYChYIB0ISEhBBcmlhbCBVbmljb2RlIE1TGh0KATESGAoWCAdCEhIQQXJpYWwgVW5pY29kZSBNUxodCgEyEhgKFggHQhISEEFyaWFsIFVuaWNvZGUgTVMaHQoBMxIYChYIB0ISEhBBcmlhbCBVbmljb2RlIE1TGh0KATQSGAoWCAdCEhIQQXJpYWwgVW5pY29kZSBNUxodCgE1EhgKFggHQhISEEFyaWFsIFVuaWNvZGUgTVMaHQoBNhIYChYIB0ISEhBBcmlhbCBVbmljb2RlIE1TGh0KATcSGAoWCAdCEhIQQXJpYWwgVW5pY29kZSBNUxodCgE4EhgKFggHQhISEEFyaWFsIFVuaWNvZGUgTVMaHQoBORIYChYIB0ISEhBBcmlhbCBVbmljb2RlIE1TMg5oLmlxY2NoY3VtaTE4cDIOaC5hd3U2dGtlOHdjd2YyDmgudnpocGR2ZjRjejhiMg5oLnNoOGx3YXl5ZnV0bDIOaC5nYjh2bHN3dnM1YnQyDmgucnI4czR4ZTl0N2F4Mg1oLmlmNTAzMW9kdDFhMg1oLmlmNTAzMW9kdDFhMg5oLmtuamR4ZzVkcmZ6dDINaC5pZjUwMzFvZHQxYTINaC5pZjUwMzFvZHQxYTINaC5pZjUwMzFvZHQxYTINaC5pZjUwMzFvZHQxYTINaC5pZjUwMzFvZHQxYTIOaC5sYmtnYmV1YmFiNmsyDWguaWY1MDMxb2R0MWEyDWguaWY1MDMxb2R0MWEyDWguaWY1MDMxb2R0MWEyDWguaWY1MDMxb2R0MWEyDWguaWY1MDMxb2R0MWEyDWguaWY1MDMxb2R0MWEyDWguaWY1MDMxb2R0MWEyDWguaWY1MDMxb2R0MWEyDmguZDNiOGNqZXJja2VoMg1oLmlmNTAzMW9kdDFhMg5oLnVydzUwaGdsajMxbzIOaC5sd3R2M2w1eGZvZmIyDmguYm5vejRkbmpyb2thMg5oLnBiaDJqaXVjZWtjbDIOaC40NTJnbXlrdDJwMmUyDmguOHhwb2FmbTRpdmlqMg5oLnRtZGNqaXpjejFnZDIOaC5sdm80MHJ3NzVzZTQyDmgucW45dW8wNHVzaHVtMg1oLjd5NjJ6aG5rZzZwMg5oLmIwZ2owNTg1d3ZnbDIOaC5vbnVxNDl6N2YydWwyDmguZjhnc2EzbTExang0Mg5oLm56ZzI4aGxscnVsYTIOaC54ZjFqc21ibjJqYzMyDmguZHhtanltOXU2bWJ1Mg5oLmk3dmdzc3J6a3I5NDIOaC5odTFoMnBjNjV3M2IyDmguaGRtaXhldXdjbHl6Mg5oLnpmcTRhMG9iNG8ydTIOaC5xNGdyY3o3enIwdGsyDmguazk2b2NxamI1Y2ZiMg5oLng1c2F3MzNrN2V2cTIOaC5rY3NkZWVmNngyaWgyDmguc3U5ZWNleWpzeWNqMg5oLnJrdXp4eGdya3pjdzIOaC4zbGlxYmR1OWw3M2QyDmguNWVpdGRmZ3g1eWY3Mg5oLjE0aGp6dWtyZ3U3MDIOaC53YTB2Y2h5a3p2azEyDmgueXZvaDVoaWdqN2lsMg5oLm83a3IxeHFibXh3cDIOaC5keXc0MWYyd25rYTEyDmgueTRtd2pvMnJwd29yMg1oLjI2NHZ6YmprNTZ0Mg5oLnozaWUxeWtjbzJ1bzIOaC55dXpqbjh1MjJ0Z3kyDmgudnF1cnByb2xsem94Mg5oLnZ4MnM3ajV1djV3ZTIOaC5xNjE3eGRodHAwNzQyDmgucHUzYnBxejI0dGpuMg5oLmNvNjB2ZXY4bnEwMjIOaC43dTllNmJwcnlmb2I4AHIhMV96XzZPeEpSODJuejdzQjAtZXdjY0NZNWw5cU5pWkFW</go:docsCustomData>
 </go:gDocsCustomXmlDataStorage>
 </file>
 
